--- a/Parcial 1/Guias/RF2/01_Guia_PlantUML_CU_Analisis_TeKMess_V1.0.docx
+++ b/Parcial 1/Guias/RF2/01_Guia_PlantUML_CU_Analisis_TeKMess_V1.0.docx
@@ -1,6 +1,6 @@
 
 <file path=word/document.xml><?xml version="1.0" encoding="utf-8"?>
-<w:document xmlns:wpc="http://schemas.microsoft.com/office/word/2010/wordprocessingCanvas" xmlns:cx="http://schemas.microsoft.com/office/drawing/2014/chartex" xmlns:cx1="http://schemas.microsoft.com/office/drawing/2015/9/8/chartex" xmlns:cx2="http://schemas.microsoft.com/office/drawing/2015/10/21/chartex" xmlns:cx3="http://schemas.microsoft.com/office/drawing/2016/5/9/chartex" xmlns:cx4="http://schemas.microsoft.com/office/drawing/2016/5/10/chartex" xmlns:cx5="http://schemas.microsoft.com/office/drawing/2016/5/11/chartex" xmlns:cx6="http://schemas.microsoft.com/office/drawing/2016/5/12/chartex" xmlns:cx7="http://schemas.microsoft.com/office/drawing/2016/5/13/chartex" xmlns:cx8="http://schemas.microsoft.com/office/drawing/2016/5/14/chartex" xmlns:mc="http://schemas.openxmlformats.org/markup-compatibility/2006" xmlns:aink="http://schemas.microsoft.com/office/drawing/2016/ink" xmlns:am3d="http://schemas.microsoft.com/office/drawing/2017/model3d" xmlns:o="urn:schemas-microsoft-com:office:office" xmlns:r="http://schemas.openxmlformats.org/officeDocument/2006/relationships" xmlns:m="http://schemas.openxmlformats.org/officeDocument/2006/math" xmlns:v="urn:schemas-microsoft-com:vml" xmlns:wp14="http://schemas.microsoft.com/office/word/2010/wordprocessingDrawing" xmlns:wp="http://schemas.openxmlformats.org/drawingml/2006/wordprocessingDrawing" xmlns:w10="urn:schemas-microsoft-com:office:word" xmlns:w="http://schemas.openxmlformats.org/wordprocessingml/2006/main" xmlns:w14="http://schemas.microsoft.com/office/word/2010/wordml" xmlns:w15="http://schemas.microsoft.com/office/word/2012/wordml" xmlns:w16cex="http://schemas.microsoft.com/office/word/2018/wordml/cex" xmlns:w16cid="http://schemas.microsoft.com/office/word/2016/wordml/cid" xmlns:w16="http://schemas.microsoft.com/office/word/2018/wordml" xmlns:w16sdtdh="http://schemas.microsoft.com/office/word/2020/wordml/sdtdatahash" xmlns:w16se="http://schemas.microsoft.com/office/word/2015/wordml/symex" xmlns:wpg="http://schemas.microsoft.com/office/word/2010/wordprocessingGroup" xmlns:wpi="http://schemas.microsoft.com/office/word/2010/wordprocessingInk" xmlns:wne="http://schemas.microsoft.com/office/word/2006/wordml" xmlns:wps="http://schemas.microsoft.com/office/word/2010/wordprocessingShape" mc:Ignorable="w14 w15 w16se w16cid w16 w16cex w16sdtdh wp14">
+<w:document xmlns:wpc="http://schemas.microsoft.com/office/word/2010/wordprocessingCanvas" xmlns:cx="http://schemas.microsoft.com/office/drawing/2014/chartex" xmlns:cx1="http://schemas.microsoft.com/office/drawing/2015/9/8/chartex" xmlns:cx2="http://schemas.microsoft.com/office/drawing/2015/10/21/chartex" xmlns:cx3="http://schemas.microsoft.com/office/drawing/2016/5/9/chartex" xmlns:cx4="http://schemas.microsoft.com/office/drawing/2016/5/10/chartex" xmlns:cx5="http://schemas.microsoft.com/office/drawing/2016/5/11/chartex" xmlns:cx6="http://schemas.microsoft.com/office/drawing/2016/5/12/chartex" xmlns:cx7="http://schemas.microsoft.com/office/drawing/2016/5/13/chartex" xmlns:cx8="http://schemas.microsoft.com/office/drawing/2016/5/14/chartex" xmlns:mc="http://schemas.openxmlformats.org/markup-compatibility/2006" xmlns:aink="http://schemas.microsoft.com/office/drawing/2016/ink" xmlns:am3d="http://schemas.microsoft.com/office/drawing/2017/model3d" xmlns:o="urn:schemas-microsoft-com:office:office" xmlns:oel="http://schemas.microsoft.com/office/2019/extlst" xmlns:r="http://schemas.openxmlformats.org/officeDocument/2006/relationships" xmlns:m="http://schemas.openxmlformats.org/officeDocument/2006/math" xmlns:v="urn:schemas-microsoft-com:vml" xmlns:wp14="http://schemas.microsoft.com/office/word/2010/wordprocessingDrawing" xmlns:wp="http://schemas.openxmlformats.org/drawingml/2006/wordprocessingDrawing" xmlns:w10="urn:schemas-microsoft-com:office:word" xmlns:w="http://schemas.openxmlformats.org/wordprocessingml/2006/main" xmlns:w14="http://schemas.microsoft.com/office/word/2010/wordml" xmlns:w15="http://schemas.microsoft.com/office/word/2012/wordml" xmlns:w16cex="http://schemas.microsoft.com/office/word/2018/wordml/cex" xmlns:w16cid="http://schemas.microsoft.com/office/word/2016/wordml/cid" xmlns:w16="http://schemas.microsoft.com/office/word/2018/wordml" xmlns:w16du="http://schemas.microsoft.com/office/word/2023/wordml/word16du" xmlns:w16sdtdh="http://schemas.microsoft.com/office/word/2020/wordml/sdtdatahash" xmlns:w16sdtfl="http://schemas.microsoft.com/office/word/2024/wordml/sdtformatlock" xmlns:w16se="http://schemas.microsoft.com/office/word/2015/wordml/symex" xmlns:wpg="http://schemas.microsoft.com/office/word/2010/wordprocessingGroup" xmlns:wpi="http://schemas.microsoft.com/office/word/2010/wordprocessingInk" xmlns:wne="http://schemas.microsoft.com/office/word/2006/wordml" xmlns:wps="http://schemas.microsoft.com/office/word/2010/wordprocessingShape" mc:Ignorable="w14 w15 w16se w16cid w16 w16cex w16sdtdh w16sdtfl w16du wp14">
   <w:body>
     <w:p>
       <w:pPr>
@@ -66,7 +66,7 @@
     </w:p>
     <w:p>
       <w:pPr>
-        <w:pStyle w:val="Heading1"/>
+        <w:pStyle w:val="Ttulo1"/>
         <w:spacing w:after="120" w:line="252" w:lineRule="auto"/>
         <w:rPr>
           <w:lang w:val="es-EC"/>
@@ -125,7 +125,20 @@
         <w:rPr>
           <w:lang w:val="es-EC"/>
         </w:rPr>
-        <w:t>, hacia un Modelo de uso de análisis, que sea claro, trazable y verificable.</w:t>
+        <w:t xml:space="preserve">, hacia un Modelo de </w:t>
+      </w:r>
+      <w:r>
+        <w:rPr>
+          <w:u w:val="single"/>
+          <w:lang w:val="es-EC"/>
+        </w:rPr>
+        <w:t>uso</w:t>
+      </w:r>
+      <w:r>
+        <w:rPr>
+          <w:lang w:val="es-EC"/>
+        </w:rPr>
+        <w:t xml:space="preserve"> de análisis, que sea claro, trazable y verificable.</w:t>
       </w:r>
     </w:p>
     <w:p>
@@ -152,7 +165,7 @@
     </w:p>
     <w:p>
       <w:pPr>
-        <w:pStyle w:val="Heading1"/>
+        <w:pStyle w:val="Ttulo1"/>
         <w:spacing w:after="120" w:line="252" w:lineRule="auto"/>
         <w:rPr>
           <w:lang w:val="es-EC"/>
@@ -167,7 +180,7 @@
     </w:p>
     <w:tbl>
       <w:tblPr>
-        <w:tblStyle w:val="TableGrid"/>
+        <w:tblStyle w:val="Tablaconcuadrcula"/>
         <w:tblW w:w="0" w:type="auto"/>
         <w:jc w:val="center"/>
         <w:tblLook w:val="04A0" w:firstRow="1" w:lastRow="0" w:firstColumn="1" w:lastColumn="0" w:noHBand="0" w:noVBand="1"/>
@@ -406,23 +419,7 @@
                 <w:sz w:val="18"/>
                 <w:lang w:val="es-EC"/>
               </w:rPr>
-              <w:t xml:space="preserve">Diagrama de casos de uso en </w:t>
-            </w:r>
-            <w:proofErr w:type="spellStart"/>
-            <w:r>
-              <w:rPr>
-                <w:sz w:val="18"/>
-                <w:lang w:val="es-EC"/>
-              </w:rPr>
-              <w:t>PlantUML</w:t>
-            </w:r>
-            <w:proofErr w:type="spellEnd"/>
-            <w:r>
-              <w:rPr>
-                <w:sz w:val="18"/>
-                <w:lang w:val="es-EC"/>
-              </w:rPr>
-              <w:t xml:space="preserve"> y </w:t>
+              <w:t xml:space="preserve">Diagrama de casos de uso en PlantUML y </w:t>
             </w:r>
             <w:r>
               <w:rPr>
@@ -702,7 +699,7 @@
     </w:tbl>
     <w:p>
       <w:pPr>
-        <w:pStyle w:val="Heading1"/>
+        <w:pStyle w:val="Ttulo1"/>
         <w:spacing w:after="120" w:line="252" w:lineRule="auto"/>
         <w:rPr>
           <w:lang w:val="es-EC"/>
@@ -723,7 +720,7 @@
     </w:p>
     <w:p>
       <w:pPr>
-        <w:pStyle w:val="ListParagraph"/>
+        <w:pStyle w:val="Prrafodelista"/>
         <w:numPr>
           <w:ilvl w:val="0"/>
           <w:numId w:val="10"/>
@@ -741,7 +738,7 @@
     </w:p>
     <w:p>
       <w:pPr>
-        <w:pStyle w:val="ListParagraph"/>
+        <w:pStyle w:val="Prrafodelista"/>
         <w:numPr>
           <w:ilvl w:val="0"/>
           <w:numId w:val="10"/>
@@ -759,7 +756,7 @@
     </w:p>
     <w:p>
       <w:pPr>
-        <w:pStyle w:val="ListParagraph"/>
+        <w:pStyle w:val="Prrafodelista"/>
         <w:numPr>
           <w:ilvl w:val="0"/>
           <w:numId w:val="10"/>
@@ -791,7 +788,7 @@
     </w:p>
     <w:p>
       <w:pPr>
-        <w:pStyle w:val="ListParagraph"/>
+        <w:pStyle w:val="Prrafodelista"/>
         <w:numPr>
           <w:ilvl w:val="0"/>
           <w:numId w:val="10"/>
@@ -809,7 +806,7 @@
     </w:p>
     <w:p>
       <w:pPr>
-        <w:pStyle w:val="ListParagraph"/>
+        <w:pStyle w:val="Prrafodelista"/>
         <w:numPr>
           <w:ilvl w:val="0"/>
           <w:numId w:val="10"/>
@@ -847,7 +844,7 @@
     </w:p>
     <w:p>
       <w:pPr>
-        <w:pStyle w:val="Heading1"/>
+        <w:pStyle w:val="Ttulo1"/>
         <w:spacing w:after="120" w:line="252" w:lineRule="auto"/>
         <w:rPr>
           <w:lang w:val="es-EC"/>
@@ -883,16 +880,16 @@
     </w:p>
     <w:tbl>
       <w:tblPr>
-        <w:tblStyle w:val="TableGrid"/>
+        <w:tblStyle w:val="Tablaconcuadrcula"/>
         <w:tblW w:w="0" w:type="auto"/>
         <w:jc w:val="center"/>
         <w:tblLook w:val="04A0" w:firstRow="1" w:lastRow="0" w:firstColumn="1" w:lastColumn="0" w:noHBand="0" w:noVBand="1"/>
       </w:tblPr>
       <w:tblGrid>
-        <w:gridCol w:w="2480"/>
-        <w:gridCol w:w="2482"/>
-        <w:gridCol w:w="2482"/>
-        <w:gridCol w:w="2482"/>
+        <w:gridCol w:w="2481"/>
+        <w:gridCol w:w="2481"/>
+        <w:gridCol w:w="2483"/>
+        <w:gridCol w:w="2481"/>
       </w:tblGrid>
       <w:tr>
         <w:trPr>
@@ -1141,34 +1138,11 @@
           </w:tcPr>
           <w:p>
             <w:r>
-              <w:t>Cedula</w:t>
-            </w:r>
-          </w:p>
-        </w:tc>
-        <w:tc>
-          <w:tcPr>
-            <w:tcW w:w="2484" w:type="dxa"/>
-          </w:tcPr>
-          <w:p>
+              <w:t xml:space="preserve">Nombre de </w:t>
+            </w:r>
             <w:proofErr w:type="spellStart"/>
             <w:r>
-              <w:t>Entero</w:t>
-            </w:r>
-            <w:proofErr w:type="spellEnd"/>
-            <w:r>
-              <w:t xml:space="preserve"> o </w:t>
-            </w:r>
-            <w:proofErr w:type="spellStart"/>
-            <w:r>
-              <w:t>texto</w:t>
-            </w:r>
-            <w:proofErr w:type="spellEnd"/>
-            <w:r>
-              <w:t xml:space="preserve"> </w:t>
-            </w:r>
-            <w:proofErr w:type="spellStart"/>
-            <w:r>
-              <w:t>corto</w:t>
+              <w:t>Usuario</w:t>
             </w:r>
             <w:proofErr w:type="spellEnd"/>
           </w:p>
@@ -1180,28 +1154,9 @@
           <w:p>
             <w:proofErr w:type="spellStart"/>
             <w:r>
-              <w:t>Identificador</w:t>
+              <w:t>Texto</w:t>
             </w:r>
             <w:proofErr w:type="spellEnd"/>
-            <w:r>
-              <w:t xml:space="preserve"> </w:t>
-            </w:r>
-            <w:proofErr w:type="spellStart"/>
-            <w:r>
-              <w:t>único</w:t>
-            </w:r>
-            <w:proofErr w:type="spellEnd"/>
-            <w:r>
-              <w:t xml:space="preserve"> del </w:t>
-            </w:r>
-            <w:proofErr w:type="spellStart"/>
-            <w:r>
-              <w:t>empleado</w:t>
-            </w:r>
-            <w:proofErr w:type="spellEnd"/>
-            <w:r>
-              <w:t>.</w:t>
-            </w:r>
           </w:p>
         </w:tc>
         <w:tc>
@@ -1211,15 +1166,38 @@
           <w:p>
             <w:proofErr w:type="spellStart"/>
             <w:r>
+              <w:t>Identificador</w:t>
+            </w:r>
+            <w:proofErr w:type="spellEnd"/>
+            <w:r>
+              <w:t xml:space="preserve"> </w:t>
+            </w:r>
+            <w:proofErr w:type="spellStart"/>
+            <w:r>
+              <w:t>único</w:t>
+            </w:r>
+            <w:proofErr w:type="spellEnd"/>
+            <w:r>
+              <w:t xml:space="preserve"> de </w:t>
+            </w:r>
+            <w:proofErr w:type="spellStart"/>
+            <w:r>
+              <w:t>acceso</w:t>
+            </w:r>
+            <w:proofErr w:type="spellEnd"/>
+            <w:r>
+              <w:t>.</w:t>
+            </w:r>
+          </w:p>
+        </w:tc>
+        <w:tc>
+          <w:tcPr>
+            <w:tcW w:w="2484" w:type="dxa"/>
+          </w:tcPr>
+          <w:p>
+            <w:proofErr w:type="spellStart"/>
+            <w:r>
               <w:t>Obligatorio</w:t>
-            </w:r>
-            <w:proofErr w:type="spellEnd"/>
-            <w:r>
-              <w:t xml:space="preserve"> y no </w:t>
-            </w:r>
-            <w:proofErr w:type="spellStart"/>
-            <w:r>
-              <w:t>repetido</w:t>
             </w:r>
             <w:proofErr w:type="spellEnd"/>
             <w:r>
@@ -1240,12 +1218,76 @@
           <w:p>
             <w:proofErr w:type="spellStart"/>
             <w:r>
-              <w:t>Nombr</w:t>
-            </w:r>
-            <w:r>
-              <w:t>e</w:t>
+              <w:t>Contraseña</w:t>
             </w:r>
             <w:proofErr w:type="spellEnd"/>
+          </w:p>
+        </w:tc>
+        <w:tc>
+          <w:tcPr>
+            <w:tcW w:w="2484" w:type="dxa"/>
+          </w:tcPr>
+          <w:p>
+            <w:proofErr w:type="spellStart"/>
+            <w:r>
+              <w:t>Texto</w:t>
+            </w:r>
+            <w:proofErr w:type="spellEnd"/>
+            <w:r>
+              <w:t xml:space="preserve"> (Hash)</w:t>
+            </w:r>
+          </w:p>
+        </w:tc>
+        <w:tc>
+          <w:tcPr>
+            <w:tcW w:w="2484" w:type="dxa"/>
+          </w:tcPr>
+          <w:p>
+            <w:pPr>
+              <w:rPr>
+                <w:lang w:val="es-EC"/>
+              </w:rPr>
+            </w:pPr>
+            <w:r>
+              <w:rPr>
+                <w:lang w:val="es-MX"/>
+              </w:rPr>
+              <w:t>Clave de seguridad del usuario.</w:t>
+            </w:r>
+          </w:p>
+        </w:tc>
+        <w:tc>
+          <w:tcPr>
+            <w:tcW w:w="2484" w:type="dxa"/>
+          </w:tcPr>
+          <w:p>
+            <w:pPr>
+              <w:rPr>
+                <w:lang w:val="es-MX"/>
+              </w:rPr>
+            </w:pPr>
+            <w:r>
+              <w:rPr>
+                <w:lang w:val="es-MX"/>
+              </w:rPr>
+              <w:t>Obligatorio, bajo políticas de seguridad.</w:t>
+            </w:r>
+          </w:p>
+        </w:tc>
+      </w:tr>
+      <w:tr>
+        <w:trPr>
+          <w:cantSplit/>
+          <w:jc w:val="center"/>
+        </w:trPr>
+        <w:tc>
+          <w:tcPr>
+            <w:tcW w:w="2484" w:type="dxa"/>
+          </w:tcPr>
+          <w:p>
+            <w:r>
+              <w:t>Código OTP</w:t>
+            </w:r>
           </w:p>
         </w:tc>
         <w:tc>
@@ -1272,21 +1314,9 @@
             </w:pPr>
             <w:r>
               <w:rPr>
-                <w:lang w:val="es-EC"/>
+                <w:lang w:val="es-MX"/>
               </w:rPr>
-              <w:t xml:space="preserve">Nombre del </w:t>
-            </w:r>
-            <w:r>
-              <w:rPr>
-                <w:lang w:val="es-EC"/>
-              </w:rPr>
-              <w:t>personal registrado</w:t>
-            </w:r>
-            <w:r>
-              <w:rPr>
-                <w:lang w:val="es-EC"/>
-              </w:rPr>
-              <w:t>.</w:t>
+              <w:t>Código numérico de verificación MFA/Recuperación.</w:t>
             </w:r>
           </w:p>
         </w:tc>
@@ -1295,13 +1325,16 @@
             <w:tcW w:w="2484" w:type="dxa"/>
           </w:tcPr>
           <w:p>
-            <w:proofErr w:type="spellStart"/>
-            <w:r>
-              <w:t>Obligatorio</w:t>
-            </w:r>
-            <w:proofErr w:type="spellEnd"/>
-            <w:r>
-              <w:t>.</w:t>
+            <w:pPr>
+              <w:rPr>
+                <w:lang w:val="es-EC"/>
+              </w:rPr>
+            </w:pPr>
+            <w:r>
+              <w:rPr>
+                <w:lang w:val="es-MX"/>
+              </w:rPr>
+              <w:t>Obligatorio, con tiempo de expiración.</w:t>
             </w:r>
           </w:p>
         </w:tc>
@@ -1316,118 +1349,9 @@
             <w:tcW w:w="2484" w:type="dxa"/>
           </w:tcPr>
           <w:p>
-            <w:proofErr w:type="spellStart"/>
-            <w:r>
-              <w:t>Rol</w:t>
-            </w:r>
-            <w:proofErr w:type="spellEnd"/>
-          </w:p>
-          <w:p/>
-        </w:tc>
-        <w:tc>
-          <w:tcPr>
-            <w:tcW w:w="2484" w:type="dxa"/>
-          </w:tcPr>
-          <w:p>
-            <w:proofErr w:type="spellStart"/>
-            <w:proofErr w:type="gramStart"/>
-            <w:r>
-              <w:t>Texto</w:t>
-            </w:r>
-            <w:proofErr w:type="spellEnd"/>
-            <w:r>
-              <w:t>(</w:t>
-            </w:r>
-            <w:proofErr w:type="gramEnd"/>
-            <w:r>
-              <w:t>Enum)</w:t>
-            </w:r>
-          </w:p>
-        </w:tc>
-        <w:tc>
-          <w:tcPr>
-            <w:tcW w:w="2484" w:type="dxa"/>
-          </w:tcPr>
-          <w:p>
-            <w:pPr>
-              <w:rPr>
-                <w:lang w:val="es-EC"/>
-              </w:rPr>
-            </w:pPr>
-            <w:r>
-              <w:rPr>
-                <w:lang w:val="es-EC"/>
-              </w:rPr>
-              <w:t xml:space="preserve">Cargo (Guardia, Supervisor, Centralista, </w:t>
-            </w:r>
-            <w:proofErr w:type="gramStart"/>
-            <w:r>
-              <w:rPr>
-                <w:lang w:val="es-EC"/>
-              </w:rPr>
-              <w:t>Jefe</w:t>
-            </w:r>
-            <w:proofErr w:type="gramEnd"/>
-            <w:r>
-              <w:rPr>
-                <w:lang w:val="es-EC"/>
-              </w:rPr>
-              <w:t>)</w:t>
-            </w:r>
-            <w:r>
-              <w:rPr>
-                <w:lang w:val="es-EC"/>
-              </w:rPr>
-              <w:t>.</w:t>
-            </w:r>
-          </w:p>
-        </w:tc>
-        <w:tc>
-          <w:tcPr>
-            <w:tcW w:w="2484" w:type="dxa"/>
-          </w:tcPr>
-          <w:p>
-            <w:pPr>
-              <w:rPr>
-                <w:lang w:val="es-EC"/>
-              </w:rPr>
-            </w:pPr>
-            <w:r>
-              <w:rPr>
-                <w:lang w:val="es-EC"/>
-              </w:rPr>
-              <w:t xml:space="preserve">Obligatoria; </w:t>
-            </w:r>
-            <w:r>
-              <w:rPr>
-                <w:lang w:val="es-EC"/>
-              </w:rPr>
-              <w:t>debe ser uno de los cuatro perfiles existentes</w:t>
-            </w:r>
-            <w:r>
-              <w:rPr>
-                <w:lang w:val="es-EC"/>
-              </w:rPr>
-              <w:t>.</w:t>
-            </w:r>
-          </w:p>
-        </w:tc>
-      </w:tr>
-      <w:tr>
-        <w:trPr>
-          <w:cantSplit/>
-          <w:jc w:val="center"/>
-        </w:trPr>
-        <w:tc>
-          <w:tcPr>
-            <w:tcW w:w="2484" w:type="dxa"/>
-          </w:tcPr>
-          <w:p>
-            <w:proofErr w:type="spellStart"/>
             <w:r>
               <w:t>Correo</w:t>
             </w:r>
-            <w:proofErr w:type="spellEnd"/>
           </w:p>
         </w:tc>
         <w:tc>
@@ -1454,15 +1378,9 @@
             </w:pPr>
             <w:r>
               <w:rPr>
-                <w:lang w:val="es-EC"/>
+                <w:lang w:val="es-MX"/>
               </w:rPr>
-              <w:t>Dirección de envío para c</w:t>
-            </w:r>
-            <w:r>
-              <w:rPr>
-                <w:lang w:val="es-EC"/>
-              </w:rPr>
-              <w:t>redenciales y OTP</w:t>
+              <w:t>Canal de envío para los códigos de verificación.</w:t>
             </w:r>
           </w:p>
         </w:tc>
@@ -1476,11 +1394,13 @@
                 <w:lang w:val="es-EC"/>
               </w:rPr>
             </w:pPr>
-            <w:r>
-              <w:rPr>
-                <w:lang w:val="es-EC"/>
-              </w:rPr>
-              <w:t>Obligatorio formato de correo valido</w:t>
+            <w:proofErr w:type="spellStart"/>
+            <w:r>
+              <w:t>Obligatorio</w:t>
+            </w:r>
+            <w:proofErr w:type="spellEnd"/>
+            <w:r>
+              <w:t>.</w:t>
             </w:r>
           </w:p>
         </w:tc>
@@ -1488,9 +1408,10 @@
     </w:tbl>
     <w:p>
       <w:pPr>
-        <w:pStyle w:val="Heading1"/>
+        <w:pStyle w:val="Ttulo1"/>
         <w:spacing w:after="120" w:line="252" w:lineRule="auto"/>
         <w:rPr>
+          <w:u w:val="single"/>
           <w:lang w:val="es-EC"/>
         </w:rPr>
       </w:pPr>
@@ -1524,12 +1445,24 @@
         <w:rPr>
           <w:lang w:val="es-EC"/>
         </w:rPr>
-        <w:t xml:space="preserve"> RF-01)</w:t>
+        <w:t xml:space="preserve"> RF-0</w:t>
+      </w:r>
+      <w:r>
+        <w:rPr>
+          <w:lang w:val="es-EC"/>
+        </w:rPr>
+        <w:t>2</w:t>
+      </w:r>
+      <w:r>
+        <w:rPr>
+          <w:lang w:val="es-EC"/>
+        </w:rPr>
+        <w:t>)</w:t>
       </w:r>
     </w:p>
     <w:tbl>
       <w:tblPr>
-        <w:tblStyle w:val="TableGrid"/>
+        <w:tblStyle w:val="Tablaconcuadrcula"/>
         <w:tblW w:w="0" w:type="auto"/>
         <w:jc w:val="center"/>
         <w:tblLook w:val="04A0" w:firstRow="1" w:lastRow="0" w:firstColumn="1" w:lastColumn="0" w:noHBand="0" w:noVBand="1"/>
@@ -1547,77 +1480,133 @@
         </w:trPr>
         <w:tc>
           <w:tcPr>
-            <w:tcW w:w="2484" w:type="dxa"/>
+            <w:tcW w:w="2481" w:type="dxa"/>
             <w:shd w:val="clear" w:color="auto" w:fill="1F4E79"/>
           </w:tcPr>
           <w:p>
-            <w:r>
+            <w:pPr>
+              <w:rPr>
+                <w:u w:val="single"/>
+              </w:rPr>
+            </w:pPr>
+            <w:r>
+              <w:rPr>
+                <w:u w:val="single"/>
+              </w:rPr>
               <w:t>Código</w:t>
             </w:r>
           </w:p>
         </w:tc>
         <w:tc>
           <w:tcPr>
-            <w:tcW w:w="2484" w:type="dxa"/>
+            <w:tcW w:w="2482" w:type="dxa"/>
             <w:shd w:val="clear" w:color="auto" w:fill="1F4E79"/>
           </w:tcPr>
           <w:p>
+            <w:pPr>
+              <w:rPr>
+                <w:u w:val="single"/>
+              </w:rPr>
+            </w:pPr>
             <w:proofErr w:type="spellStart"/>
             <w:r>
+              <w:rPr>
+                <w:u w:val="single"/>
+              </w:rPr>
               <w:t>Requisito</w:t>
             </w:r>
             <w:proofErr w:type="spellEnd"/>
             <w:r>
+              <w:rPr>
+                <w:u w:val="single"/>
+              </w:rPr>
               <w:t xml:space="preserve"> </w:t>
             </w:r>
             <w:proofErr w:type="spellStart"/>
             <w:r>
+              <w:rPr>
+                <w:u w:val="single"/>
+              </w:rPr>
               <w:t>funcional</w:t>
             </w:r>
             <w:proofErr w:type="spellEnd"/>
             <w:r>
+              <w:rPr>
+                <w:u w:val="single"/>
+              </w:rPr>
               <w:t xml:space="preserve"> de </w:t>
             </w:r>
             <w:proofErr w:type="spellStart"/>
             <w:r>
+              <w:rPr>
+                <w:u w:val="single"/>
+              </w:rPr>
               <w:t>nivel</w:t>
             </w:r>
             <w:proofErr w:type="spellEnd"/>
             <w:r>
+              <w:rPr>
+                <w:u w:val="single"/>
+              </w:rPr>
               <w:t xml:space="preserve"> 0</w:t>
             </w:r>
           </w:p>
         </w:tc>
         <w:tc>
           <w:tcPr>
-            <w:tcW w:w="2484" w:type="dxa"/>
+            <w:tcW w:w="2481" w:type="dxa"/>
             <w:shd w:val="clear" w:color="auto" w:fill="1F4E79"/>
           </w:tcPr>
           <w:p>
-            <w:r>
+            <w:pPr>
+              <w:rPr>
+                <w:u w:val="single"/>
+              </w:rPr>
+            </w:pPr>
+            <w:r>
+              <w:rPr>
+                <w:u w:val="single"/>
+              </w:rPr>
               <w:t>Actor principal</w:t>
             </w:r>
           </w:p>
         </w:tc>
         <w:tc>
           <w:tcPr>
-            <w:tcW w:w="2484" w:type="dxa"/>
+            <w:tcW w:w="2482" w:type="dxa"/>
             <w:shd w:val="clear" w:color="auto" w:fill="1F4E79"/>
           </w:tcPr>
           <w:p>
-            <w:r>
+            <w:pPr>
+              <w:rPr>
+                <w:u w:val="single"/>
+              </w:rPr>
+            </w:pPr>
+            <w:r>
+              <w:rPr>
+                <w:u w:val="single"/>
+              </w:rPr>
               <w:t xml:space="preserve">Caso de </w:t>
             </w:r>
             <w:proofErr w:type="spellStart"/>
             <w:r>
+              <w:rPr>
+                <w:u w:val="single"/>
+              </w:rPr>
               <w:t>uso</w:t>
             </w:r>
             <w:proofErr w:type="spellEnd"/>
             <w:r>
+              <w:rPr>
+                <w:u w:val="single"/>
+              </w:rPr>
               <w:t xml:space="preserve"> </w:t>
             </w:r>
             <w:proofErr w:type="spellStart"/>
             <w:r>
+              <w:rPr>
+                <w:u w:val="single"/>
+              </w:rPr>
               <w:t>asociado</w:t>
             </w:r>
             <w:proofErr w:type="spellEnd"/>
@@ -1631,58 +1620,47 @@
         </w:trPr>
         <w:tc>
           <w:tcPr>
-            <w:tcW w:w="2484" w:type="dxa"/>
+            <w:tcW w:w="2481" w:type="dxa"/>
           </w:tcPr>
           <w:p>
             <w:r>
-              <w:t>RF-01</w:t>
-            </w:r>
-            <w:r>
-              <w:t>.01</w:t>
+              <w:t>RF-02.01</w:t>
             </w:r>
           </w:p>
         </w:tc>
         <w:tc>
           <w:tcPr>
-            <w:tcW w:w="2484" w:type="dxa"/>
+            <w:tcW w:w="2482" w:type="dxa"/>
           </w:tcPr>
           <w:p>
-            <w:pPr>
+            <w:r>
               <w:rPr>
                 <w:lang w:val="es-EC"/>
               </w:rPr>
-            </w:pPr>
-            <w:r>
-              <w:rPr>
-                <w:lang w:val="es-EC"/>
-              </w:rPr>
-              <w:t>El sistema debe permitir la creación de un nuevo empleado</w:t>
+              <w:t>El sistema debe permitir el inicio de sesión validando identidad.</w:t>
             </w:r>
           </w:p>
         </w:tc>
         <w:tc>
           <w:tcPr>
-            <w:tcW w:w="2484" w:type="dxa"/>
+            <w:tcW w:w="2481" w:type="dxa"/>
           </w:tcPr>
           <w:p>
-            <w:r>
-              <w:t xml:space="preserve">Jefe de </w:t>
-            </w:r>
             <w:proofErr w:type="spellStart"/>
             <w:r>
-              <w:t>logística</w:t>
+              <w:t>Usuario</w:t>
             </w:r>
             <w:proofErr w:type="spellEnd"/>
           </w:p>
         </w:tc>
         <w:tc>
           <w:tcPr>
-            <w:tcW w:w="2484" w:type="dxa"/>
+            <w:tcW w:w="2482" w:type="dxa"/>
           </w:tcPr>
           <w:p>
             <w:proofErr w:type="spellStart"/>
             <w:r>
-              <w:t>Crear</w:t>
+              <w:t>Iniciar</w:t>
             </w:r>
             <w:proofErr w:type="spellEnd"/>
             <w:r>
@@ -1690,7 +1668,7 @@
             </w:r>
             <w:proofErr w:type="spellStart"/>
             <w:r>
-              <w:t>empleado</w:t>
+              <w:t>Sesión</w:t>
             </w:r>
             <w:proofErr w:type="spellEnd"/>
           </w:p>
@@ -1703,20 +1681,20 @@
         </w:trPr>
         <w:tc>
           <w:tcPr>
-            <w:tcW w:w="2484" w:type="dxa"/>
+            <w:tcW w:w="2481" w:type="dxa"/>
           </w:tcPr>
           <w:p>
             <w:r>
-              <w:t>RF-</w:t>
-            </w:r>
-            <w:r>
-              <w:t>01.05</w:t>
+              <w:t>RF-02.0</w:t>
+            </w:r>
+            <w:r>
+              <w:t>2</w:t>
             </w:r>
           </w:p>
         </w:tc>
         <w:tc>
           <w:tcPr>
-            <w:tcW w:w="2484" w:type="dxa"/>
+            <w:tcW w:w="2482" w:type="dxa"/>
           </w:tcPr>
           <w:p>
             <w:pPr>
@@ -1728,53 +1706,33 @@
               <w:rPr>
                 <w:lang w:val="es-EC"/>
               </w:rPr>
-              <w:t xml:space="preserve">El sistema debe permitir </w:t>
-            </w:r>
-            <w:r>
-              <w:rPr>
-                <w:lang w:val="es-EC"/>
-              </w:rPr>
-              <w:t xml:space="preserve">editar la información </w:t>
-            </w:r>
-            <w:r>
-              <w:rPr>
-                <w:lang w:val="es-MX"/>
-              </w:rPr>
-              <w:t>de un empleado</w:t>
+              <w:t>El sistema debe permitir el cambio de contraseña.</w:t>
             </w:r>
           </w:p>
         </w:tc>
         <w:tc>
           <w:tcPr>
-            <w:tcW w:w="2484" w:type="dxa"/>
+            <w:tcW w:w="2481" w:type="dxa"/>
           </w:tcPr>
           <w:p>
-            <w:r>
-              <w:t xml:space="preserve">Jefe de </w:t>
-            </w:r>
             <w:proofErr w:type="spellStart"/>
             <w:r>
-              <w:t>logística</w:t>
+              <w:t>Usuario</w:t>
             </w:r>
             <w:proofErr w:type="spellEnd"/>
           </w:p>
         </w:tc>
         <w:tc>
           <w:tcPr>
-            <w:tcW w:w="2484" w:type="dxa"/>
+            <w:tcW w:w="2482" w:type="dxa"/>
           </w:tcPr>
           <w:p>
+            <w:r>
+              <w:t xml:space="preserve">Cambiar </w:t>
+            </w:r>
             <w:proofErr w:type="spellStart"/>
             <w:r>
-              <w:t>Editar</w:t>
-            </w:r>
-            <w:proofErr w:type="spellEnd"/>
-            <w:r>
-              <w:t xml:space="preserve"> </w:t>
-            </w:r>
-            <w:proofErr w:type="spellStart"/>
-            <w:r>
-              <w:t>empleado</w:t>
+              <w:t>Contraseña</w:t>
             </w:r>
             <w:proofErr w:type="spellEnd"/>
           </w:p>
@@ -1787,17 +1745,20 @@
         </w:trPr>
         <w:tc>
           <w:tcPr>
-            <w:tcW w:w="2484" w:type="dxa"/>
+            <w:tcW w:w="2481" w:type="dxa"/>
           </w:tcPr>
           <w:p>
             <w:r>
-              <w:t>RF-03</w:t>
+              <w:t>RF-02.0</w:t>
+            </w:r>
+            <w:r>
+              <w:t>3</w:t>
             </w:r>
           </w:p>
         </w:tc>
         <w:tc>
           <w:tcPr>
-            <w:tcW w:w="2484" w:type="dxa"/>
+            <w:tcW w:w="2482" w:type="dxa"/>
           </w:tcPr>
           <w:p>
             <w:pPr>
@@ -1809,57 +1770,30 @@
               <w:rPr>
                 <w:lang w:val="es-EC"/>
               </w:rPr>
-              <w:t xml:space="preserve">El sistema debe permitir eliminar un </w:t>
-            </w:r>
-            <w:r>
-              <w:rPr>
-                <w:lang w:val="es-EC"/>
-              </w:rPr>
-              <w:t>empleado</w:t>
-            </w:r>
-            <w:r>
-              <w:rPr>
-                <w:lang w:val="es-EC"/>
-              </w:rPr>
-              <w:t xml:space="preserve"> seleccionado </w:t>
-            </w:r>
-            <w:r>
-              <w:rPr>
-                <w:lang w:val="es-EC"/>
-              </w:rPr>
-              <w:t>del sistema</w:t>
-            </w:r>
-            <w:r>
-              <w:rPr>
-                <w:lang w:val="es-EC"/>
-              </w:rPr>
-              <w:t>.</w:t>
+              <w:t>El sistema debe permitir recuperar la contraseña.</w:t>
             </w:r>
           </w:p>
         </w:tc>
         <w:tc>
           <w:tcPr>
-            <w:tcW w:w="2484" w:type="dxa"/>
+            <w:tcW w:w="2481" w:type="dxa"/>
           </w:tcPr>
           <w:p>
-            <w:r>
-              <w:t xml:space="preserve">Jefe de </w:t>
-            </w:r>
             <w:proofErr w:type="spellStart"/>
             <w:r>
-              <w:t>logística</w:t>
+              <w:t>Usuario</w:t>
             </w:r>
             <w:proofErr w:type="spellEnd"/>
           </w:p>
         </w:tc>
         <w:tc>
           <w:tcPr>
-            <w:tcW w:w="2484" w:type="dxa"/>
+            <w:tcW w:w="2482" w:type="dxa"/>
           </w:tcPr>
           <w:p>
             <w:proofErr w:type="spellStart"/>
             <w:r>
-              <w:t>Eliminar</w:t>
+              <w:t>Recuperar</w:t>
             </w:r>
             <w:proofErr w:type="spellEnd"/>
             <w:r>
@@ -1867,7 +1801,7 @@
             </w:r>
             <w:proofErr w:type="spellStart"/>
             <w:r>
-              <w:t>estudiante</w:t>
+              <w:t>Contraseña</w:t>
             </w:r>
             <w:proofErr w:type="spellEnd"/>
           </w:p>
@@ -1880,17 +1814,20 @@
         </w:trPr>
         <w:tc>
           <w:tcPr>
-            <w:tcW w:w="2484" w:type="dxa"/>
+            <w:tcW w:w="2481" w:type="dxa"/>
           </w:tcPr>
           <w:p>
             <w:r>
-              <w:t>RF-04</w:t>
+              <w:t>RF-02.0</w:t>
+            </w:r>
+            <w:r>
+              <w:t>4</w:t>
             </w:r>
           </w:p>
         </w:tc>
         <w:tc>
           <w:tcPr>
-            <w:tcW w:w="2484" w:type="dxa"/>
+            <w:tcW w:w="2482" w:type="dxa"/>
           </w:tcPr>
           <w:p>
             <w:pPr>
@@ -1900,31 +1837,46 @@
             </w:pPr>
             <w:r>
               <w:rPr>
-                <w:highlight w:val="yellow"/>
                 <w:lang w:val="es-EC"/>
               </w:rPr>
-              <w:t>El sistema debe permitir mostrar todos los estudiantes registrados en una tabla con las columnas ID, Nombre y Edad.</w:t>
+              <w:t xml:space="preserve">El sistema debe realizar Autenticación </w:t>
+            </w:r>
+            <w:proofErr w:type="spellStart"/>
+            <w:r>
+              <w:rPr>
+                <w:lang w:val="es-EC"/>
+              </w:rPr>
+              <w:t>Multifactor</w:t>
+            </w:r>
+            <w:proofErr w:type="spellEnd"/>
+            <w:r>
+              <w:rPr>
+                <w:lang w:val="es-EC"/>
+              </w:rPr>
+              <w:t xml:space="preserve"> (MFA).</w:t>
             </w:r>
           </w:p>
         </w:tc>
         <w:tc>
           <w:tcPr>
-            <w:tcW w:w="2484" w:type="dxa"/>
+            <w:tcW w:w="2481" w:type="dxa"/>
           </w:tcPr>
           <w:p>
-            <w:r>
-              <w:t>Sistema</w:t>
-            </w:r>
+            <w:proofErr w:type="spellStart"/>
+            <w:r>
+              <w:t>Usuario</w:t>
+            </w:r>
+            <w:proofErr w:type="spellEnd"/>
           </w:p>
         </w:tc>
         <w:tc>
           <w:tcPr>
-            <w:tcW w:w="2484" w:type="dxa"/>
+            <w:tcW w:w="2482" w:type="dxa"/>
           </w:tcPr>
           <w:p>
             <w:proofErr w:type="spellStart"/>
             <w:r>
-              <w:t>Generar</w:t>
+              <w:t>Realizar</w:t>
             </w:r>
             <w:proofErr w:type="spellEnd"/>
             <w:r>
@@ -1932,70 +1884,11 @@
             </w:r>
             <w:proofErr w:type="spellStart"/>
             <w:r>
-              <w:t>credenciales</w:t>
+              <w:t>Autenticación</w:t>
             </w:r>
             <w:proofErr w:type="spellEnd"/>
-          </w:p>
-        </w:tc>
-      </w:tr>
-      <w:tr>
-        <w:trPr>
-          <w:cantSplit/>
-          <w:jc w:val="center"/>
-        </w:trPr>
-        <w:tc>
-          <w:tcPr>
-            <w:tcW w:w="2484" w:type="dxa"/>
-          </w:tcPr>
-          <w:p>
-            <w:r>
-              <w:t>RF-05</w:t>
-            </w:r>
-          </w:p>
-        </w:tc>
-        <w:tc>
-          <w:tcPr>
-            <w:tcW w:w="2484" w:type="dxa"/>
-          </w:tcPr>
-          <w:p>
-            <w:pPr>
-              <w:rPr>
-                <w:lang w:val="es-EC"/>
-              </w:rPr>
-            </w:pPr>
-            <w:r>
-              <w:rPr>
-                <w:lang w:val="es-EC"/>
-              </w:rPr>
-              <w:t>El sistema debe validar los datos obligatorios antes de guardar o actualizar cambios.</w:t>
-            </w:r>
-          </w:p>
-        </w:tc>
-        <w:tc>
-          <w:tcPr>
-            <w:tcW w:w="2484" w:type="dxa"/>
-          </w:tcPr>
-          <w:p>
-            <w:r>
-              <w:t>Sistema</w:t>
-            </w:r>
-          </w:p>
-        </w:tc>
-        <w:tc>
-          <w:tcPr>
-            <w:tcW w:w="2484" w:type="dxa"/>
-          </w:tcPr>
-          <w:p>
-            <w:r>
-              <w:t xml:space="preserve">Validar </w:t>
-            </w:r>
-            <w:proofErr w:type="spellStart"/>
-            <w:r>
-              <w:t>identidad</w:t>
-            </w:r>
-            <w:proofErr w:type="spellEnd"/>
-            <w:r>
-              <w:t xml:space="preserve"> (OTP)</w:t>
+            <w:r>
+              <w:t xml:space="preserve"> Multifactor</w:t>
             </w:r>
           </w:p>
         </w:tc>
@@ -2003,7 +1896,7 @@
     </w:tbl>
     <w:p>
       <w:pPr>
-        <w:pStyle w:val="Heading1"/>
+        <w:pStyle w:val="Ttulo1"/>
         <w:spacing w:after="120" w:line="252" w:lineRule="auto"/>
         <w:rPr>
           <w:lang w:val="es-EC"/>
@@ -2019,30 +1912,14 @@
         <w:rPr>
           <w:lang w:val="es-EC"/>
         </w:rPr>
-        <w:t xml:space="preserve">. Código </w:t>
-      </w:r>
-      <w:proofErr w:type="spellStart"/>
+        <w:t xml:space="preserve">. Código PlantUML: diagrama de casos de uso </w:t>
+      </w:r>
       <w:r>
         <w:rPr>
           <w:lang w:val="es-EC"/>
         </w:rPr>
-        <w:t>PlantUML</w:t>
-      </w:r>
-      <w:proofErr w:type="spellEnd"/>
-      <w:r>
-        <w:rPr>
-          <w:lang w:val="es-EC"/>
-        </w:rPr>
-        <w:t xml:space="preserve">: diagrama de casos de uso </w:t>
-      </w:r>
-      <w:proofErr w:type="spellStart"/>
-      <w:r>
-        <w:rPr>
-          <w:lang w:val="es-EC"/>
-        </w:rPr>
-        <w:t>GestionarEmpleados</w:t>
-      </w:r>
-      <w:proofErr w:type="spellEnd"/>
+        <w:t>Administrar Sistema</w:t>
+      </w:r>
     </w:p>
     <w:p>
       <w:pPr>
@@ -2057,14 +1934,147 @@
         <w:rPr>
           <w:sz w:val="18"/>
         </w:rPr>
-        <w:t>@</w:t>
+        <w:t>@startuml</w:t>
+      </w:r>
+    </w:p>
+    <w:p>
+      <w:pPr>
+        <w:pStyle w:val="CodeBlock"/>
+        <w:shd w:val="clear" w:color="auto" w:fill="F2F2F2"/>
+        <w:spacing w:before="0" w:after="0" w:line="240" w:lineRule="auto"/>
+        <w:rPr>
+          <w:sz w:val="18"/>
+        </w:rPr>
+      </w:pPr>
+    </w:p>
+    <w:p>
+      <w:pPr>
+        <w:pStyle w:val="CodeBlock"/>
+        <w:shd w:val="clear" w:color="auto" w:fill="F2F2F2"/>
+        <w:spacing w:line="240" w:lineRule="auto"/>
+        <w:rPr>
+          <w:sz w:val="18"/>
+        </w:rPr>
+      </w:pPr>
+      <w:r>
+        <w:rPr>
+          <w:sz w:val="18"/>
+        </w:rPr>
+        <w:t>left to right direction</w:t>
+      </w:r>
+    </w:p>
+    <w:p>
+      <w:pPr>
+        <w:pStyle w:val="CodeBlock"/>
+        <w:shd w:val="clear" w:color="auto" w:fill="F2F2F2"/>
+        <w:spacing w:line="240" w:lineRule="auto"/>
+        <w:rPr>
+          <w:sz w:val="18"/>
+        </w:rPr>
+      </w:pPr>
+      <w:proofErr w:type="spellStart"/>
+      <w:r>
+        <w:rPr>
+          <w:sz w:val="18"/>
+        </w:rPr>
+        <w:t>skinparam</w:t>
+      </w:r>
+      <w:proofErr w:type="spellEnd"/>
+      <w:r>
+        <w:rPr>
+          <w:sz w:val="18"/>
+        </w:rPr>
+        <w:t xml:space="preserve"> </w:t>
+      </w:r>
+      <w:proofErr w:type="spellStart"/>
+      <w:r>
+        <w:rPr>
+          <w:sz w:val="18"/>
+        </w:rPr>
+        <w:t>packageStyle</w:t>
+      </w:r>
+      <w:proofErr w:type="spellEnd"/>
+      <w:r>
+        <w:rPr>
+          <w:sz w:val="18"/>
+        </w:rPr>
+        <w:t xml:space="preserve"> rectangle</w:t>
+      </w:r>
+    </w:p>
+    <w:p>
+      <w:pPr>
+        <w:pStyle w:val="CodeBlock"/>
+        <w:shd w:val="clear" w:color="auto" w:fill="F2F2F2"/>
+        <w:spacing w:line="240" w:lineRule="auto"/>
+        <w:rPr>
+          <w:sz w:val="18"/>
+        </w:rPr>
+      </w:pPr>
+      <w:proofErr w:type="spellStart"/>
+      <w:r>
+        <w:rPr>
+          <w:sz w:val="18"/>
+        </w:rPr>
+        <w:t>skinparam</w:t>
+      </w:r>
+      <w:proofErr w:type="spellEnd"/>
+      <w:r>
+        <w:rPr>
+          <w:sz w:val="18"/>
+        </w:rPr>
+        <w:t xml:space="preserve"> shadowing false</w:t>
+      </w:r>
+    </w:p>
+    <w:p>
+      <w:pPr>
+        <w:pStyle w:val="CodeBlock"/>
+        <w:shd w:val="clear" w:color="auto" w:fill="F2F2F2"/>
+        <w:spacing w:line="240" w:lineRule="auto"/>
+        <w:rPr>
+          <w:sz w:val="18"/>
+        </w:rPr>
+      </w:pPr>
+    </w:p>
+    <w:p>
+      <w:pPr>
+        <w:pStyle w:val="CodeBlock"/>
+        <w:shd w:val="clear" w:color="auto" w:fill="F2F2F2"/>
+        <w:spacing w:line="240" w:lineRule="auto"/>
+        <w:rPr>
+          <w:sz w:val="18"/>
+          <w:lang w:val="es-MX"/>
+        </w:rPr>
+      </w:pPr>
+      <w:r>
+        <w:rPr>
+          <w:sz w:val="18"/>
+          <w:lang w:val="es-MX"/>
+        </w:rPr>
+        <w:t>actor "</w:t>
       </w:r>
       <w:proofErr w:type="gramStart"/>
       <w:r>
         <w:rPr>
           <w:sz w:val="18"/>
-        </w:rPr>
-        <w:t>startuml</w:t>
+          <w:lang w:val="es-MX"/>
+        </w:rPr>
+        <w:t>Jefe</w:t>
+      </w:r>
+      <w:proofErr w:type="gramEnd"/>
+      <w:r>
+        <w:rPr>
+          <w:sz w:val="18"/>
+          <w:lang w:val="es-MX"/>
+        </w:rPr>
+        <w:t xml:space="preserve"> de Logística" as </w:t>
+      </w:r>
+      <w:proofErr w:type="gramStart"/>
+      <w:r>
+        <w:rPr>
+          <w:sz w:val="18"/>
+          <w:lang w:val="es-MX"/>
+        </w:rPr>
+        <w:t>Jefe</w:t>
       </w:r>
       <w:proofErr w:type="gramEnd"/>
     </w:p>
@@ -2072,9 +2082,604 @@
       <w:pPr>
         <w:pStyle w:val="CodeBlock"/>
         <w:shd w:val="clear" w:color="auto" w:fill="F2F2F2"/>
-        <w:spacing w:before="0" w:after="0" w:line="240" w:lineRule="auto"/>
+        <w:spacing w:line="240" w:lineRule="auto"/>
         <w:rPr>
           <w:sz w:val="18"/>
+          <w:lang w:val="es-MX"/>
+        </w:rPr>
+      </w:pPr>
+      <w:r>
+        <w:rPr>
+          <w:sz w:val="18"/>
+          <w:lang w:val="es-MX"/>
+        </w:rPr>
+        <w:t>actor "Sistema" as Sistema</w:t>
+      </w:r>
+    </w:p>
+    <w:p>
+      <w:pPr>
+        <w:pStyle w:val="CodeBlock"/>
+        <w:shd w:val="clear" w:color="auto" w:fill="F2F2F2"/>
+        <w:spacing w:line="240" w:lineRule="auto"/>
+        <w:rPr>
+          <w:sz w:val="18"/>
+          <w:lang w:val="es-MX"/>
+        </w:rPr>
+      </w:pPr>
+    </w:p>
+    <w:p>
+      <w:pPr>
+        <w:pStyle w:val="CodeBlock"/>
+        <w:shd w:val="clear" w:color="auto" w:fill="F2F2F2"/>
+        <w:spacing w:line="240" w:lineRule="auto"/>
+        <w:rPr>
+          <w:sz w:val="18"/>
+          <w:lang w:val="es-MX"/>
+        </w:rPr>
+      </w:pPr>
+      <w:proofErr w:type="spellStart"/>
+      <w:r>
+        <w:rPr>
+          <w:sz w:val="18"/>
+          <w:lang w:val="es-MX"/>
+        </w:rPr>
+        <w:t>rectangle</w:t>
+      </w:r>
+      <w:proofErr w:type="spellEnd"/>
+      <w:r>
+        <w:rPr>
+          <w:sz w:val="18"/>
+          <w:lang w:val="es-MX"/>
+        </w:rPr>
+        <w:t xml:space="preserve"> "Sistema </w:t>
+      </w:r>
+      <w:proofErr w:type="spellStart"/>
+      <w:r>
+        <w:rPr>
+          <w:sz w:val="18"/>
+          <w:lang w:val="es-MX"/>
+        </w:rPr>
+        <w:t>TekMess</w:t>
+      </w:r>
+      <w:proofErr w:type="spellEnd"/>
+      <w:r>
+        <w:rPr>
+          <w:sz w:val="18"/>
+          <w:lang w:val="es-MX"/>
+        </w:rPr>
+        <w:t xml:space="preserve"> - Módulo Empleados" {</w:t>
+      </w:r>
+    </w:p>
+    <w:p>
+      <w:pPr>
+        <w:pStyle w:val="CodeBlock"/>
+        <w:shd w:val="clear" w:color="auto" w:fill="F2F2F2"/>
+        <w:spacing w:line="240" w:lineRule="auto"/>
+        <w:rPr>
+          <w:sz w:val="18"/>
+          <w:lang w:val="es-MX"/>
+        </w:rPr>
+      </w:pPr>
+      <w:r>
+        <w:rPr>
+          <w:sz w:val="18"/>
+          <w:lang w:val="es-MX"/>
+        </w:rPr>
+        <w:t xml:space="preserve">  </w:t>
+      </w:r>
+      <w:proofErr w:type="spellStart"/>
+      <w:r>
+        <w:rPr>
+          <w:sz w:val="18"/>
+          <w:lang w:val="es-MX"/>
+        </w:rPr>
+        <w:t>usecase</w:t>
+      </w:r>
+      <w:proofErr w:type="spellEnd"/>
+      <w:r>
+        <w:rPr>
+          <w:sz w:val="18"/>
+          <w:lang w:val="es-MX"/>
+        </w:rPr>
+        <w:t xml:space="preserve"> "Crear empleado" as UC1</w:t>
+      </w:r>
+    </w:p>
+    <w:p>
+      <w:pPr>
+        <w:pStyle w:val="CodeBlock"/>
+        <w:shd w:val="clear" w:color="auto" w:fill="F2F2F2"/>
+        <w:spacing w:line="240" w:lineRule="auto"/>
+        <w:rPr>
+          <w:sz w:val="18"/>
+          <w:lang w:val="es-MX"/>
+        </w:rPr>
+      </w:pPr>
+      <w:r>
+        <w:rPr>
+          <w:sz w:val="18"/>
+          <w:lang w:val="es-MX"/>
+        </w:rPr>
+        <w:t xml:space="preserve">  </w:t>
+      </w:r>
+      <w:proofErr w:type="spellStart"/>
+      <w:r>
+        <w:rPr>
+          <w:sz w:val="18"/>
+          <w:lang w:val="es-MX"/>
+        </w:rPr>
+        <w:t>usecase</w:t>
+      </w:r>
+      <w:proofErr w:type="spellEnd"/>
+      <w:r>
+        <w:rPr>
+          <w:sz w:val="18"/>
+          <w:lang w:val="es-MX"/>
+        </w:rPr>
+        <w:t xml:space="preserve"> "Editar empleado" as UC2</w:t>
+      </w:r>
+    </w:p>
+    <w:p>
+      <w:pPr>
+        <w:pStyle w:val="CodeBlock"/>
+        <w:shd w:val="clear" w:color="auto" w:fill="F2F2F2"/>
+        <w:spacing w:line="240" w:lineRule="auto"/>
+        <w:rPr>
+          <w:sz w:val="18"/>
+          <w:lang w:val="es-MX"/>
+        </w:rPr>
+      </w:pPr>
+      <w:r>
+        <w:rPr>
+          <w:sz w:val="18"/>
+          <w:lang w:val="es-MX"/>
+        </w:rPr>
+        <w:t xml:space="preserve">  </w:t>
+      </w:r>
+      <w:proofErr w:type="spellStart"/>
+      <w:r>
+        <w:rPr>
+          <w:sz w:val="18"/>
+          <w:lang w:val="es-MX"/>
+        </w:rPr>
+        <w:t>usecase</w:t>
+      </w:r>
+      <w:proofErr w:type="spellEnd"/>
+      <w:r>
+        <w:rPr>
+          <w:sz w:val="18"/>
+          <w:lang w:val="es-MX"/>
+        </w:rPr>
+        <w:t xml:space="preserve"> "Eliminar empleado" as UC3</w:t>
+      </w:r>
+    </w:p>
+    <w:p>
+      <w:pPr>
+        <w:pStyle w:val="CodeBlock"/>
+        <w:shd w:val="clear" w:color="auto" w:fill="F2F2F2"/>
+        <w:spacing w:line="240" w:lineRule="auto"/>
+        <w:rPr>
+          <w:sz w:val="18"/>
+          <w:lang w:val="es-MX"/>
+        </w:rPr>
+      </w:pPr>
+      <w:r>
+        <w:rPr>
+          <w:sz w:val="18"/>
+          <w:lang w:val="es-MX"/>
+        </w:rPr>
+        <w:t xml:space="preserve">  </w:t>
+      </w:r>
+      <w:proofErr w:type="spellStart"/>
+      <w:r>
+        <w:rPr>
+          <w:sz w:val="18"/>
+          <w:lang w:val="es-MX"/>
+        </w:rPr>
+        <w:t>usecase</w:t>
+      </w:r>
+      <w:proofErr w:type="spellEnd"/>
+      <w:r>
+        <w:rPr>
+          <w:sz w:val="18"/>
+          <w:lang w:val="es-MX"/>
+        </w:rPr>
+        <w:t xml:space="preserve"> "Generar credenciales" as UC4</w:t>
+      </w:r>
+    </w:p>
+    <w:p>
+      <w:pPr>
+        <w:pStyle w:val="CodeBlock"/>
+        <w:shd w:val="clear" w:color="auto" w:fill="F2F2F2"/>
+        <w:spacing w:line="240" w:lineRule="auto"/>
+        <w:rPr>
+          <w:sz w:val="18"/>
+          <w:lang w:val="es-MX"/>
+        </w:rPr>
+      </w:pPr>
+      <w:r>
+        <w:rPr>
+          <w:sz w:val="18"/>
+          <w:lang w:val="es-MX"/>
+        </w:rPr>
+        <w:t xml:space="preserve">  </w:t>
+      </w:r>
+      <w:proofErr w:type="spellStart"/>
+      <w:r>
+        <w:rPr>
+          <w:sz w:val="18"/>
+          <w:lang w:val="es-MX"/>
+        </w:rPr>
+        <w:t>usecase</w:t>
+      </w:r>
+      <w:proofErr w:type="spellEnd"/>
+      <w:r>
+        <w:rPr>
+          <w:sz w:val="18"/>
+          <w:lang w:val="es-MX"/>
+        </w:rPr>
+        <w:t xml:space="preserve"> "Validar datos del empleado" as UC5</w:t>
+      </w:r>
+    </w:p>
+    <w:p>
+      <w:pPr>
+        <w:pStyle w:val="CodeBlock"/>
+        <w:shd w:val="clear" w:color="auto" w:fill="F2F2F2"/>
+        <w:spacing w:line="240" w:lineRule="auto"/>
+        <w:rPr>
+          <w:sz w:val="18"/>
+          <w:lang w:val="es-MX"/>
+        </w:rPr>
+      </w:pPr>
+      <w:r>
+        <w:rPr>
+          <w:sz w:val="18"/>
+          <w:lang w:val="es-MX"/>
+        </w:rPr>
+        <w:t>}</w:t>
+      </w:r>
+    </w:p>
+    <w:p>
+      <w:pPr>
+        <w:pStyle w:val="CodeBlock"/>
+        <w:shd w:val="clear" w:color="auto" w:fill="F2F2F2"/>
+        <w:spacing w:line="240" w:lineRule="auto"/>
+        <w:rPr>
+          <w:sz w:val="18"/>
+          <w:lang w:val="es-MX"/>
+        </w:rPr>
+      </w:pPr>
+    </w:p>
+    <w:p>
+      <w:pPr>
+        <w:pStyle w:val="CodeBlock"/>
+        <w:shd w:val="clear" w:color="auto" w:fill="F2F2F2"/>
+        <w:spacing w:line="240" w:lineRule="auto"/>
+        <w:rPr>
+          <w:sz w:val="18"/>
+          <w:lang w:val="es-MX"/>
+        </w:rPr>
+      </w:pPr>
+      <w:r>
+        <w:rPr>
+          <w:sz w:val="18"/>
+          <w:lang w:val="es-MX"/>
+        </w:rPr>
+        <w:t>Jefe --&gt; UC1</w:t>
+      </w:r>
+    </w:p>
+    <w:p>
+      <w:pPr>
+        <w:pStyle w:val="CodeBlock"/>
+        <w:shd w:val="clear" w:color="auto" w:fill="F2F2F2"/>
+        <w:spacing w:line="240" w:lineRule="auto"/>
+        <w:rPr>
+          <w:sz w:val="18"/>
+          <w:lang w:val="es-MX"/>
+        </w:rPr>
+      </w:pPr>
+      <w:r>
+        <w:rPr>
+          <w:sz w:val="18"/>
+          <w:lang w:val="es-MX"/>
+        </w:rPr>
+        <w:t>Jefe --&gt; UC2</w:t>
+      </w:r>
+    </w:p>
+    <w:p>
+      <w:pPr>
+        <w:pStyle w:val="CodeBlock"/>
+        <w:shd w:val="clear" w:color="auto" w:fill="F2F2F2"/>
+        <w:spacing w:line="240" w:lineRule="auto"/>
+        <w:rPr>
+          <w:sz w:val="18"/>
+          <w:lang w:val="es-MX"/>
+        </w:rPr>
+      </w:pPr>
+      <w:r>
+        <w:rPr>
+          <w:sz w:val="18"/>
+          <w:lang w:val="es-MX"/>
+        </w:rPr>
+        <w:t>Jefe --&gt; UC3</w:t>
+      </w:r>
+    </w:p>
+    <w:p>
+      <w:pPr>
+        <w:pStyle w:val="CodeBlock"/>
+        <w:shd w:val="clear" w:color="auto" w:fill="F2F2F2"/>
+        <w:spacing w:line="240" w:lineRule="auto"/>
+        <w:rPr>
+          <w:sz w:val="18"/>
+          <w:lang w:val="es-MX"/>
+        </w:rPr>
+      </w:pPr>
+    </w:p>
+    <w:p>
+      <w:pPr>
+        <w:pStyle w:val="CodeBlock"/>
+        <w:shd w:val="clear" w:color="auto" w:fill="F2F2F2"/>
+        <w:spacing w:line="240" w:lineRule="auto"/>
+        <w:rPr>
+          <w:sz w:val="18"/>
+        </w:rPr>
+      </w:pPr>
+      <w:r>
+        <w:rPr>
+          <w:sz w:val="18"/>
+        </w:rPr>
+        <w:lastRenderedPageBreak/>
+        <w:t>UC1</w:t>
+      </w:r>
+      <w:proofErr w:type="gramStart"/>
+      <w:r>
+        <w:rPr>
+          <w:sz w:val="18"/>
+        </w:rPr>
+        <w:t xml:space="preserve"> ..</w:t>
+      </w:r>
+      <w:proofErr w:type="gramEnd"/>
+      <w:r>
+        <w:rPr>
+          <w:sz w:val="18"/>
+        </w:rPr>
+        <w:t>&gt; UC</w:t>
+      </w:r>
+      <w:proofErr w:type="gramStart"/>
+      <w:r>
+        <w:rPr>
+          <w:sz w:val="18"/>
+        </w:rPr>
+        <w:t>5 :</w:t>
+      </w:r>
+      <w:proofErr w:type="gramEnd"/>
+      <w:r>
+        <w:rPr>
+          <w:sz w:val="18"/>
+        </w:rPr>
+        <w:t xml:space="preserve"> &lt;&lt;include&gt;&gt;</w:t>
+      </w:r>
+    </w:p>
+    <w:p>
+      <w:pPr>
+        <w:pStyle w:val="CodeBlock"/>
+        <w:shd w:val="clear" w:color="auto" w:fill="F2F2F2"/>
+        <w:spacing w:line="240" w:lineRule="auto"/>
+        <w:rPr>
+          <w:sz w:val="18"/>
+        </w:rPr>
+      </w:pPr>
+      <w:r>
+        <w:rPr>
+          <w:sz w:val="18"/>
+        </w:rPr>
+        <w:t>UC2</w:t>
+      </w:r>
+      <w:proofErr w:type="gramStart"/>
+      <w:r>
+        <w:rPr>
+          <w:sz w:val="18"/>
+        </w:rPr>
+        <w:t xml:space="preserve"> ..</w:t>
+      </w:r>
+      <w:proofErr w:type="gramEnd"/>
+      <w:r>
+        <w:rPr>
+          <w:sz w:val="18"/>
+        </w:rPr>
+        <w:t>&gt; UC</w:t>
+      </w:r>
+      <w:proofErr w:type="gramStart"/>
+      <w:r>
+        <w:rPr>
+          <w:sz w:val="18"/>
+        </w:rPr>
+        <w:t>5 :</w:t>
+      </w:r>
+      <w:proofErr w:type="gramEnd"/>
+      <w:r>
+        <w:rPr>
+          <w:sz w:val="18"/>
+        </w:rPr>
+        <w:t xml:space="preserve"> &lt;&lt;include&gt;&gt;</w:t>
+      </w:r>
+    </w:p>
+    <w:p>
+      <w:pPr>
+        <w:pStyle w:val="CodeBlock"/>
+        <w:shd w:val="clear" w:color="auto" w:fill="F2F2F2"/>
+        <w:spacing w:line="240" w:lineRule="auto"/>
+        <w:rPr>
+          <w:sz w:val="18"/>
+        </w:rPr>
+      </w:pPr>
+      <w:r>
+        <w:rPr>
+          <w:sz w:val="18"/>
+        </w:rPr>
+        <w:t>UC1</w:t>
+      </w:r>
+      <w:proofErr w:type="gramStart"/>
+      <w:r>
+        <w:rPr>
+          <w:sz w:val="18"/>
+        </w:rPr>
+        <w:t xml:space="preserve"> ..</w:t>
+      </w:r>
+      <w:proofErr w:type="gramEnd"/>
+      <w:r>
+        <w:rPr>
+          <w:sz w:val="18"/>
+        </w:rPr>
+        <w:t>&gt; UC</w:t>
+      </w:r>
+      <w:proofErr w:type="gramStart"/>
+      <w:r>
+        <w:rPr>
+          <w:sz w:val="18"/>
+        </w:rPr>
+        <w:t>4 :</w:t>
+      </w:r>
+      <w:proofErr w:type="gramEnd"/>
+      <w:r>
+        <w:rPr>
+          <w:sz w:val="18"/>
+        </w:rPr>
+        <w:t xml:space="preserve"> &lt;&lt;include&gt;&gt;</w:t>
+      </w:r>
+    </w:p>
+    <w:p>
+      <w:pPr>
+        <w:pStyle w:val="CodeBlock"/>
+        <w:shd w:val="clear" w:color="auto" w:fill="F2F2F2"/>
+        <w:spacing w:line="240" w:lineRule="auto"/>
+        <w:rPr>
+          <w:sz w:val="18"/>
+        </w:rPr>
+      </w:pPr>
+    </w:p>
+    <w:p>
+      <w:pPr>
+        <w:pStyle w:val="CodeBlock"/>
+        <w:shd w:val="clear" w:color="auto" w:fill="F2F2F2"/>
+        <w:spacing w:line="240" w:lineRule="auto"/>
+        <w:rPr>
+          <w:sz w:val="18"/>
+        </w:rPr>
+      </w:pPr>
+      <w:r>
+        <w:rPr>
+          <w:sz w:val="18"/>
+        </w:rPr>
+        <w:t>note right of UC5</w:t>
+      </w:r>
+    </w:p>
+    <w:p>
+      <w:pPr>
+        <w:pStyle w:val="CodeBlock"/>
+        <w:shd w:val="clear" w:color="auto" w:fill="F2F2F2"/>
+        <w:spacing w:line="240" w:lineRule="auto"/>
+        <w:rPr>
+          <w:sz w:val="18"/>
+          <w:lang w:val="es-MX"/>
+        </w:rPr>
+      </w:pPr>
+      <w:r>
+        <w:rPr>
+          <w:sz w:val="18"/>
+          <w:lang w:val="es-MX"/>
+        </w:rPr>
+        <w:t>Validaciones críticas:</w:t>
+      </w:r>
+    </w:p>
+    <w:p>
+      <w:pPr>
+        <w:pStyle w:val="CodeBlock"/>
+        <w:shd w:val="clear" w:color="auto" w:fill="F2F2F2"/>
+        <w:spacing w:line="240" w:lineRule="auto"/>
+        <w:rPr>
+          <w:sz w:val="18"/>
+          <w:lang w:val="es-MX"/>
+        </w:rPr>
+      </w:pPr>
+      <w:r>
+        <w:rPr>
+          <w:sz w:val="18"/>
+          <w:lang w:val="es-MX"/>
+        </w:rPr>
+        <w:t>- Cédula (10 dígitos)</w:t>
+      </w:r>
+    </w:p>
+    <w:p>
+      <w:pPr>
+        <w:pStyle w:val="CodeBlock"/>
+        <w:shd w:val="clear" w:color="auto" w:fill="F2F2F2"/>
+        <w:spacing w:line="240" w:lineRule="auto"/>
+        <w:rPr>
+          <w:sz w:val="18"/>
+          <w:lang w:val="es-MX"/>
+        </w:rPr>
+      </w:pPr>
+      <w:r>
+        <w:rPr>
+          <w:sz w:val="18"/>
+          <w:lang w:val="es-MX"/>
+        </w:rPr>
+        <w:t>- Rol RBAC válido</w:t>
+      </w:r>
+    </w:p>
+    <w:p>
+      <w:pPr>
+        <w:pStyle w:val="CodeBlock"/>
+        <w:shd w:val="clear" w:color="auto" w:fill="F2F2F2"/>
+        <w:spacing w:line="240" w:lineRule="auto"/>
+        <w:rPr>
+          <w:sz w:val="18"/>
+          <w:lang w:val="es-MX"/>
+        </w:rPr>
+      </w:pPr>
+      <w:r>
+        <w:rPr>
+          <w:sz w:val="18"/>
+          <w:lang w:val="es-MX"/>
+        </w:rPr>
+        <w:t>- Correo institucional</w:t>
+      </w:r>
+    </w:p>
+    <w:p>
+      <w:pPr>
+        <w:pStyle w:val="CodeBlock"/>
+        <w:shd w:val="clear" w:color="auto" w:fill="F2F2F2"/>
+        <w:spacing w:line="240" w:lineRule="auto"/>
+        <w:rPr>
+          <w:sz w:val="18"/>
+          <w:lang w:val="es-MX"/>
+        </w:rPr>
+      </w:pPr>
+      <w:proofErr w:type="spellStart"/>
+      <w:r>
+        <w:rPr>
+          <w:sz w:val="18"/>
+          <w:lang w:val="es-MX"/>
+        </w:rPr>
+        <w:t>end</w:t>
+      </w:r>
+      <w:proofErr w:type="spellEnd"/>
+      <w:r>
+        <w:rPr>
+          <w:sz w:val="18"/>
+          <w:lang w:val="es-MX"/>
+        </w:rPr>
+        <w:t xml:space="preserve"> note</w:t>
+      </w:r>
+    </w:p>
+    <w:p>
+      <w:pPr>
+        <w:pStyle w:val="CodeBlock"/>
+        <w:shd w:val="clear" w:color="auto" w:fill="F2F2F2"/>
+        <w:spacing w:line="240" w:lineRule="auto"/>
+        <w:rPr>
+          <w:sz w:val="18"/>
+          <w:lang w:val="es-MX"/>
         </w:rPr>
       </w:pPr>
     </w:p>
@@ -2084,1161 +2689,35 @@
         <w:shd w:val="clear" w:color="auto" w:fill="F2F2F2"/>
         <w:spacing w:before="0" w:after="0" w:line="240" w:lineRule="auto"/>
         <w:rPr>
+          <w:lang w:val="es-EC"/>
+        </w:rPr>
+      </w:pPr>
+      <w:r>
+        <w:rPr>
           <w:sz w:val="18"/>
-        </w:rPr>
-      </w:pPr>
-      <w:proofErr w:type="spellStart"/>
-      <w:r>
-        <w:rPr>
-          <w:sz w:val="18"/>
-        </w:rPr>
-        <w:t>skinparam</w:t>
-      </w:r>
-      <w:proofErr w:type="spellEnd"/>
-      <w:r>
-        <w:rPr>
-          <w:sz w:val="18"/>
-        </w:rPr>
-        <w:t xml:space="preserve"> </w:t>
-      </w:r>
-      <w:proofErr w:type="spellStart"/>
-      <w:r>
-        <w:rPr>
-          <w:sz w:val="18"/>
-        </w:rPr>
-        <w:t>actorStyle</w:t>
-      </w:r>
-      <w:proofErr w:type="spellEnd"/>
-      <w:r>
-        <w:rPr>
-          <w:sz w:val="18"/>
-        </w:rPr>
-        <w:t xml:space="preserve"> awesome</w:t>
+          <w:lang w:val="es-EC"/>
+        </w:rPr>
+        <w:t>@enduml</w:t>
       </w:r>
     </w:p>
     <w:p>
       <w:pPr>
-        <w:pStyle w:val="CodeBlock"/>
-        <w:shd w:val="clear" w:color="auto" w:fill="F2F2F2"/>
-        <w:spacing w:before="0" w:after="0" w:line="240" w:lineRule="auto"/>
-        <w:rPr>
-          <w:sz w:val="18"/>
-        </w:rPr>
-      </w:pPr>
-      <w:r>
-        <w:rPr>
-          <w:sz w:val="18"/>
-        </w:rPr>
-        <w:t>left to right direction</w:t>
-      </w:r>
+        <w:spacing w:after="120" w:line="252" w:lineRule="auto"/>
+        <w:rPr>
+          <w:lang w:val="es-EC"/>
+        </w:rPr>
+      </w:pPr>
     </w:p>
     <w:p>
       <w:pPr>
-        <w:pStyle w:val="CodeBlock"/>
-        <w:shd w:val="clear" w:color="auto" w:fill="F2F2F2"/>
-        <w:spacing w:before="0" w:after="0" w:line="240" w:lineRule="auto"/>
-        <w:rPr>
-          <w:sz w:val="18"/>
+        <w:spacing w:after="120" w:line="252" w:lineRule="auto"/>
+        <w:rPr>
+          <w:lang w:val="es-EC"/>
         </w:rPr>
       </w:pPr>
     </w:p>
     <w:p>
       <w:pPr>
-        <w:pStyle w:val="CodeBlock"/>
-        <w:shd w:val="clear" w:color="auto" w:fill="F2F2F2"/>
-        <w:spacing w:before="0" w:after="0" w:line="240" w:lineRule="auto"/>
-        <w:rPr>
-          <w:sz w:val="18"/>
-        </w:rPr>
-      </w:pPr>
-      <w:proofErr w:type="spellStart"/>
-      <w:r>
-        <w:rPr>
-          <w:sz w:val="18"/>
-        </w:rPr>
-        <w:t>skinparam</w:t>
-      </w:r>
-      <w:proofErr w:type="spellEnd"/>
-      <w:r>
-        <w:rPr>
-          <w:sz w:val="18"/>
-        </w:rPr>
-        <w:t xml:space="preserve"> </w:t>
-      </w:r>
-      <w:proofErr w:type="spellStart"/>
-      <w:r>
-        <w:rPr>
-          <w:sz w:val="18"/>
-        </w:rPr>
-        <w:t>DefaultFontColor</w:t>
-      </w:r>
-      <w:proofErr w:type="spellEnd"/>
-      <w:r>
-        <w:rPr>
-          <w:sz w:val="18"/>
-        </w:rPr>
-        <w:t xml:space="preserve"> black</w:t>
-      </w:r>
-    </w:p>
-    <w:p>
-      <w:pPr>
-        <w:pStyle w:val="CodeBlock"/>
-        <w:shd w:val="clear" w:color="auto" w:fill="F2F2F2"/>
-        <w:spacing w:before="0" w:after="0" w:line="240" w:lineRule="auto"/>
-        <w:rPr>
-          <w:sz w:val="18"/>
-        </w:rPr>
-      </w:pPr>
-      <w:proofErr w:type="spellStart"/>
-      <w:r>
-        <w:rPr>
-          <w:sz w:val="18"/>
-        </w:rPr>
-        <w:t>skinparam</w:t>
-      </w:r>
-      <w:proofErr w:type="spellEnd"/>
-      <w:r>
-        <w:rPr>
-          <w:sz w:val="18"/>
-        </w:rPr>
-        <w:t xml:space="preserve"> </w:t>
-      </w:r>
-      <w:proofErr w:type="spellStart"/>
-      <w:r>
-        <w:rPr>
-          <w:sz w:val="18"/>
-        </w:rPr>
-        <w:t>BackgroundColor</w:t>
-      </w:r>
-      <w:proofErr w:type="spellEnd"/>
-      <w:r>
-        <w:rPr>
-          <w:sz w:val="18"/>
-        </w:rPr>
-        <w:t xml:space="preserve"> white</w:t>
-      </w:r>
-    </w:p>
-    <w:p>
-      <w:pPr>
-        <w:pStyle w:val="CodeBlock"/>
-        <w:shd w:val="clear" w:color="auto" w:fill="F2F2F2"/>
-        <w:spacing w:before="0" w:after="0" w:line="240" w:lineRule="auto"/>
-        <w:rPr>
-          <w:sz w:val="18"/>
-        </w:rPr>
-      </w:pPr>
-    </w:p>
-    <w:p>
-      <w:pPr>
-        <w:pStyle w:val="CodeBlock"/>
-        <w:shd w:val="clear" w:color="auto" w:fill="F2F2F2"/>
-        <w:spacing w:before="0" w:after="0" w:line="240" w:lineRule="auto"/>
-        <w:rPr>
-          <w:sz w:val="18"/>
-          <w:lang w:val="es-EC"/>
-        </w:rPr>
-      </w:pPr>
-      <w:r>
-        <w:rPr>
-          <w:sz w:val="18"/>
-          <w:lang w:val="es-EC"/>
-        </w:rPr>
-        <w:t>actor "</w:t>
-      </w:r>
-      <w:proofErr w:type="gramStart"/>
-      <w:r>
-        <w:rPr>
-          <w:sz w:val="18"/>
-          <w:lang w:val="es-EC"/>
-        </w:rPr>
-        <w:t>Jefe</w:t>
-      </w:r>
-      <w:proofErr w:type="gramEnd"/>
-      <w:r>
-        <w:rPr>
-          <w:sz w:val="18"/>
-          <w:lang w:val="es-EC"/>
-        </w:rPr>
-        <w:t xml:space="preserve"> Operativo/Logística" as Jefe</w:t>
-      </w:r>
-    </w:p>
-    <w:p>
-      <w:pPr>
-        <w:pStyle w:val="CodeBlock"/>
-        <w:shd w:val="clear" w:color="auto" w:fill="F2F2F2"/>
-        <w:spacing w:before="0" w:after="0" w:line="240" w:lineRule="auto"/>
-        <w:rPr>
-          <w:sz w:val="18"/>
-          <w:lang w:val="es-EC"/>
-        </w:rPr>
-      </w:pPr>
-    </w:p>
-    <w:p>
-      <w:pPr>
-        <w:pStyle w:val="CodeBlock"/>
-        <w:shd w:val="clear" w:color="auto" w:fill="F2F2F2"/>
-        <w:spacing w:before="0" w:after="0" w:line="240" w:lineRule="auto"/>
-        <w:rPr>
-          <w:sz w:val="18"/>
-          <w:lang w:val="es-EC"/>
-        </w:rPr>
-      </w:pPr>
-      <w:proofErr w:type="spellStart"/>
-      <w:r>
-        <w:rPr>
-          <w:sz w:val="18"/>
-          <w:lang w:val="es-EC"/>
-        </w:rPr>
-        <w:t>rectangle</w:t>
-      </w:r>
-      <w:proofErr w:type="spellEnd"/>
-      <w:r>
-        <w:rPr>
-          <w:sz w:val="18"/>
-          <w:lang w:val="es-EC"/>
-        </w:rPr>
-        <w:t xml:space="preserve"> "SNAAR - GESTIONAR EMPLEADOS (GE)" #White {</w:t>
-      </w:r>
-    </w:p>
-    <w:p>
-      <w:pPr>
-        <w:pStyle w:val="CodeBlock"/>
-        <w:shd w:val="clear" w:color="auto" w:fill="F2F2F2"/>
-        <w:spacing w:before="0" w:after="0" w:line="240" w:lineRule="auto"/>
-        <w:rPr>
-          <w:sz w:val="18"/>
-          <w:lang w:val="es-EC"/>
-        </w:rPr>
-      </w:pPr>
-      <w:r>
-        <w:rPr>
-          <w:sz w:val="18"/>
-          <w:lang w:val="es-EC"/>
-        </w:rPr>
-        <w:t xml:space="preserve">    </w:t>
-      </w:r>
-    </w:p>
-    <w:p>
-      <w:pPr>
-        <w:pStyle w:val="CodeBlock"/>
-        <w:shd w:val="clear" w:color="auto" w:fill="F2F2F2"/>
-        <w:spacing w:before="0" w:after="0" w:line="240" w:lineRule="auto"/>
-        <w:rPr>
-          <w:sz w:val="18"/>
-          <w:lang w:val="es-EC"/>
-        </w:rPr>
-      </w:pPr>
-      <w:r>
-        <w:rPr>
-          <w:sz w:val="18"/>
-          <w:lang w:val="es-EC"/>
-        </w:rPr>
-        <w:t xml:space="preserve">    </w:t>
-      </w:r>
-    </w:p>
-    <w:p>
-      <w:pPr>
-        <w:pStyle w:val="CodeBlock"/>
-        <w:shd w:val="clear" w:color="auto" w:fill="F2F2F2"/>
-        <w:spacing w:before="0" w:after="0" w:line="240" w:lineRule="auto"/>
-        <w:rPr>
-          <w:sz w:val="18"/>
-          <w:lang w:val="es-EC"/>
-        </w:rPr>
-      </w:pPr>
-      <w:r>
-        <w:rPr>
-          <w:sz w:val="18"/>
-          <w:lang w:val="es-EC"/>
-        </w:rPr>
-        <w:t xml:space="preserve">    </w:t>
-      </w:r>
-      <w:proofErr w:type="spellStart"/>
-      <w:r>
-        <w:rPr>
-          <w:sz w:val="18"/>
-          <w:lang w:val="es-EC"/>
-        </w:rPr>
-        <w:t>usecase</w:t>
-      </w:r>
-      <w:proofErr w:type="spellEnd"/>
-      <w:r>
-        <w:rPr>
-          <w:sz w:val="18"/>
-          <w:lang w:val="es-EC"/>
-        </w:rPr>
-        <w:t xml:space="preserve"> "Crear Empleado" as </w:t>
-      </w:r>
-      <w:proofErr w:type="spellStart"/>
-      <w:r>
-        <w:rPr>
-          <w:sz w:val="18"/>
-          <w:lang w:val="es-EC"/>
-        </w:rPr>
-        <w:t>UC_Crear</w:t>
-      </w:r>
-      <w:proofErr w:type="spellEnd"/>
-    </w:p>
-    <w:p>
-      <w:pPr>
-        <w:pStyle w:val="CodeBlock"/>
-        <w:shd w:val="clear" w:color="auto" w:fill="F2F2F2"/>
-        <w:spacing w:before="0" w:after="0" w:line="240" w:lineRule="auto"/>
-        <w:rPr>
-          <w:sz w:val="18"/>
-          <w:lang w:val="es-EC"/>
-        </w:rPr>
-      </w:pPr>
-      <w:r>
-        <w:rPr>
-          <w:sz w:val="18"/>
-          <w:lang w:val="es-EC"/>
-        </w:rPr>
-        <w:t xml:space="preserve">    </w:t>
-      </w:r>
-      <w:proofErr w:type="spellStart"/>
-      <w:r>
-        <w:rPr>
-          <w:sz w:val="18"/>
-          <w:lang w:val="es-EC"/>
-        </w:rPr>
-        <w:t>usecase</w:t>
-      </w:r>
-      <w:proofErr w:type="spellEnd"/>
-      <w:r>
-        <w:rPr>
-          <w:sz w:val="18"/>
-          <w:lang w:val="es-EC"/>
-        </w:rPr>
-        <w:t xml:space="preserve"> "Generar Credenciales de Acceso" as </w:t>
-      </w:r>
-      <w:proofErr w:type="spellStart"/>
-      <w:r>
-        <w:rPr>
-          <w:sz w:val="18"/>
-          <w:lang w:val="es-EC"/>
-        </w:rPr>
-        <w:t>UC_Generar</w:t>
-      </w:r>
-      <w:proofErr w:type="spellEnd"/>
-    </w:p>
-    <w:p>
-      <w:pPr>
-        <w:pStyle w:val="CodeBlock"/>
-        <w:shd w:val="clear" w:color="auto" w:fill="F2F2F2"/>
-        <w:spacing w:before="0" w:after="0" w:line="240" w:lineRule="auto"/>
-        <w:rPr>
-          <w:sz w:val="18"/>
-          <w:lang w:val="es-EC"/>
-        </w:rPr>
-      </w:pPr>
-      <w:r>
-        <w:rPr>
-          <w:sz w:val="18"/>
-          <w:lang w:val="es-EC"/>
-        </w:rPr>
-        <w:t xml:space="preserve">    </w:t>
-      </w:r>
-      <w:proofErr w:type="spellStart"/>
-      <w:r>
-        <w:rPr>
-          <w:sz w:val="18"/>
-          <w:lang w:val="es-EC"/>
-        </w:rPr>
-        <w:t>usecase</w:t>
-      </w:r>
-      <w:proofErr w:type="spellEnd"/>
-      <w:r>
-        <w:rPr>
-          <w:sz w:val="18"/>
-          <w:lang w:val="es-EC"/>
-        </w:rPr>
-        <w:t xml:space="preserve"> "Asignar relaciones laborales" as </w:t>
-      </w:r>
-      <w:proofErr w:type="spellStart"/>
-      <w:r>
-        <w:rPr>
-          <w:sz w:val="18"/>
-          <w:lang w:val="es-EC"/>
-        </w:rPr>
-        <w:t>UC_Asignar</w:t>
-      </w:r>
-      <w:proofErr w:type="spellEnd"/>
-    </w:p>
-    <w:p>
-      <w:pPr>
-        <w:pStyle w:val="CodeBlock"/>
-        <w:shd w:val="clear" w:color="auto" w:fill="F2F2F2"/>
-        <w:spacing w:before="0" w:after="0" w:line="240" w:lineRule="auto"/>
-        <w:rPr>
-          <w:sz w:val="18"/>
-          <w:lang w:val="es-EC"/>
-        </w:rPr>
-      </w:pPr>
-      <w:r>
-        <w:rPr>
-          <w:sz w:val="18"/>
-          <w:lang w:val="es-EC"/>
-        </w:rPr>
-        <w:lastRenderedPageBreak/>
-        <w:t xml:space="preserve">    </w:t>
-      </w:r>
-      <w:proofErr w:type="spellStart"/>
-      <w:r>
-        <w:rPr>
-          <w:sz w:val="18"/>
-          <w:lang w:val="es-EC"/>
-        </w:rPr>
-        <w:t>usecase</w:t>
-      </w:r>
-      <w:proofErr w:type="spellEnd"/>
-      <w:r>
-        <w:rPr>
-          <w:sz w:val="18"/>
-          <w:lang w:val="es-EC"/>
-        </w:rPr>
-        <w:t xml:space="preserve"> "Habilitar chat de mensajería" as </w:t>
-      </w:r>
-      <w:proofErr w:type="spellStart"/>
-      <w:r>
-        <w:rPr>
-          <w:sz w:val="18"/>
-          <w:lang w:val="es-EC"/>
-        </w:rPr>
-        <w:t>UC_Habilitar</w:t>
-      </w:r>
-      <w:proofErr w:type="spellEnd"/>
-    </w:p>
-    <w:p>
-      <w:pPr>
-        <w:pStyle w:val="CodeBlock"/>
-        <w:shd w:val="clear" w:color="auto" w:fill="F2F2F2"/>
-        <w:spacing w:before="0" w:after="0" w:line="240" w:lineRule="auto"/>
-        <w:rPr>
-          <w:sz w:val="18"/>
-          <w:lang w:val="es-EC"/>
-        </w:rPr>
-      </w:pPr>
-      <w:r>
-        <w:rPr>
-          <w:sz w:val="18"/>
-          <w:lang w:val="es-EC"/>
-        </w:rPr>
-        <w:t xml:space="preserve">    </w:t>
-      </w:r>
-      <w:proofErr w:type="spellStart"/>
-      <w:r>
-        <w:rPr>
-          <w:sz w:val="18"/>
-          <w:lang w:val="es-EC"/>
-        </w:rPr>
-        <w:t>usecase</w:t>
-      </w:r>
-      <w:proofErr w:type="spellEnd"/>
-      <w:r>
-        <w:rPr>
-          <w:sz w:val="18"/>
-          <w:lang w:val="es-EC"/>
-        </w:rPr>
-        <w:t xml:space="preserve"> "Editar Empleado" as </w:t>
-      </w:r>
-      <w:proofErr w:type="spellStart"/>
-      <w:r>
-        <w:rPr>
-          <w:sz w:val="18"/>
-          <w:lang w:val="es-EC"/>
-        </w:rPr>
-        <w:t>UC_Editar</w:t>
-      </w:r>
-      <w:proofErr w:type="spellEnd"/>
-    </w:p>
-    <w:p>
-      <w:pPr>
-        <w:pStyle w:val="CodeBlock"/>
-        <w:shd w:val="clear" w:color="auto" w:fill="F2F2F2"/>
-        <w:spacing w:before="0" w:after="0" w:line="240" w:lineRule="auto"/>
-        <w:rPr>
-          <w:sz w:val="18"/>
-          <w:lang w:val="es-EC"/>
-        </w:rPr>
-      </w:pPr>
-      <w:r>
-        <w:rPr>
-          <w:sz w:val="18"/>
-          <w:lang w:val="es-EC"/>
-        </w:rPr>
-        <w:t xml:space="preserve">    </w:t>
-      </w:r>
-      <w:proofErr w:type="spellStart"/>
-      <w:r>
-        <w:rPr>
-          <w:sz w:val="18"/>
-          <w:lang w:val="es-EC"/>
-        </w:rPr>
-        <w:t>usecase</w:t>
-      </w:r>
-      <w:proofErr w:type="spellEnd"/>
-      <w:r>
-        <w:rPr>
-          <w:sz w:val="18"/>
-          <w:lang w:val="es-EC"/>
-        </w:rPr>
-        <w:t xml:space="preserve"> "Eliminar Empleado" as </w:t>
-      </w:r>
-      <w:proofErr w:type="spellStart"/>
-      <w:r>
-        <w:rPr>
-          <w:sz w:val="18"/>
-          <w:lang w:val="es-EC"/>
-        </w:rPr>
-        <w:t>UC_Eliminar</w:t>
-      </w:r>
-      <w:proofErr w:type="spellEnd"/>
-    </w:p>
-    <w:p>
-      <w:pPr>
-        <w:pStyle w:val="CodeBlock"/>
-        <w:shd w:val="clear" w:color="auto" w:fill="F2F2F2"/>
-        <w:spacing w:before="0" w:after="0" w:line="240" w:lineRule="auto"/>
-        <w:rPr>
-          <w:sz w:val="18"/>
-          <w:lang w:val="es-EC"/>
-        </w:rPr>
-      </w:pPr>
-    </w:p>
-    <w:p>
-      <w:pPr>
-        <w:pStyle w:val="CodeBlock"/>
-        <w:shd w:val="clear" w:color="auto" w:fill="F2F2F2"/>
-        <w:spacing w:before="0" w:after="0" w:line="240" w:lineRule="auto"/>
-        <w:rPr>
-          <w:sz w:val="18"/>
-          <w:lang w:val="es-EC"/>
-        </w:rPr>
-      </w:pPr>
-      <w:r>
-        <w:rPr>
-          <w:sz w:val="18"/>
-          <w:lang w:val="es-EC"/>
-        </w:rPr>
-        <w:t>}</w:t>
-      </w:r>
-    </w:p>
-    <w:p>
-      <w:pPr>
-        <w:pStyle w:val="CodeBlock"/>
-        <w:shd w:val="clear" w:color="auto" w:fill="F2F2F2"/>
-        <w:spacing w:before="0" w:after="0" w:line="240" w:lineRule="auto"/>
-        <w:rPr>
-          <w:sz w:val="18"/>
-          <w:lang w:val="es-EC"/>
-        </w:rPr>
-      </w:pPr>
-    </w:p>
-    <w:p>
-      <w:pPr>
-        <w:pStyle w:val="CodeBlock"/>
-        <w:shd w:val="clear" w:color="auto" w:fill="F2F2F2"/>
-        <w:spacing w:before="0" w:after="0" w:line="240" w:lineRule="auto"/>
-        <w:rPr>
-          <w:sz w:val="18"/>
-          <w:lang w:val="es-EC"/>
-        </w:rPr>
-      </w:pPr>
-      <w:r>
-        <w:rPr>
-          <w:sz w:val="18"/>
-          <w:lang w:val="es-EC"/>
-        </w:rPr>
-        <w:t>' Uniones de actores a casos de uso</w:t>
-      </w:r>
-    </w:p>
-    <w:p>
-      <w:pPr>
-        <w:pStyle w:val="CodeBlock"/>
-        <w:shd w:val="clear" w:color="auto" w:fill="F2F2F2"/>
-        <w:spacing w:before="0" w:after="0" w:line="240" w:lineRule="auto"/>
-        <w:rPr>
-          <w:sz w:val="18"/>
-          <w:lang w:val="es-EC"/>
-        </w:rPr>
-      </w:pPr>
-    </w:p>
-    <w:p>
-      <w:pPr>
-        <w:pStyle w:val="CodeBlock"/>
-        <w:shd w:val="clear" w:color="auto" w:fill="F2F2F2"/>
-        <w:spacing w:before="0" w:after="0" w:line="240" w:lineRule="auto"/>
-        <w:rPr>
-          <w:sz w:val="18"/>
-          <w:lang w:val="es-EC"/>
-        </w:rPr>
-      </w:pPr>
-      <w:r>
-        <w:rPr>
-          <w:sz w:val="18"/>
-          <w:lang w:val="es-EC"/>
-        </w:rPr>
-        <w:t>Jefe--</w:t>
-      </w:r>
-      <w:proofErr w:type="spellStart"/>
-      <w:r>
-        <w:rPr>
-          <w:sz w:val="18"/>
-          <w:lang w:val="es-EC"/>
-        </w:rPr>
-        <w:t>UC_Crear</w:t>
-      </w:r>
-      <w:proofErr w:type="spellEnd"/>
-    </w:p>
-    <w:p>
-      <w:pPr>
-        <w:pStyle w:val="CodeBlock"/>
-        <w:shd w:val="clear" w:color="auto" w:fill="F2F2F2"/>
-        <w:spacing w:before="0" w:after="0" w:line="240" w:lineRule="auto"/>
-        <w:rPr>
-          <w:sz w:val="18"/>
-          <w:lang w:val="es-EC"/>
-        </w:rPr>
-      </w:pPr>
-      <w:r>
-        <w:rPr>
-          <w:sz w:val="18"/>
-          <w:lang w:val="es-EC"/>
-        </w:rPr>
-        <w:t>Jefe--</w:t>
-      </w:r>
-      <w:proofErr w:type="spellStart"/>
-      <w:r>
-        <w:rPr>
-          <w:sz w:val="18"/>
-          <w:lang w:val="es-EC"/>
-        </w:rPr>
-        <w:t>UC_Asignar</w:t>
-      </w:r>
-      <w:proofErr w:type="spellEnd"/>
-    </w:p>
-    <w:p>
-      <w:pPr>
-        <w:pStyle w:val="CodeBlock"/>
-        <w:shd w:val="clear" w:color="auto" w:fill="F2F2F2"/>
-        <w:spacing w:before="0" w:after="0" w:line="240" w:lineRule="auto"/>
-        <w:rPr>
-          <w:sz w:val="18"/>
-          <w:lang w:val="es-EC"/>
-        </w:rPr>
-      </w:pPr>
-      <w:r>
-        <w:rPr>
-          <w:sz w:val="18"/>
-          <w:lang w:val="es-EC"/>
-        </w:rPr>
-        <w:t>Jefe--</w:t>
-      </w:r>
-      <w:proofErr w:type="spellStart"/>
-      <w:r>
-        <w:rPr>
-          <w:sz w:val="18"/>
-          <w:lang w:val="es-EC"/>
-        </w:rPr>
-        <w:t>UC_Editar</w:t>
-      </w:r>
-      <w:proofErr w:type="spellEnd"/>
-    </w:p>
-    <w:p>
-      <w:pPr>
-        <w:pStyle w:val="CodeBlock"/>
-        <w:shd w:val="clear" w:color="auto" w:fill="F2F2F2"/>
-        <w:spacing w:before="0" w:after="0" w:line="240" w:lineRule="auto"/>
-        <w:rPr>
-          <w:sz w:val="18"/>
-          <w:lang w:val="es-EC"/>
-        </w:rPr>
-      </w:pPr>
-      <w:r>
-        <w:rPr>
-          <w:sz w:val="18"/>
-          <w:lang w:val="es-EC"/>
-        </w:rPr>
-        <w:t>Jefe--</w:t>
-      </w:r>
-      <w:proofErr w:type="spellStart"/>
-      <w:r>
-        <w:rPr>
-          <w:sz w:val="18"/>
-          <w:lang w:val="es-EC"/>
-        </w:rPr>
-        <w:t>UC_Eliminar</w:t>
-      </w:r>
-      <w:proofErr w:type="spellEnd"/>
-    </w:p>
-    <w:p>
-      <w:pPr>
-        <w:pStyle w:val="CodeBlock"/>
-        <w:shd w:val="clear" w:color="auto" w:fill="F2F2F2"/>
-        <w:spacing w:before="0" w:after="0" w:line="240" w:lineRule="auto"/>
-        <w:rPr>
-          <w:sz w:val="18"/>
-          <w:lang w:val="es-EC"/>
-        </w:rPr>
-      </w:pPr>
-    </w:p>
-    <w:p>
-      <w:pPr>
-        <w:pStyle w:val="CodeBlock"/>
-        <w:shd w:val="clear" w:color="auto" w:fill="F2F2F2"/>
-        <w:spacing w:before="0" w:after="0" w:line="240" w:lineRule="auto"/>
-        <w:rPr>
-          <w:sz w:val="18"/>
-          <w:lang w:val="es-EC"/>
-        </w:rPr>
-      </w:pPr>
-    </w:p>
-    <w:p>
-      <w:pPr>
-        <w:pStyle w:val="CodeBlock"/>
-        <w:shd w:val="clear" w:color="auto" w:fill="F2F2F2"/>
-        <w:spacing w:before="0" w:after="0" w:line="240" w:lineRule="auto"/>
-        <w:rPr>
-          <w:sz w:val="18"/>
-          <w:lang w:val="es-EC"/>
-        </w:rPr>
-      </w:pPr>
-      <w:proofErr w:type="spellStart"/>
-      <w:r>
-        <w:rPr>
-          <w:sz w:val="18"/>
-          <w:lang w:val="es-EC"/>
-        </w:rPr>
-        <w:t>UC_Crear</w:t>
-      </w:r>
-      <w:proofErr w:type="spellEnd"/>
-      <w:proofErr w:type="gramStart"/>
-      <w:r>
-        <w:rPr>
-          <w:sz w:val="18"/>
-          <w:lang w:val="es-EC"/>
-        </w:rPr>
-        <w:t xml:space="preserve"> ..</w:t>
-      </w:r>
-      <w:proofErr w:type="gramEnd"/>
-      <w:r>
-        <w:rPr>
-          <w:sz w:val="18"/>
-          <w:lang w:val="es-EC"/>
-        </w:rPr>
-        <w:t xml:space="preserve">&gt; </w:t>
-      </w:r>
-      <w:proofErr w:type="spellStart"/>
-      <w:r>
-        <w:rPr>
-          <w:sz w:val="18"/>
-          <w:lang w:val="es-EC"/>
-        </w:rPr>
-        <w:t>UC_Generar</w:t>
-      </w:r>
-      <w:proofErr w:type="spellEnd"/>
-      <w:r>
-        <w:rPr>
-          <w:sz w:val="18"/>
-          <w:lang w:val="es-EC"/>
-        </w:rPr>
-        <w:t xml:space="preserve"> : &lt;&lt;</w:t>
-      </w:r>
-      <w:proofErr w:type="spellStart"/>
-      <w:r>
-        <w:rPr>
-          <w:sz w:val="18"/>
-          <w:lang w:val="es-EC"/>
-        </w:rPr>
-        <w:t>include</w:t>
-      </w:r>
-      <w:proofErr w:type="spellEnd"/>
-      <w:r>
-        <w:rPr>
-          <w:sz w:val="18"/>
-          <w:lang w:val="es-EC"/>
-        </w:rPr>
-        <w:t>&gt;&gt;</w:t>
-      </w:r>
-    </w:p>
-    <w:p>
-      <w:pPr>
-        <w:pStyle w:val="CodeBlock"/>
-        <w:shd w:val="clear" w:color="auto" w:fill="F2F2F2"/>
-        <w:spacing w:before="0" w:after="0" w:line="240" w:lineRule="auto"/>
-        <w:rPr>
-          <w:sz w:val="18"/>
-          <w:lang w:val="es-EC"/>
-        </w:rPr>
-      </w:pPr>
-      <w:proofErr w:type="spellStart"/>
-      <w:r>
-        <w:rPr>
-          <w:sz w:val="18"/>
-          <w:lang w:val="es-EC"/>
-        </w:rPr>
-        <w:t>UC_Crear</w:t>
-      </w:r>
-      <w:proofErr w:type="spellEnd"/>
-      <w:proofErr w:type="gramStart"/>
-      <w:r>
-        <w:rPr>
-          <w:sz w:val="18"/>
-          <w:lang w:val="es-EC"/>
-        </w:rPr>
-        <w:t xml:space="preserve"> ..</w:t>
-      </w:r>
-      <w:proofErr w:type="gramEnd"/>
-      <w:r>
-        <w:rPr>
-          <w:sz w:val="18"/>
-          <w:lang w:val="es-EC"/>
-        </w:rPr>
-        <w:t xml:space="preserve">&gt; </w:t>
-      </w:r>
-      <w:proofErr w:type="spellStart"/>
-      <w:r>
-        <w:rPr>
-          <w:sz w:val="18"/>
-          <w:lang w:val="es-EC"/>
-        </w:rPr>
-        <w:t>UC_Asignar</w:t>
-      </w:r>
-      <w:proofErr w:type="spellEnd"/>
-      <w:r>
-        <w:rPr>
-          <w:sz w:val="18"/>
-          <w:lang w:val="es-EC"/>
-        </w:rPr>
-        <w:t xml:space="preserve"> : &lt;&lt;</w:t>
-      </w:r>
-      <w:proofErr w:type="spellStart"/>
-      <w:r>
-        <w:rPr>
-          <w:sz w:val="18"/>
-          <w:lang w:val="es-EC"/>
-        </w:rPr>
-        <w:t>include</w:t>
-      </w:r>
-      <w:proofErr w:type="spellEnd"/>
-      <w:r>
-        <w:rPr>
-          <w:sz w:val="18"/>
-          <w:lang w:val="es-EC"/>
-        </w:rPr>
-        <w:t>&gt;&gt;</w:t>
-      </w:r>
-    </w:p>
-    <w:p>
-      <w:pPr>
-        <w:pStyle w:val="CodeBlock"/>
-        <w:shd w:val="clear" w:color="auto" w:fill="F2F2F2"/>
-        <w:spacing w:before="0" w:after="0" w:line="240" w:lineRule="auto"/>
-        <w:rPr>
-          <w:sz w:val="18"/>
-          <w:lang w:val="es-EC"/>
-        </w:rPr>
-      </w:pPr>
-      <w:proofErr w:type="spellStart"/>
-      <w:r>
-        <w:rPr>
-          <w:sz w:val="18"/>
-          <w:lang w:val="es-EC"/>
-        </w:rPr>
-        <w:t>UC_Asignar</w:t>
-      </w:r>
-      <w:proofErr w:type="spellEnd"/>
-      <w:proofErr w:type="gramStart"/>
-      <w:r>
-        <w:rPr>
-          <w:sz w:val="18"/>
-          <w:lang w:val="es-EC"/>
-        </w:rPr>
-        <w:t xml:space="preserve"> ..</w:t>
-      </w:r>
-      <w:proofErr w:type="gramEnd"/>
-      <w:r>
-        <w:rPr>
-          <w:sz w:val="18"/>
-          <w:lang w:val="es-EC"/>
-        </w:rPr>
-        <w:t xml:space="preserve">&gt; </w:t>
-      </w:r>
-      <w:proofErr w:type="spellStart"/>
-      <w:r>
-        <w:rPr>
-          <w:sz w:val="18"/>
-          <w:lang w:val="es-EC"/>
-        </w:rPr>
-        <w:t>UC_Habilitar</w:t>
-      </w:r>
-      <w:proofErr w:type="spellEnd"/>
-      <w:r>
-        <w:rPr>
-          <w:sz w:val="18"/>
-          <w:lang w:val="es-EC"/>
-        </w:rPr>
-        <w:t xml:space="preserve"> : &lt;&lt;</w:t>
-      </w:r>
-      <w:proofErr w:type="spellStart"/>
-      <w:r>
-        <w:rPr>
-          <w:sz w:val="18"/>
-          <w:lang w:val="es-EC"/>
-        </w:rPr>
-        <w:t>include</w:t>
-      </w:r>
-      <w:proofErr w:type="spellEnd"/>
-      <w:r>
-        <w:rPr>
-          <w:sz w:val="18"/>
-          <w:lang w:val="es-EC"/>
-        </w:rPr>
-        <w:t>&gt;&gt;</w:t>
-      </w:r>
-    </w:p>
-    <w:p>
-      <w:pPr>
-        <w:pStyle w:val="CodeBlock"/>
-        <w:shd w:val="clear" w:color="auto" w:fill="F2F2F2"/>
-        <w:spacing w:before="0" w:after="0" w:line="240" w:lineRule="auto"/>
-        <w:rPr>
-          <w:sz w:val="18"/>
-          <w:lang w:val="es-EC"/>
-        </w:rPr>
-      </w:pPr>
-    </w:p>
-    <w:p>
-      <w:pPr>
-        <w:pStyle w:val="CodeBlock"/>
-        <w:shd w:val="clear" w:color="auto" w:fill="F2F2F2"/>
-        <w:spacing w:before="0" w:after="0" w:line="240" w:lineRule="auto"/>
-        <w:rPr>
-          <w:sz w:val="18"/>
-          <w:lang w:val="es-EC"/>
-        </w:rPr>
-      </w:pPr>
-      <w:r>
-        <w:rPr>
-          <w:sz w:val="18"/>
-          <w:lang w:val="es-EC"/>
-        </w:rPr>
-        <w:t xml:space="preserve">'Elaborado David Pilaguano - 2026-05-05 </w:t>
-      </w:r>
-    </w:p>
-    <w:p>
-      <w:pPr>
-        <w:pStyle w:val="CodeBlock"/>
-        <w:shd w:val="clear" w:color="auto" w:fill="F2F2F2"/>
-        <w:spacing w:before="0" w:after="0" w:line="240" w:lineRule="auto"/>
-        <w:rPr>
-          <w:sz w:val="18"/>
-          <w:lang w:val="es-EC"/>
-        </w:rPr>
-      </w:pPr>
-      <w:r>
-        <w:rPr>
-          <w:sz w:val="18"/>
-          <w:lang w:val="es-EC"/>
-        </w:rPr>
-        <w:t xml:space="preserve">note </w:t>
-      </w:r>
-      <w:proofErr w:type="spellStart"/>
-      <w:r>
-        <w:rPr>
-          <w:sz w:val="18"/>
-          <w:lang w:val="es-EC"/>
-        </w:rPr>
-        <w:t>right</w:t>
-      </w:r>
-      <w:proofErr w:type="spellEnd"/>
-      <w:r>
-        <w:rPr>
-          <w:sz w:val="18"/>
-          <w:lang w:val="es-EC"/>
-        </w:rPr>
-        <w:t xml:space="preserve"> </w:t>
-      </w:r>
-      <w:proofErr w:type="spellStart"/>
-      <w:r>
-        <w:rPr>
-          <w:sz w:val="18"/>
-          <w:lang w:val="es-EC"/>
-        </w:rPr>
-        <w:t>of</w:t>
-      </w:r>
-      <w:proofErr w:type="spellEnd"/>
-      <w:r>
-        <w:rPr>
-          <w:sz w:val="18"/>
-          <w:lang w:val="es-EC"/>
-        </w:rPr>
-        <w:t xml:space="preserve"> </w:t>
-      </w:r>
-      <w:proofErr w:type="spellStart"/>
-      <w:r>
-        <w:rPr>
-          <w:sz w:val="18"/>
-          <w:lang w:val="es-EC"/>
-        </w:rPr>
-        <w:t>UC_Crear</w:t>
-      </w:r>
-      <w:proofErr w:type="spellEnd"/>
-    </w:p>
-    <w:p>
-      <w:pPr>
-        <w:pStyle w:val="CodeBlock"/>
-        <w:shd w:val="clear" w:color="auto" w:fill="F2F2F2"/>
-        <w:spacing w:before="0" w:after="0" w:line="240" w:lineRule="auto"/>
-        <w:rPr>
-          <w:sz w:val="18"/>
-          <w:lang w:val="es-EC"/>
-        </w:rPr>
-      </w:pPr>
-      <w:r>
-        <w:rPr>
-          <w:sz w:val="18"/>
-          <w:lang w:val="es-EC"/>
-        </w:rPr>
-        <w:t>Datos mínimos según interfaz:</w:t>
-      </w:r>
-    </w:p>
-    <w:p>
-      <w:pPr>
-        <w:pStyle w:val="CodeBlock"/>
-        <w:shd w:val="clear" w:color="auto" w:fill="F2F2F2"/>
-        <w:spacing w:before="0" w:after="0" w:line="240" w:lineRule="auto"/>
-        <w:rPr>
-          <w:sz w:val="18"/>
-          <w:lang w:val="es-EC"/>
-        </w:rPr>
-      </w:pPr>
-      <w:r>
-        <w:rPr>
-          <w:sz w:val="18"/>
-          <w:lang w:val="es-EC"/>
-        </w:rPr>
-        <w:t>- Cedula</w:t>
-      </w:r>
-    </w:p>
-    <w:p>
-      <w:pPr>
-        <w:pStyle w:val="CodeBlock"/>
-        <w:shd w:val="clear" w:color="auto" w:fill="F2F2F2"/>
-        <w:spacing w:before="0" w:after="0" w:line="240" w:lineRule="auto"/>
-        <w:rPr>
-          <w:sz w:val="18"/>
-          <w:lang w:val="es-EC"/>
-        </w:rPr>
-      </w:pPr>
-      <w:r>
-        <w:rPr>
-          <w:sz w:val="18"/>
-          <w:lang w:val="es-EC"/>
-        </w:rPr>
-        <w:t>- Nombre</w:t>
-      </w:r>
-    </w:p>
-    <w:p>
-      <w:pPr>
-        <w:pStyle w:val="CodeBlock"/>
-        <w:shd w:val="clear" w:color="auto" w:fill="F2F2F2"/>
-        <w:spacing w:before="0" w:after="0" w:line="240" w:lineRule="auto"/>
-        <w:rPr>
-          <w:sz w:val="18"/>
-          <w:lang w:val="es-EC"/>
-        </w:rPr>
-      </w:pPr>
-      <w:r>
-        <w:rPr>
-          <w:sz w:val="18"/>
-          <w:lang w:val="es-EC"/>
-        </w:rPr>
-        <w:t>- Edad</w:t>
-      </w:r>
-    </w:p>
-    <w:p>
-      <w:pPr>
-        <w:pStyle w:val="CodeBlock"/>
-        <w:shd w:val="clear" w:color="auto" w:fill="F2F2F2"/>
-        <w:spacing w:before="0" w:after="0" w:line="240" w:lineRule="auto"/>
-        <w:rPr>
-          <w:sz w:val="18"/>
-          <w:lang w:val="es-EC"/>
-        </w:rPr>
-      </w:pPr>
-      <w:r>
-        <w:rPr>
-          <w:sz w:val="18"/>
-          <w:lang w:val="es-EC"/>
-        </w:rPr>
-        <w:t>- Correo</w:t>
-      </w:r>
-    </w:p>
-    <w:p>
-      <w:pPr>
-        <w:pStyle w:val="CodeBlock"/>
-        <w:shd w:val="clear" w:color="auto" w:fill="F2F2F2"/>
-        <w:spacing w:before="0" w:after="0" w:line="240" w:lineRule="auto"/>
-        <w:rPr>
-          <w:sz w:val="18"/>
-          <w:lang w:val="es-EC"/>
-        </w:rPr>
-      </w:pPr>
-    </w:p>
-    <w:p>
-      <w:pPr>
-        <w:pStyle w:val="CodeBlock"/>
-        <w:shd w:val="clear" w:color="auto" w:fill="F2F2F2"/>
-        <w:spacing w:before="0" w:after="0" w:line="240" w:lineRule="auto"/>
-        <w:rPr>
-          <w:lang w:val="es-EC"/>
-        </w:rPr>
-      </w:pPr>
-      <w:proofErr w:type="spellStart"/>
-      <w:r>
-        <w:rPr>
-          <w:sz w:val="18"/>
-          <w:lang w:val="es-EC"/>
-        </w:rPr>
-        <w:t>end</w:t>
-      </w:r>
-      <w:proofErr w:type="spellEnd"/>
-      <w:r>
-        <w:rPr>
-          <w:sz w:val="18"/>
-          <w:lang w:val="es-EC"/>
-        </w:rPr>
-        <w:t xml:space="preserve"> note</w:t>
-      </w:r>
-      <w:r>
-        <w:rPr>
-          <w:sz w:val="18"/>
-          <w:lang w:val="es-EC"/>
-        </w:rPr>
-        <w:br/>
-        <w:t>@enduml</w:t>
-      </w:r>
-    </w:p>
-    <w:p>
-      <w:pPr>
-        <w:spacing w:after="120" w:line="252" w:lineRule="auto"/>
-        <w:rPr>
-          <w:lang w:val="es-EC"/>
-        </w:rPr>
-      </w:pPr>
-    </w:p>
-    <w:p>
-      <w:pPr>
-        <w:spacing w:after="120" w:line="252" w:lineRule="auto"/>
-        <w:rPr>
-          <w:lang w:val="es-EC"/>
-        </w:rPr>
-      </w:pPr>
-    </w:p>
-    <w:p>
-      <w:pPr>
         <w:spacing w:after="120" w:line="252" w:lineRule="auto"/>
         <w:jc w:val="center"/>
         <w:rPr>
@@ -3247,14 +2726,13 @@
       </w:pPr>
       <w:r>
         <w:rPr>
-          <w:noProof/>
           <w:lang w:val="es-EC"/>
         </w:rPr>
         <w:drawing>
-          <wp:inline distT="0" distB="0" distL="0" distR="0" wp14:anchorId="574D1F9B" wp14:editId="6E920725">
-            <wp:extent cx="5483223" cy="2008197"/>
-            <wp:effectExtent l="0" t="0" r="3810" b="0"/>
-            <wp:docPr id="1" name="Picture 1"/>
+          <wp:inline distT="0" distB="0" distL="0" distR="0" wp14:anchorId="5161B957" wp14:editId="608FC08C">
+            <wp:extent cx="6309360" cy="2816860"/>
+            <wp:effectExtent l="0" t="0" r="0" b="2540"/>
+            <wp:docPr id="912967392" name="Imagen 1"/>
             <wp:cNvGraphicFramePr>
               <a:graphicFrameLocks xmlns:a="http://schemas.openxmlformats.org/drawingml/2006/main" noChangeAspect="1"/>
             </wp:cNvGraphicFramePr>
@@ -3262,7 +2740,7 @@
               <a:graphicData uri="http://schemas.openxmlformats.org/drawingml/2006/picture">
                 <pic:pic xmlns:pic="http://schemas.openxmlformats.org/drawingml/2006/picture">
                   <pic:nvPicPr>
-                    <pic:cNvPr id="1" name=""/>
+                    <pic:cNvPr id="912967392" name=""/>
                     <pic:cNvPicPr/>
                   </pic:nvPicPr>
                   <pic:blipFill>
@@ -3274,7 +2752,7 @@
                   <pic:spPr>
                     <a:xfrm>
                       <a:off x="0" y="0"/>
-                      <a:ext cx="5486683" cy="2009464"/>
+                      <a:ext cx="6309360" cy="2816860"/>
                     </a:xfrm>
                     <a:prstGeom prst="rect">
                       <a:avLst/>
@@ -3289,7 +2767,7 @@
     </w:p>
     <w:p>
       <w:pPr>
-        <w:pStyle w:val="Heading1"/>
+        <w:pStyle w:val="Ttulo1"/>
         <w:spacing w:after="120" w:line="252" w:lineRule="auto"/>
         <w:rPr>
           <w:lang w:val="es-EC"/>
@@ -3310,17 +2788,17 @@
     </w:p>
     <w:tbl>
       <w:tblPr>
-        <w:tblStyle w:val="TableGrid"/>
+        <w:tblStyle w:val="Tablaconcuadrcula"/>
         <w:tblW w:w="0" w:type="auto"/>
         <w:jc w:val="center"/>
         <w:tblLook w:val="04A0" w:firstRow="1" w:lastRow="0" w:firstColumn="1" w:lastColumn="0" w:noHBand="0" w:noVBand="1"/>
       </w:tblPr>
       <w:tblGrid>
+        <w:gridCol w:w="1986"/>
+        <w:gridCol w:w="1984"/>
         <w:gridCol w:w="1985"/>
         <w:gridCol w:w="1985"/>
         <w:gridCol w:w="1986"/>
-        <w:gridCol w:w="1985"/>
-        <w:gridCol w:w="1985"/>
       </w:tblGrid>
       <w:tr>
         <w:trPr>
@@ -3422,7 +2900,7 @@
           <w:p>
             <w:proofErr w:type="spellStart"/>
             <w:r>
-              <w:t>Crear</w:t>
+              <w:t>Iniciar</w:t>
             </w:r>
             <w:proofErr w:type="spellEnd"/>
             <w:r>
@@ -3430,7 +2908,7 @@
             </w:r>
             <w:proofErr w:type="spellStart"/>
             <w:r>
-              <w:t>empleado</w:t>
+              <w:t>Sesión</w:t>
             </w:r>
             <w:proofErr w:type="spellEnd"/>
           </w:p>
@@ -3440,12 +2918,9 @@
             <w:tcW w:w="1987" w:type="dxa"/>
           </w:tcPr>
           <w:p>
-            <w:r>
-              <w:t xml:space="preserve">Jefe de </w:t>
-            </w:r>
             <w:proofErr w:type="spellStart"/>
             <w:r>
-              <w:t>Logística</w:t>
+              <w:t>Usuario</w:t>
             </w:r>
             <w:proofErr w:type="spellEnd"/>
           </w:p>
@@ -3462,9 +2937,9 @@
             </w:pPr>
             <w:r>
               <w:rPr>
-                <w:lang w:val="es-EC"/>
+                <w:lang w:val="es-MX"/>
               </w:rPr>
-              <w:t>El empleado no debe existir previamente.</w:t>
+              <w:t>El usuario debe estar registrado y activo.</w:t>
             </w:r>
           </w:p>
         </w:tc>
@@ -3480,9 +2955,9 @@
             </w:pPr>
             <w:r>
               <w:rPr>
-                <w:lang w:val="es-EC"/>
+                <w:lang w:val="es-MX"/>
               </w:rPr>
-              <w:t>Ingresar Cédula, Nombres y Rol -&gt; Validar datos -&gt; Guardar registro</w:t>
+              <w:t>Ingresar credenciales -&gt; Validar -&gt; Realizar MFA -&gt; Acceder.</w:t>
             </w:r>
           </w:p>
         </w:tc>
@@ -3493,7 +2968,7 @@
           <w:p>
             <w:proofErr w:type="spellStart"/>
             <w:r>
-              <w:t>Empleado</w:t>
+              <w:t>Acceso</w:t>
             </w:r>
             <w:proofErr w:type="spellEnd"/>
             <w:r>
@@ -3501,15 +2976,115 @@
             </w:r>
             <w:proofErr w:type="spellStart"/>
             <w:r>
-              <w:t>registrado</w:t>
+              <w:t>concedido</w:t>
             </w:r>
             <w:proofErr w:type="spellEnd"/>
             <w:r>
-              <w:t xml:space="preserve"> con </w:t>
+              <w:t xml:space="preserve"> a </w:t>
             </w:r>
             <w:proofErr w:type="spellStart"/>
             <w:r>
-              <w:t>éxito</w:t>
+              <w:t>TekMess</w:t>
+            </w:r>
+            <w:proofErr w:type="spellEnd"/>
+            <w:r>
+              <w:t>.</w:t>
+            </w:r>
+          </w:p>
+        </w:tc>
+      </w:tr>
+      <w:tr>
+        <w:trPr>
+          <w:cantSplit/>
+          <w:jc w:val="center"/>
+        </w:trPr>
+        <w:tc>
+          <w:tcPr>
+            <w:tcW w:w="1987" w:type="dxa"/>
+          </w:tcPr>
+          <w:p>
+            <w:r>
+              <w:t xml:space="preserve">Cambiar </w:t>
+            </w:r>
+            <w:proofErr w:type="spellStart"/>
+            <w:r>
+              <w:t>Contraseña</w:t>
+            </w:r>
+            <w:proofErr w:type="spellEnd"/>
+          </w:p>
+        </w:tc>
+        <w:tc>
+          <w:tcPr>
+            <w:tcW w:w="1987" w:type="dxa"/>
+          </w:tcPr>
+          <w:p>
+            <w:proofErr w:type="spellStart"/>
+            <w:r>
+              <w:t>Usuario</w:t>
+            </w:r>
+            <w:proofErr w:type="spellEnd"/>
+          </w:p>
+        </w:tc>
+        <w:tc>
+          <w:tcPr>
+            <w:tcW w:w="1987" w:type="dxa"/>
+          </w:tcPr>
+          <w:p>
+            <w:pPr>
+              <w:rPr>
+                <w:lang w:val="es-EC"/>
+              </w:rPr>
+            </w:pPr>
+            <w:r>
+              <w:rPr>
+                <w:lang w:val="es-MX"/>
+              </w:rPr>
+              <w:t>El usuario debe conocer su contraseña actual.</w:t>
+            </w:r>
+          </w:p>
+        </w:tc>
+        <w:tc>
+          <w:tcPr>
+            <w:tcW w:w="1987" w:type="dxa"/>
+          </w:tcPr>
+          <w:p>
+            <w:pPr>
+              <w:rPr>
+                <w:lang w:val="es-EC"/>
+              </w:rPr>
+            </w:pPr>
+            <w:r>
+              <w:rPr>
+                <w:lang w:val="es-MX"/>
+              </w:rPr>
+              <w:t>Ingresar contraseñas -&gt; Validar políticas -&gt; Actualizar BD.</w:t>
+            </w:r>
+          </w:p>
+        </w:tc>
+        <w:tc>
+          <w:tcPr>
+            <w:tcW w:w="1987" w:type="dxa"/>
+          </w:tcPr>
+          <w:p>
+            <w:proofErr w:type="spellStart"/>
+            <w:r>
+              <w:t>Contraseña</w:t>
+            </w:r>
+            <w:proofErr w:type="spellEnd"/>
+            <w:r>
+              <w:t xml:space="preserve"> </w:t>
+            </w:r>
+            <w:proofErr w:type="spellStart"/>
+            <w:r>
+              <w:t>actualizada</w:t>
+            </w:r>
+            <w:proofErr w:type="spellEnd"/>
+            <w:r>
+              <w:t xml:space="preserve"> </w:t>
+            </w:r>
+            <w:proofErr w:type="spellStart"/>
+            <w:r>
+              <w:t>exitosamente</w:t>
             </w:r>
             <w:proofErr w:type="spellEnd"/>
             <w:r>
@@ -3530,7 +3105,7 @@
           <w:p>
             <w:proofErr w:type="spellStart"/>
             <w:r>
-              <w:t>Editar</w:t>
+              <w:t>Recuperar</w:t>
             </w:r>
             <w:proofErr w:type="spellEnd"/>
             <w:r>
@@ -3538,7 +3113,7 @@
             </w:r>
             <w:proofErr w:type="spellStart"/>
             <w:r>
-              <w:t>empleado</w:t>
+              <w:t>Contraseña</w:t>
             </w:r>
             <w:proofErr w:type="spellEnd"/>
           </w:p>
@@ -3548,12 +3123,9 @@
             <w:tcW w:w="1987" w:type="dxa"/>
           </w:tcPr>
           <w:p>
-            <w:r>
-              <w:t xml:space="preserve">Jefe de </w:t>
-            </w:r>
             <w:proofErr w:type="spellStart"/>
             <w:r>
-              <w:t>Logística</w:t>
+              <w:t>Usuario</w:t>
             </w:r>
             <w:proofErr w:type="spellEnd"/>
           </w:p>
@@ -3570,9 +3142,9 @@
             </w:pPr>
             <w:r>
               <w:rPr>
-                <w:lang w:val="es-EC"/>
+                <w:lang w:val="es-MX"/>
               </w:rPr>
-              <w:t>El empleado debe estar registrado.</w:t>
+              <w:t>Correo debe estar registrado en el sistema.</w:t>
             </w:r>
           </w:p>
         </w:tc>
@@ -3588,9 +3160,9 @@
             </w:pPr>
             <w:r>
               <w:rPr>
-                <w:lang w:val="es-EC"/>
+                <w:lang w:val="es-MX"/>
               </w:rPr>
-              <w:t>Buscar empleado -&gt; Modificar datos -&gt; Validar -&gt; Guardar cambios</w:t>
+              <w:t>Solicitar código -&gt; Recibir OTP -&gt; Validar OTP -&gt; Cambiar contraseña.</w:t>
             </w:r>
           </w:p>
         </w:tc>
@@ -3599,9 +3171,14 @@
             <w:tcW w:w="1987" w:type="dxa"/>
           </w:tcPr>
           <w:p>
+            <w:pPr>
+              <w:rPr>
+                <w:lang w:val="es-EC"/>
+              </w:rPr>
+            </w:pPr>
             <w:proofErr w:type="spellStart"/>
             <w:r>
-              <w:t>Información</w:t>
+              <w:t>Acceso</w:t>
             </w:r>
             <w:proofErr w:type="spellEnd"/>
             <w:r>
@@ -3609,7 +3186,7 @@
             </w:r>
             <w:proofErr w:type="spellStart"/>
             <w:r>
-              <w:t>actualizada</w:t>
+              <w:t>recuperado</w:t>
             </w:r>
             <w:proofErr w:type="spellEnd"/>
             <w:r>
@@ -3630,8 +3207,7 @@
           <w:p>
             <w:proofErr w:type="spellStart"/>
             <w:r>
-              <w:lastRenderedPageBreak/>
-              <w:t>Eliminar</w:t>
+              <w:t>Realizar</w:t>
             </w:r>
             <w:proofErr w:type="spellEnd"/>
             <w:r>
@@ -3639,9 +3215,12 @@
             </w:r>
             <w:proofErr w:type="spellStart"/>
             <w:r>
-              <w:t>empleado</w:t>
+              <w:t>Autenticación</w:t>
             </w:r>
             <w:proofErr w:type="spellEnd"/>
+            <w:r>
+              <w:t xml:space="preserve"> Multifactor</w:t>
+            </w:r>
           </w:p>
         </w:tc>
         <w:tc>
@@ -3649,12 +3228,9 @@
             <w:tcW w:w="1987" w:type="dxa"/>
           </w:tcPr>
           <w:p>
-            <w:r>
-              <w:t xml:space="preserve">Jefe de </w:t>
-            </w:r>
             <w:proofErr w:type="spellStart"/>
             <w:r>
-              <w:t>Logística</w:t>
+              <w:t>Usuario</w:t>
             </w:r>
             <w:proofErr w:type="spellEnd"/>
           </w:p>
@@ -3671,9 +3247,9 @@
             </w:pPr>
             <w:r>
               <w:rPr>
-                <w:lang w:val="es-EC"/>
+                <w:lang w:val="es-MX"/>
               </w:rPr>
-              <w:t>El empleado debe estar activo.</w:t>
+              <w:t>Credenciales base deben ser válidas.</w:t>
             </w:r>
           </w:p>
         </w:tc>
@@ -3689,9 +3265,9 @@
             </w:pPr>
             <w:r>
               <w:rPr>
-                <w:lang w:val="es-EC"/>
+                <w:lang w:val="es-MX"/>
               </w:rPr>
-              <w:t>Seleccionar empleado -&gt; Confirmar eliminación -&gt; Actualizar estado</w:t>
+              <w:t>Generar código -&gt; Enviar al correo -&gt; Ingresar código -&gt; Validar.</w:t>
             </w:r>
           </w:p>
         </w:tc>
@@ -3707,122 +3283,9 @@
             </w:pPr>
             <w:r>
               <w:rPr>
-                <w:lang w:val="es-EC"/>
+                <w:lang w:val="es-MX"/>
               </w:rPr>
-              <w:t>Acceso revocado al sistema.</w:t>
-            </w:r>
-          </w:p>
-        </w:tc>
-      </w:tr>
-      <w:tr>
-        <w:trPr>
-          <w:cantSplit/>
-          <w:jc w:val="center"/>
-        </w:trPr>
-        <w:tc>
-          <w:tcPr>
-            <w:tcW w:w="1987" w:type="dxa"/>
-          </w:tcPr>
-          <w:p>
-            <w:proofErr w:type="spellStart"/>
-            <w:r>
-              <w:t>Mostrar</w:t>
-            </w:r>
-            <w:proofErr w:type="spellEnd"/>
-            <w:r>
-              <w:t xml:space="preserve"> </w:t>
-            </w:r>
-            <w:proofErr w:type="spellStart"/>
-            <w:r>
-              <w:t>todo</w:t>
-            </w:r>
-            <w:proofErr w:type="spellEnd"/>
-          </w:p>
-        </w:tc>
-        <w:tc>
-          <w:tcPr>
-            <w:tcW w:w="1987" w:type="dxa"/>
-          </w:tcPr>
-          <w:p>
-            <w:r>
-              <w:t xml:space="preserve">Jefe de </w:t>
-            </w:r>
-            <w:proofErr w:type="spellStart"/>
-            <w:r>
-              <w:t>Logística</w:t>
-            </w:r>
-            <w:proofErr w:type="spellEnd"/>
-          </w:p>
-        </w:tc>
-        <w:tc>
-          <w:tcPr>
-            <w:tcW w:w="1987" w:type="dxa"/>
-          </w:tcPr>
-          <w:p>
-            <w:pPr>
-              <w:rPr>
-                <w:lang w:val="es-EC"/>
-              </w:rPr>
-            </w:pPr>
-            <w:r>
-              <w:rPr>
-                <w:lang w:val="es-EC"/>
-              </w:rPr>
-              <w:t>Debe existir al menos un registro o una tabla vacía disponible.</w:t>
-            </w:r>
-          </w:p>
-        </w:tc>
-        <w:tc>
-          <w:tcPr>
-            <w:tcW w:w="1987" w:type="dxa"/>
-          </w:tcPr>
-          <w:p>
-            <w:pPr>
-              <w:rPr>
-                <w:lang w:val="es-EC"/>
-              </w:rPr>
-            </w:pPr>
-            <w:r>
-              <w:rPr>
-                <w:lang w:val="es-EC"/>
-              </w:rPr>
-              <w:t>Seleccionar Mostrar Todo -&gt; mostrar registros -&gt; presentar tabla.</w:t>
-            </w:r>
-          </w:p>
-        </w:tc>
-        <w:tc>
-          <w:tcPr>
-            <w:tcW w:w="1987" w:type="dxa"/>
-          </w:tcPr>
-          <w:p>
-            <w:pPr>
-              <w:rPr>
-                <w:lang w:val="es-EC"/>
-              </w:rPr>
-            </w:pPr>
-            <w:r>
-              <w:rPr>
-                <w:lang w:val="es-EC"/>
-              </w:rPr>
-              <w:t xml:space="preserve">Listado visible con </w:t>
-            </w:r>
-            <w:r>
-              <w:rPr>
-                <w:lang w:val="es-EC"/>
-              </w:rPr>
-              <w:t>Cedula</w:t>
-            </w:r>
-            <w:r>
-              <w:rPr>
-                <w:lang w:val="es-EC"/>
-              </w:rPr>
-              <w:t>, Nombre y Edad</w:t>
-            </w:r>
-            <w:r>
-              <w:rPr>
-                <w:lang w:val="es-EC"/>
-              </w:rPr>
-              <w:t>, Correo</w:t>
+              <w:t>Identidad confirmada en el sistema.</w:t>
             </w:r>
           </w:p>
         </w:tc>
@@ -3830,7 +3293,7 @@
     </w:tbl>
     <w:p>
       <w:pPr>
-        <w:pStyle w:val="Heading1"/>
+        <w:pStyle w:val="Ttulo1"/>
         <w:spacing w:after="120" w:line="252" w:lineRule="auto"/>
         <w:rPr>
           <w:lang w:val="es-EC"/>
@@ -3840,6 +3303,7 @@
         <w:rPr>
           <w:lang w:val="es-EC"/>
         </w:rPr>
+        <w:lastRenderedPageBreak/>
         <w:t>8</w:t>
       </w:r>
       <w:r>
@@ -3859,16 +3323,16 @@
     </w:p>
     <w:tbl>
       <w:tblPr>
-        <w:tblStyle w:val="TableGrid"/>
+        <w:tblStyle w:val="Tablaconcuadrcula"/>
         <w:tblW w:w="0" w:type="auto"/>
         <w:jc w:val="center"/>
         <w:tblLook w:val="04A0" w:firstRow="1" w:lastRow="0" w:firstColumn="1" w:lastColumn="0" w:noHBand="0" w:noVBand="1"/>
       </w:tblPr>
       <w:tblGrid>
-        <w:gridCol w:w="2335"/>
-        <w:gridCol w:w="2363"/>
-        <w:gridCol w:w="2862"/>
-        <w:gridCol w:w="2366"/>
+        <w:gridCol w:w="2454"/>
+        <w:gridCol w:w="2459"/>
+        <w:gridCol w:w="2551"/>
+        <w:gridCol w:w="2462"/>
       </w:tblGrid>
       <w:tr>
         <w:trPr>
@@ -4111,25 +3575,9 @@
             <w:r>
               <w:rPr>
                 <w:sz w:val="18"/>
-                <w:lang w:val="es-EC"/>
+                <w:lang w:val="es-MX"/>
               </w:rPr>
-              <w:t xml:space="preserve">Interacción con el </w:t>
-            </w:r>
-            <w:proofErr w:type="gramStart"/>
-            <w:r>
-              <w:rPr>
-                <w:sz w:val="18"/>
-                <w:lang w:val="es-EC"/>
-              </w:rPr>
-              <w:t>Jefe</w:t>
-            </w:r>
-            <w:proofErr w:type="gramEnd"/>
-            <w:r>
-              <w:rPr>
-                <w:sz w:val="18"/>
-                <w:lang w:val="es-EC"/>
-              </w:rPr>
-              <w:t xml:space="preserve"> de Logística.</w:t>
+              <w:t>Interacción con el Usuario para acceso.</w:t>
             </w:r>
           </w:p>
         </w:tc>
@@ -4140,7 +3588,7 @@
           <w:p>
             <w:proofErr w:type="spellStart"/>
             <w:r>
-              <w:t>FormularioGestionEmpleados</w:t>
+              <w:t>FormularioAccesoSistema</w:t>
             </w:r>
             <w:proofErr w:type="spellEnd"/>
           </w:p>
@@ -4150,24 +3598,24 @@
             <w:tcW w:w="2484" w:type="dxa"/>
           </w:tcPr>
           <w:p>
-            <w:pPr>
-              <w:rPr>
-                <w:lang w:val="es-EC"/>
-              </w:rPr>
-            </w:pPr>
+            <w:r>
+              <w:t>boundary "</w:t>
+            </w:r>
             <w:proofErr w:type="spellStart"/>
             <w:r>
-              <w:rPr>
-                <w:lang w:val="es-EC"/>
-              </w:rPr>
-              <w:t>boundary</w:t>
+              <w:t>Formulario</w:t>
             </w:r>
             <w:proofErr w:type="spellEnd"/>
             <w:r>
-              <w:rPr>
-                <w:lang w:val="es-EC"/>
-              </w:rPr>
-              <w:t xml:space="preserve"> "Formulario Gestión Empleados" as UI</w:t>
+              <w:t xml:space="preserve"> </w:t>
+            </w:r>
+            <w:proofErr w:type="spellStart"/>
+            <w:r>
+              <w:t>Acceso</w:t>
+            </w:r>
+            <w:proofErr w:type="spellEnd"/>
+            <w:r>
+              <w:t>" as UI</w:t>
             </w:r>
           </w:p>
         </w:tc>
@@ -4207,9 +3655,9 @@
             <w:r>
               <w:rPr>
                 <w:sz w:val="18"/>
-                <w:lang w:val="es-EC"/>
+                <w:lang w:val="es-MX"/>
               </w:rPr>
-              <w:t>Lógica de la gestión y validaciones.</w:t>
+              <w:t>Lógica de validación de seguridad.</w:t>
             </w:r>
           </w:p>
         </w:tc>
@@ -4226,7 +3674,7 @@
               <w:rPr>
                 <w:sz w:val="18"/>
               </w:rPr>
-              <w:t>ControlEmpleado</w:t>
+              <w:t>ControlAutenticacion</w:t>
             </w:r>
             <w:proofErr w:type="spellEnd"/>
           </w:p>
@@ -4245,19 +3693,23 @@
             <w:r>
               <w:rPr>
                 <w:sz w:val="18"/>
-                <w:lang w:val="es-EC"/>
               </w:rPr>
-              <w:t xml:space="preserve">control "Control Empleado" as </w:t>
+              <w:t xml:space="preserve">control "Control </w:t>
             </w:r>
             <w:proofErr w:type="spellStart"/>
             <w:r>
               <w:rPr>
                 <w:sz w:val="18"/>
-                <w:lang w:val="es-EC"/>
               </w:rPr>
-              <w:t>Ctrl</w:t>
+              <w:t>Autenticacion</w:t>
             </w:r>
             <w:proofErr w:type="spellEnd"/>
+            <w:r>
+              <w:rPr>
+                <w:sz w:val="18"/>
+              </w:rPr>
+              <w:t>" as Ctrl</w:t>
+            </w:r>
           </w:p>
         </w:tc>
       </w:tr>
@@ -4304,9 +3756,36 @@
             <w:r>
               <w:rPr>
                 <w:sz w:val="18"/>
-                <w:lang w:val="es-EC"/>
               </w:rPr>
-              <w:t>Datos que el sistema conserva (Base de Datos).</w:t>
+              <w:t xml:space="preserve">Datos </w:t>
+            </w:r>
+            <w:proofErr w:type="spellStart"/>
+            <w:r>
+              <w:rPr>
+                <w:sz w:val="18"/>
+              </w:rPr>
+              <w:t>conservados</w:t>
+            </w:r>
+            <w:proofErr w:type="spellEnd"/>
+            <w:r>
+              <w:rPr>
+                <w:sz w:val="18"/>
+              </w:rPr>
+              <w:t xml:space="preserve"> </w:t>
+            </w:r>
+            <w:proofErr w:type="spellStart"/>
+            <w:r>
+              <w:rPr>
+                <w:sz w:val="18"/>
+              </w:rPr>
+              <w:t>en</w:t>
+            </w:r>
+            <w:proofErr w:type="spellEnd"/>
+            <w:r>
+              <w:rPr>
+                <w:sz w:val="18"/>
+              </w:rPr>
+              <w:t xml:space="preserve"> PostgreSQL.</w:t>
             </w:r>
           </w:p>
         </w:tc>
@@ -4323,7 +3802,21 @@
               <w:rPr>
                 <w:sz w:val="18"/>
               </w:rPr>
-              <w:t>Empleado</w:t>
+              <w:t>Usuario</w:t>
+            </w:r>
+            <w:proofErr w:type="spellEnd"/>
+            <w:r>
+              <w:rPr>
+                <w:sz w:val="18"/>
+              </w:rPr>
+              <w:t xml:space="preserve">, </w:t>
+            </w:r>
+            <w:proofErr w:type="spellStart"/>
+            <w:r>
+              <w:rPr>
+                <w:sz w:val="18"/>
+              </w:rPr>
+              <w:t>CodigoVerificacion</w:t>
             </w:r>
             <w:proofErr w:type="spellEnd"/>
           </w:p>
@@ -4338,11 +3831,11 @@
             </w:r>
             <w:proofErr w:type="spellStart"/>
             <w:r>
-              <w:t>Empleado</w:t>
+              <w:t>Usuario</w:t>
             </w:r>
             <w:proofErr w:type="spellEnd"/>
             <w:r>
-              <w:t>" as Emp</w:t>
+              <w:t>" as User</w:t>
             </w:r>
           </w:p>
         </w:tc>
@@ -4355,15 +3848,23 @@
           <w:lang w:val="es-EC"/>
         </w:rPr>
       </w:pPr>
-      <w:r>
-        <w:rPr>
-          <w:lang w:val="es-EC"/>
-        </w:rPr>
-        <w:t>Código complementario para visualizar el puente entre casos de uso y clases de análisis:</w:t>
-      </w:r>
     </w:p>
     <w:p>
       <w:pPr>
+        <w:spacing w:after="120" w:line="252" w:lineRule="auto"/>
+        <w:rPr>
+          <w:lang w:val="es-EC"/>
+        </w:rPr>
+      </w:pPr>
+      <w:r>
+        <w:rPr>
+          <w:lang w:val="es-EC"/>
+        </w:rPr>
+        <w:t>Código complementario para visualizar el puente entre casos de uso y clases de análisis:</w:t>
+      </w:r>
+    </w:p>
+    <w:p>
+      <w:pPr>
         <w:pStyle w:val="CodeBlock"/>
         <w:shd w:val="clear" w:color="auto" w:fill="F2F2F2"/>
         <w:rPr>
@@ -4374,16 +3875,8 @@
         <w:rPr>
           <w:sz w:val="18"/>
         </w:rPr>
-        <w:t>@</w:t>
-      </w:r>
-      <w:proofErr w:type="gramStart"/>
-      <w:r>
-        <w:rPr>
-          <w:sz w:val="18"/>
-        </w:rPr>
-        <w:t>startuml</w:t>
-      </w:r>
-      <w:proofErr w:type="gramEnd"/>
+        <w:t>@startuml</w:t>
+      </w:r>
     </w:p>
     <w:p>
       <w:pPr>
@@ -4438,31 +3931,15 @@
         <w:shd w:val="clear" w:color="auto" w:fill="F2F2F2"/>
         <w:rPr>
           <w:sz w:val="18"/>
-          <w:lang w:val="es-EC"/>
+          <w:lang w:val="es-MX"/>
         </w:rPr>
       </w:pPr>
       <w:r>
         <w:rPr>
           <w:sz w:val="18"/>
-          <w:lang w:val="es-EC"/>
-        </w:rPr>
-        <w:t>actor "</w:t>
-      </w:r>
-      <w:proofErr w:type="gramStart"/>
-      <w:r>
-        <w:rPr>
-          <w:sz w:val="18"/>
-          <w:lang w:val="es-EC"/>
-        </w:rPr>
-        <w:t>Jefe</w:t>
-      </w:r>
-      <w:proofErr w:type="gramEnd"/>
-      <w:r>
-        <w:rPr>
-          <w:sz w:val="18"/>
-          <w:lang w:val="es-EC"/>
-        </w:rPr>
-        <w:t xml:space="preserve"> de Logística" as Jefe</w:t>
+          <w:lang w:val="es-MX"/>
+        </w:rPr>
+        <w:t>actor "Usuario" as Usuario</w:t>
       </w:r>
     </w:p>
     <w:p>
@@ -4471,14 +3948,14 @@
         <w:shd w:val="clear" w:color="auto" w:fill="F2F2F2"/>
         <w:rPr>
           <w:sz w:val="18"/>
-          <w:lang w:val="es-EC"/>
+          <w:lang w:val="es-MX"/>
         </w:rPr>
       </w:pPr>
       <w:proofErr w:type="spellStart"/>
       <w:r>
         <w:rPr>
           <w:sz w:val="18"/>
-          <w:lang w:val="es-EC"/>
+          <w:lang w:val="es-MX"/>
         </w:rPr>
         <w:t>boundary</w:t>
       </w:r>
@@ -4486,9 +3963,9 @@
       <w:r>
         <w:rPr>
           <w:sz w:val="18"/>
-          <w:lang w:val="es-EC"/>
-        </w:rPr>
-        <w:t xml:space="preserve"> "Pantalla Gestión Empleados" as UI</w:t>
+          <w:lang w:val="es-MX"/>
+        </w:rPr>
+        <w:t xml:space="preserve"> "Pantalla Acceso Sistema" as UI</w:t>
       </w:r>
     </w:p>
     <w:p>
@@ -4497,21 +3974,37 @@
         <w:shd w:val="clear" w:color="auto" w:fill="F2F2F2"/>
         <w:rPr>
           <w:sz w:val="18"/>
-          <w:lang w:val="es-EC"/>
+          <w:lang w:val="es-MX"/>
         </w:rPr>
       </w:pPr>
       <w:r>
         <w:rPr>
           <w:sz w:val="18"/>
-          <w:lang w:val="es-EC"/>
-        </w:rPr>
-        <w:t xml:space="preserve">control "Control Empleado" as </w:t>
+          <w:lang w:val="es-MX"/>
+        </w:rPr>
+        <w:t xml:space="preserve">control "Control </w:t>
       </w:r>
       <w:proofErr w:type="spellStart"/>
       <w:r>
         <w:rPr>
           <w:sz w:val="18"/>
-          <w:lang w:val="es-EC"/>
+          <w:lang w:val="es-MX"/>
+        </w:rPr>
+        <w:t>Autenticacion</w:t>
+      </w:r>
+      <w:proofErr w:type="spellEnd"/>
+      <w:r>
+        <w:rPr>
+          <w:sz w:val="18"/>
+          <w:lang w:val="es-MX"/>
+        </w:rPr>
+        <w:t xml:space="preserve">" as </w:t>
+      </w:r>
+      <w:proofErr w:type="spellStart"/>
+      <w:r>
+        <w:rPr>
+          <w:sz w:val="18"/>
+          <w:lang w:val="es-MX"/>
         </w:rPr>
         <w:t>Ctrl</w:t>
       </w:r>
@@ -4523,14 +4016,14 @@
         <w:shd w:val="clear" w:color="auto" w:fill="F2F2F2"/>
         <w:rPr>
           <w:sz w:val="18"/>
-          <w:lang w:val="es-EC"/>
+          <w:lang w:val="es-MX"/>
         </w:rPr>
       </w:pPr>
       <w:proofErr w:type="spellStart"/>
       <w:r>
         <w:rPr>
           <w:sz w:val="18"/>
-          <w:lang w:val="es-EC"/>
+          <w:lang w:val="es-MX"/>
         </w:rPr>
         <w:t>entity</w:t>
       </w:r>
@@ -4538,17 +4031,17 @@
       <w:r>
         <w:rPr>
           <w:sz w:val="18"/>
-          <w:lang w:val="es-EC"/>
-        </w:rPr>
-        <w:t xml:space="preserve"> "Empleado" as </w:t>
+          <w:lang w:val="es-MX"/>
+        </w:rPr>
+        <w:t xml:space="preserve"> "Usuario" as </w:t>
       </w:r>
       <w:proofErr w:type="spellStart"/>
       <w:r>
         <w:rPr>
           <w:sz w:val="18"/>
-          <w:lang w:val="es-EC"/>
-        </w:rPr>
-        <w:t>Emp</w:t>
+          <w:lang w:val="es-MX"/>
+        </w:rPr>
+        <w:t>User</w:t>
       </w:r>
       <w:proofErr w:type="spellEnd"/>
     </w:p>
@@ -4558,9 +4051,50 @@
         <w:shd w:val="clear" w:color="auto" w:fill="F2F2F2"/>
         <w:rPr>
           <w:sz w:val="18"/>
-          <w:lang w:val="es-EC"/>
-        </w:rPr>
-      </w:pPr>
+          <w:lang w:val="es-MX"/>
+        </w:rPr>
+      </w:pPr>
+      <w:proofErr w:type="spellStart"/>
+      <w:r>
+        <w:rPr>
+          <w:sz w:val="18"/>
+          <w:lang w:val="es-MX"/>
+        </w:rPr>
+        <w:t>entity</w:t>
+      </w:r>
+      <w:proofErr w:type="spellEnd"/>
+      <w:r>
+        <w:rPr>
+          <w:sz w:val="18"/>
+          <w:lang w:val="es-MX"/>
+        </w:rPr>
+        <w:t xml:space="preserve"> "</w:t>
+      </w:r>
+      <w:proofErr w:type="spellStart"/>
+      <w:r>
+        <w:rPr>
+          <w:sz w:val="18"/>
+          <w:lang w:val="es-MX"/>
+        </w:rPr>
+        <w:t>CodigoVerificacion</w:t>
+      </w:r>
+      <w:proofErr w:type="spellEnd"/>
+      <w:r>
+        <w:rPr>
+          <w:sz w:val="18"/>
+          <w:lang w:val="es-MX"/>
+        </w:rPr>
+        <w:t xml:space="preserve">" as </w:t>
+      </w:r>
+      <w:proofErr w:type="spellStart"/>
+      <w:r>
+        <w:rPr>
+          <w:sz w:val="18"/>
+          <w:lang w:val="es-MX"/>
+        </w:rPr>
+        <w:t>Codigo</w:t>
+      </w:r>
+      <w:proofErr w:type="spellEnd"/>
     </w:p>
     <w:p>
       <w:pPr>
@@ -4568,32 +4102,9 @@
         <w:shd w:val="clear" w:color="auto" w:fill="F2F2F2"/>
         <w:rPr>
           <w:sz w:val="18"/>
-          <w:lang w:val="es-EC"/>
-        </w:rPr>
-      </w:pPr>
-      <w:r>
-        <w:rPr>
-          <w:sz w:val="18"/>
-          <w:lang w:val="es-EC"/>
-        </w:rPr>
-        <w:t xml:space="preserve">Jefe --&gt; </w:t>
-      </w:r>
-      <w:proofErr w:type="gramStart"/>
-      <w:r>
-        <w:rPr>
-          <w:sz w:val="18"/>
-          <w:lang w:val="es-EC"/>
-        </w:rPr>
-        <w:t>UI :</w:t>
-      </w:r>
-      <w:proofErr w:type="gramEnd"/>
-      <w:r>
-        <w:rPr>
-          <w:sz w:val="18"/>
-          <w:lang w:val="es-EC"/>
-        </w:rPr>
-        <w:t xml:space="preserve"> selecciona Crear/Editar/Eliminar</w:t>
-      </w:r>
+          <w:lang w:val="es-MX"/>
+        </w:rPr>
+      </w:pPr>
     </w:p>
     <w:p>
       <w:pPr>
@@ -4601,13 +4112,55 @@
         <w:shd w:val="clear" w:color="auto" w:fill="F2F2F2"/>
         <w:rPr>
           <w:sz w:val="18"/>
-          <w:lang w:val="es-EC"/>
+          <w:lang w:val="es-MX"/>
         </w:rPr>
       </w:pPr>
       <w:r>
         <w:rPr>
           <w:sz w:val="18"/>
-          <w:lang w:val="es-EC"/>
+          <w:lang w:val="es-MX"/>
+        </w:rPr>
+        <w:t xml:space="preserve">Usuario --&gt; </w:t>
+      </w:r>
+      <w:proofErr w:type="gramStart"/>
+      <w:r>
+        <w:rPr>
+          <w:sz w:val="18"/>
+          <w:lang w:val="es-MX"/>
+        </w:rPr>
+        <w:t>UI :</w:t>
+      </w:r>
+      <w:proofErr w:type="gramEnd"/>
+      <w:r>
+        <w:rPr>
+          <w:sz w:val="18"/>
+          <w:lang w:val="es-MX"/>
+        </w:rPr>
+        <w:t xml:space="preserve"> ingresa credenciales o solicita </w:t>
+      </w:r>
+      <w:proofErr w:type="spellStart"/>
+      <w:r>
+        <w:rPr>
+          <w:sz w:val="18"/>
+          <w:lang w:val="es-MX"/>
+        </w:rPr>
+        <w:t>recuperacion</w:t>
+      </w:r>
+      <w:proofErr w:type="spellEnd"/>
+    </w:p>
+    <w:p>
+      <w:pPr>
+        <w:pStyle w:val="CodeBlock"/>
+        <w:shd w:val="clear" w:color="auto" w:fill="F2F2F2"/>
+        <w:rPr>
+          <w:sz w:val="18"/>
+          <w:lang w:val="es-MX"/>
+        </w:rPr>
+      </w:pPr>
+      <w:r>
+        <w:rPr>
+          <w:sz w:val="18"/>
+          <w:lang w:val="es-MX"/>
         </w:rPr>
         <w:t xml:space="preserve">UI --&gt; </w:t>
       </w:r>
@@ -4616,7 +4169,7 @@
       <w:r>
         <w:rPr>
           <w:sz w:val="18"/>
-          <w:lang w:val="es-EC"/>
+          <w:lang w:val="es-MX"/>
         </w:rPr>
         <w:t>Ctrl</w:t>
       </w:r>
@@ -4624,7 +4177,7 @@
       <w:r>
         <w:rPr>
           <w:sz w:val="18"/>
-          <w:lang w:val="es-EC"/>
+          <w:lang w:val="es-MX"/>
         </w:rPr>
         <w:t xml:space="preserve"> :</w:t>
       </w:r>
@@ -4632,10 +4185,51 @@
       <w:r>
         <w:rPr>
           <w:sz w:val="18"/>
-          <w:lang w:val="es-EC"/>
-        </w:rPr>
-        <w:t xml:space="preserve"> envía Cédula, Nombre, Rol y Correo</w:t>
-      </w:r>
+          <w:lang w:val="es-MX"/>
+        </w:rPr>
+        <w:t xml:space="preserve"> </w:t>
+      </w:r>
+      <w:proofErr w:type="spellStart"/>
+      <w:r>
+        <w:rPr>
+          <w:sz w:val="18"/>
+          <w:lang w:val="es-MX"/>
+        </w:rPr>
+        <w:t>envia</w:t>
+      </w:r>
+      <w:proofErr w:type="spellEnd"/>
+      <w:r>
+        <w:rPr>
+          <w:sz w:val="18"/>
+          <w:lang w:val="es-MX"/>
+        </w:rPr>
+        <w:t xml:space="preserve"> usuario, </w:t>
+      </w:r>
+      <w:proofErr w:type="spellStart"/>
+      <w:r>
+        <w:rPr>
+          <w:sz w:val="18"/>
+          <w:lang w:val="es-MX"/>
+        </w:rPr>
+        <w:t>contrasena</w:t>
+      </w:r>
+      <w:proofErr w:type="spellEnd"/>
+      <w:r>
+        <w:rPr>
+          <w:sz w:val="18"/>
+          <w:lang w:val="es-MX"/>
+        </w:rPr>
+        <w:t xml:space="preserve">, correo y/o </w:t>
+      </w:r>
+      <w:proofErr w:type="spellStart"/>
+      <w:r>
+        <w:rPr>
+          <w:sz w:val="18"/>
+          <w:lang w:val="es-MX"/>
+        </w:rPr>
+        <w:t>codigo</w:t>
+      </w:r>
+      <w:proofErr w:type="spellEnd"/>
     </w:p>
     <w:p>
       <w:pPr>
@@ -4643,14 +4237,14 @@
         <w:shd w:val="clear" w:color="auto" w:fill="F2F2F2"/>
         <w:rPr>
           <w:sz w:val="18"/>
-          <w:lang w:val="es-EC"/>
+          <w:lang w:val="es-MX"/>
         </w:rPr>
       </w:pPr>
       <w:proofErr w:type="spellStart"/>
       <w:r>
         <w:rPr>
           <w:sz w:val="18"/>
-          <w:lang w:val="es-EC"/>
+          <w:lang w:val="es-MX"/>
         </w:rPr>
         <w:t>Ctrl</w:t>
       </w:r>
@@ -4658,7 +4252,7 @@
       <w:r>
         <w:rPr>
           <w:sz w:val="18"/>
-          <w:lang w:val="es-EC"/>
+          <w:lang w:val="es-MX"/>
         </w:rPr>
         <w:t xml:space="preserve"> --&gt; </w:t>
       </w:r>
@@ -4667,15 +4261,15 @@
       <w:r>
         <w:rPr>
           <w:sz w:val="18"/>
-          <w:lang w:val="es-EC"/>
-        </w:rPr>
-        <w:t>Emp</w:t>
+          <w:lang w:val="es-MX"/>
+        </w:rPr>
+        <w:t>User</w:t>
       </w:r>
       <w:proofErr w:type="spellEnd"/>
       <w:r>
         <w:rPr>
           <w:sz w:val="18"/>
-          <w:lang w:val="es-EC"/>
+          <w:lang w:val="es-MX"/>
         </w:rPr>
         <w:t xml:space="preserve"> :</w:t>
       </w:r>
@@ -4683,10 +4277,19 @@
       <w:r>
         <w:rPr>
           <w:sz w:val="18"/>
-          <w:lang w:val="es-EC"/>
-        </w:rPr>
-        <w:t xml:space="preserve"> persiste/actualiza datos del empleado</w:t>
-      </w:r>
+          <w:lang w:val="es-MX"/>
+        </w:rPr>
+        <w:t xml:space="preserve"> valida credenciales y actualiza </w:t>
+      </w:r>
+      <w:proofErr w:type="spellStart"/>
+      <w:r>
+        <w:rPr>
+          <w:sz w:val="18"/>
+          <w:lang w:val="es-MX"/>
+        </w:rPr>
+        <w:t>contrasena</w:t>
+      </w:r>
+      <w:proofErr w:type="spellEnd"/>
     </w:p>
     <w:p>
       <w:pPr>
@@ -4694,14 +4297,14 @@
         <w:shd w:val="clear" w:color="auto" w:fill="F2F2F2"/>
         <w:rPr>
           <w:sz w:val="18"/>
-          <w:lang w:val="es-EC"/>
+          <w:lang w:val="es-MX"/>
         </w:rPr>
       </w:pPr>
       <w:proofErr w:type="spellStart"/>
       <w:r>
         <w:rPr>
           <w:sz w:val="18"/>
-          <w:lang w:val="es-EC"/>
+          <w:lang w:val="es-MX"/>
         </w:rPr>
         <w:t>Ctrl</w:t>
       </w:r>
@@ -4709,60 +4312,142 @@
       <w:r>
         <w:rPr>
           <w:sz w:val="18"/>
-          <w:lang w:val="es-EC"/>
+          <w:lang w:val="es-MX"/>
         </w:rPr>
         <w:t xml:space="preserve"> --&gt; </w:t>
       </w:r>
+      <w:proofErr w:type="spellStart"/>
       <w:proofErr w:type="gramStart"/>
       <w:r>
         <w:rPr>
           <w:sz w:val="18"/>
-          <w:lang w:val="es-EC"/>
-        </w:rPr>
-        <w:t>UI :</w:t>
+          <w:lang w:val="es-MX"/>
+        </w:rPr>
+        <w:t>Codigo</w:t>
+      </w:r>
+      <w:proofErr w:type="spellEnd"/>
+      <w:r>
+        <w:rPr>
+          <w:sz w:val="18"/>
+          <w:lang w:val="es-MX"/>
+        </w:rPr>
+        <w:t xml:space="preserve"> :</w:t>
       </w:r>
       <w:proofErr w:type="gramEnd"/>
       <w:r>
         <w:rPr>
           <w:sz w:val="18"/>
-          <w:lang w:val="es-EC"/>
-        </w:rPr>
-        <w:t xml:space="preserve"> confirma éxito y muestra credenciales</w:t>
-      </w:r>
+          <w:lang w:val="es-MX"/>
+        </w:rPr>
+        <w:t xml:space="preserve"> genera y valida </w:t>
+      </w:r>
+      <w:proofErr w:type="spellStart"/>
+      <w:r>
+        <w:rPr>
+          <w:sz w:val="18"/>
+          <w:lang w:val="es-MX"/>
+        </w:rPr>
+        <w:t>codigo</w:t>
+      </w:r>
+      <w:proofErr w:type="spellEnd"/>
+      <w:r>
+        <w:rPr>
+          <w:sz w:val="18"/>
+          <w:lang w:val="es-MX"/>
+        </w:rPr>
+        <w:t xml:space="preserve"> de </w:t>
+      </w:r>
+      <w:proofErr w:type="spellStart"/>
+      <w:r>
+        <w:rPr>
+          <w:sz w:val="18"/>
+          <w:lang w:val="es-MX"/>
+        </w:rPr>
+        <w:t>verificacion</w:t>
+      </w:r>
+      <w:proofErr w:type="spellEnd"/>
     </w:p>
     <w:p>
       <w:pPr>
         <w:pStyle w:val="CodeBlock"/>
         <w:shd w:val="clear" w:color="auto" w:fill="F2F2F2"/>
         <w:rPr>
-          <w:lang w:val="es-EC"/>
-        </w:rPr>
-      </w:pPr>
-      <w:r>
-        <w:rPr>
           <w:sz w:val="18"/>
-          <w:lang w:val="es-EC"/>
-        </w:rPr>
-        <w:t>@enduml</w:t>
+          <w:lang w:val="es-MX"/>
+        </w:rPr>
+      </w:pPr>
+      <w:proofErr w:type="spellStart"/>
+      <w:r>
+        <w:rPr>
+          <w:sz w:val="18"/>
+          <w:lang w:val="es-MX"/>
+        </w:rPr>
+        <w:t>Ctrl</w:t>
+      </w:r>
+      <w:proofErr w:type="spellEnd"/>
+      <w:r>
+        <w:rPr>
+          <w:sz w:val="18"/>
+          <w:lang w:val="es-MX"/>
+        </w:rPr>
+        <w:t xml:space="preserve"> --&gt; </w:t>
+      </w:r>
+      <w:proofErr w:type="gramStart"/>
+      <w:r>
+        <w:rPr>
+          <w:sz w:val="18"/>
+          <w:lang w:val="es-MX"/>
+        </w:rPr>
+        <w:t>UI :</w:t>
+      </w:r>
+      <w:proofErr w:type="gramEnd"/>
+      <w:r>
+        <w:rPr>
+          <w:sz w:val="18"/>
+          <w:lang w:val="es-MX"/>
+        </w:rPr>
+        <w:t xml:space="preserve"> confirma acceso o muestra error</w:t>
       </w:r>
     </w:p>
     <w:p>
       <w:pPr>
+        <w:pStyle w:val="CodeBlock"/>
+        <w:shd w:val="clear" w:color="auto" w:fill="F2F2F2"/>
+        <w:rPr>
+          <w:sz w:val="18"/>
+        </w:rPr>
+      </w:pPr>
+      <w:r>
+        <w:rPr>
+          <w:sz w:val="18"/>
+        </w:rPr>
+        <w:t>@enduml</w:t>
+      </w:r>
+    </w:p>
+    <w:p>
+      <w:pPr>
         <w:spacing w:after="120" w:line="252" w:lineRule="auto"/>
         <w:rPr>
           <w:lang w:val="es-EC"/>
         </w:rPr>
       </w:pPr>
-      <w:r>
-        <w:rPr>
-          <w:noProof/>
+    </w:p>
+    <w:p>
+      <w:pPr>
+        <w:spacing w:after="120" w:line="252" w:lineRule="auto"/>
+        <w:rPr>
           <w:lang w:val="es-EC"/>
         </w:rPr>
+      </w:pPr>
+      <w:r>
+        <w:rPr>
+          <w:lang w:val="es-EC"/>
+        </w:rPr>
         <w:drawing>
-          <wp:inline distT="0" distB="0" distL="0" distR="0" wp14:anchorId="021F0105" wp14:editId="5C6ADFBD">
-            <wp:extent cx="6309360" cy="454025"/>
-            <wp:effectExtent l="0" t="0" r="0" b="3175"/>
-            <wp:docPr id="3" name="Picture 3"/>
+          <wp:inline distT="0" distB="0" distL="0" distR="0" wp14:anchorId="3C4DE117" wp14:editId="6FA9676C">
+            <wp:extent cx="6309360" cy="638810"/>
+            <wp:effectExtent l="0" t="0" r="0" b="8890"/>
+            <wp:docPr id="549167328" name="Imagen 1"/>
             <wp:cNvGraphicFramePr>
               <a:graphicFrameLocks xmlns:a="http://schemas.openxmlformats.org/drawingml/2006/main" noChangeAspect="1"/>
             </wp:cNvGraphicFramePr>
@@ -4770,7 +4455,7 @@
               <a:graphicData uri="http://schemas.openxmlformats.org/drawingml/2006/picture">
                 <pic:pic xmlns:pic="http://schemas.openxmlformats.org/drawingml/2006/picture">
                   <pic:nvPicPr>
-                    <pic:cNvPr id="1" name=""/>
+                    <pic:cNvPr id="549167328" name=""/>
                     <pic:cNvPicPr/>
                   </pic:nvPicPr>
                   <pic:blipFill>
@@ -4782,7 +4467,7 @@
                   <pic:spPr>
                     <a:xfrm>
                       <a:off x="0" y="0"/>
-                      <a:ext cx="6309360" cy="454025"/>
+                      <a:ext cx="6309360" cy="638810"/>
                     </a:xfrm>
                     <a:prstGeom prst="rect">
                       <a:avLst/>
@@ -4802,30 +4487,38 @@
           <w:lang w:val="es-EC"/>
         </w:rPr>
       </w:pPr>
-      <w:r>
-        <w:rPr>
-          <w:lang w:val="es-EC"/>
-        </w:rPr>
-        <w:t xml:space="preserve">Descripción de los componentes (Análisis </w:t>
-      </w:r>
-      <w:proofErr w:type="spellStart"/>
-      <w:r>
-        <w:rPr>
-          <w:lang w:val="es-EC"/>
-        </w:rPr>
-        <w:t>TekMess</w:t>
-      </w:r>
-      <w:proofErr w:type="spellEnd"/>
-      <w:r>
-        <w:rPr>
-          <w:lang w:val="es-EC"/>
-        </w:rPr>
-        <w:t>)</w:t>
-      </w:r>
     </w:p>
     <w:p>
       <w:pPr>
-        <w:pStyle w:val="ListParagraph"/>
+        <w:spacing w:after="120" w:line="252" w:lineRule="auto"/>
+        <w:rPr>
+          <w:lang w:val="es-EC"/>
+        </w:rPr>
+      </w:pPr>
+      <w:r>
+        <w:rPr>
+          <w:lang w:val="es-EC"/>
+        </w:rPr>
+        <w:t xml:space="preserve">Descripción de los componentes (Análisis </w:t>
+      </w:r>
+      <w:proofErr w:type="spellStart"/>
+      <w:r>
+        <w:rPr>
+          <w:lang w:val="es-EC"/>
+        </w:rPr>
+        <w:t>TekMess</w:t>
+      </w:r>
+      <w:proofErr w:type="spellEnd"/>
+      <w:r>
+        <w:rPr>
+          <w:lang w:val="es-EC"/>
+        </w:rPr>
+        <w:t>)</w:t>
+      </w:r>
+    </w:p>
+    <w:p>
+      <w:pPr>
+        <w:pStyle w:val="Prrafodelista"/>
         <w:numPr>
           <w:ilvl w:val="0"/>
           <w:numId w:val="11"/>
@@ -4853,7 +4546,7 @@
         <w:rPr>
           <w:lang w:val="es-EC"/>
         </w:rPr>
-        <w:t xml:space="preserve">): Representa la interfaz donde el </w:t>
+        <w:t xml:space="preserve">): Representa la interfaz (como el Formulario de Acceso al Sistema) donde el usuario (Guardia, Supervisor, Centralista o </w:t>
       </w:r>
       <w:proofErr w:type="gramStart"/>
       <w:r>
@@ -4867,12 +4560,12 @@
         <w:rPr>
           <w:lang w:val="es-EC"/>
         </w:rPr>
-        <w:t xml:space="preserve"> de Logística ingresa los datos de los guardias o supervisores</w:t>
+        <w:t xml:space="preserve">) ingresa sus credenciales, correos electrónicos para recuperación o los códigos de verificación OTP para acceder a la plataforma.  </w:t>
       </w:r>
     </w:p>
     <w:p>
       <w:pPr>
-        <w:pStyle w:val="ListParagraph"/>
+        <w:pStyle w:val="Prrafodelista"/>
         <w:numPr>
           <w:ilvl w:val="0"/>
           <w:numId w:val="11"/>
@@ -4886,12 +4579,26 @@
         <w:rPr>
           <w:lang w:val="es-EC"/>
         </w:rPr>
-        <w:t>Control: Contiene la lógica para validar que la cédula sea única y coordinar la generación de mensajes automáticos o credenciales</w:t>
+        <w:t xml:space="preserve">Control: Contiene la lógica de seguridad para validar las credenciales ingresadas, aplicar las políticas de contraseñas (longitud y caracteres), y coordinar la generación, envío y validación de los códigos de Autenticación </w:t>
+      </w:r>
+      <w:proofErr w:type="spellStart"/>
+      <w:r>
+        <w:rPr>
+          <w:lang w:val="es-EC"/>
+        </w:rPr>
+        <w:t>Multifactor</w:t>
+      </w:r>
+      <w:proofErr w:type="spellEnd"/>
+      <w:r>
+        <w:rPr>
+          <w:lang w:val="es-EC"/>
+        </w:rPr>
+        <w:t xml:space="preserve"> (MFA).  </w:t>
       </w:r>
     </w:p>
     <w:p>
       <w:pPr>
-        <w:pStyle w:val="ListParagraph"/>
+        <w:pStyle w:val="Prrafodelista"/>
         <w:numPr>
           <w:ilvl w:val="0"/>
           <w:numId w:val="11"/>
@@ -4919,12 +4626,26 @@
         <w:rPr>
           <w:lang w:val="es-EC"/>
         </w:rPr>
-        <w:t>): Representa el objeto Empleado que se almacena en la base de datos PostgreSQL con sus atributos de identificación y rol</w:t>
+        <w:t xml:space="preserve">): Representa los objetos de negocio críticos para la sesión, como el Usuario (que almacena su estado, rol y el hash de su contraseña) y el </w:t>
+      </w:r>
+      <w:proofErr w:type="spellStart"/>
+      <w:r>
+        <w:rPr>
+          <w:lang w:val="es-EC"/>
+        </w:rPr>
+        <w:t>CodigoVerificacion</w:t>
+      </w:r>
+      <w:proofErr w:type="spellEnd"/>
+      <w:r>
+        <w:rPr>
+          <w:lang w:val="es-EC"/>
+        </w:rPr>
+        <w:t xml:space="preserve"> (que maneja el OTP y su tiempo de expiración), los cuales se consultan o actualizan en la base de datos PostgreSQL.</w:t>
       </w:r>
     </w:p>
     <w:p>
       <w:pPr>
-        <w:pStyle w:val="Heading1"/>
+        <w:pStyle w:val="Ttulo1"/>
         <w:spacing w:after="120" w:line="252" w:lineRule="auto"/>
         <w:rPr>
           <w:lang w:val="es-EC"/>
@@ -4946,7 +4667,7 @@
     </w:p>
     <w:tbl>
       <w:tblPr>
-        <w:tblStyle w:val="TableGrid"/>
+        <w:tblStyle w:val="Tablaconcuadrcula"/>
         <w:tblW w:w="0" w:type="auto"/>
         <w:jc w:val="center"/>
         <w:tblLook w:val="04A0" w:firstRow="1" w:lastRow="0" w:firstColumn="1" w:lastColumn="0" w:noHBand="0" w:noVBand="1"/>
@@ -5068,8 +4789,16 @@
             <w:tcW w:w="1653" w:type="dxa"/>
           </w:tcPr>
           <w:p>
-            <w:r>
-              <w:t>RF-01.01</w:t>
+            <w:pPr>
+              <w:rPr>
+                <w:u w:val="single"/>
+              </w:rPr>
+            </w:pPr>
+            <w:r>
+              <w:rPr>
+                <w:u w:val="single"/>
+              </w:rPr>
+              <w:t>RF-02.01</w:t>
             </w:r>
           </w:p>
         </w:tc>
@@ -5080,7 +4809,7 @@
           <w:p>
             <w:proofErr w:type="spellStart"/>
             <w:r>
-              <w:t>Crear</w:t>
+              <w:t>Iniciar</w:t>
             </w:r>
             <w:proofErr w:type="spellEnd"/>
             <w:r>
@@ -5088,7 +4817,7 @@
             </w:r>
             <w:proofErr w:type="spellStart"/>
             <w:r>
-              <w:t>empleado</w:t>
+              <w:t>Sesión</w:t>
             </w:r>
             <w:proofErr w:type="spellEnd"/>
           </w:p>
@@ -5098,12 +4827,9 @@
             <w:tcW w:w="1654" w:type="dxa"/>
           </w:tcPr>
           <w:p>
-            <w:r>
-              <w:t xml:space="preserve">Jefe de </w:t>
-            </w:r>
             <w:proofErr w:type="spellStart"/>
             <w:r>
-              <w:t>Logística</w:t>
+              <w:t>Usuario</w:t>
             </w:r>
             <w:proofErr w:type="spellEnd"/>
           </w:p>
@@ -5130,9 +4856,9 @@
             </w:pPr>
             <w:r>
               <w:rPr>
-                <w:lang w:val="es-EC"/>
+                <w:lang w:val="es-MX"/>
               </w:rPr>
-              <w:t>Se guarda el registro con cédula única y rol asignado.</w:t>
+              <w:t>Acceso permitido solo con credenciales válidas y MFA exitoso.</w:t>
             </w:r>
           </w:p>
         </w:tc>
@@ -5158,7 +4884,10 @@
           </w:tcPr>
           <w:p>
             <w:r>
-              <w:t>RF-01.05</w:t>
+              <w:t>RF-02.0</w:t>
+            </w:r>
+            <w:r>
+              <w:t>2</w:t>
             </w:r>
           </w:p>
         </w:tc>
@@ -5167,17 +4896,12 @@
             <w:tcW w:w="1655" w:type="dxa"/>
           </w:tcPr>
           <w:p>
+            <w:r>
+              <w:t xml:space="preserve">Cambiar </w:t>
+            </w:r>
             <w:proofErr w:type="spellStart"/>
             <w:r>
-              <w:t>Editar</w:t>
-            </w:r>
-            <w:proofErr w:type="spellEnd"/>
-            <w:r>
-              <w:t xml:space="preserve"> </w:t>
-            </w:r>
-            <w:proofErr w:type="spellStart"/>
-            <w:r>
-              <w:t>empleado</w:t>
+              <w:t>Contraseña</w:t>
             </w:r>
             <w:proofErr w:type="spellEnd"/>
           </w:p>
@@ -5187,12 +4911,9 @@
             <w:tcW w:w="1654" w:type="dxa"/>
           </w:tcPr>
           <w:p>
-            <w:r>
-              <w:t xml:space="preserve">Jefe de </w:t>
-            </w:r>
             <w:proofErr w:type="spellStart"/>
             <w:r>
-              <w:t>Logística</w:t>
+              <w:t>Usuario</w:t>
             </w:r>
             <w:proofErr w:type="spellEnd"/>
           </w:p>
@@ -5219,9 +4940,9 @@
             </w:pPr>
             <w:r>
               <w:rPr>
-                <w:lang w:val="es-EC"/>
+                <w:lang w:val="es-MX"/>
               </w:rPr>
-              <w:t>El sistema permite actualizar datos sensibles (excepto cédula).</w:t>
+              <w:t>Clave encriptada y validada según política de 8 caracteres.</w:t>
             </w:r>
           </w:p>
         </w:tc>
@@ -5247,7 +4968,10 @@
           </w:tcPr>
           <w:p>
             <w:r>
-              <w:t>RF-01.06</w:t>
+              <w:t>RF-02.0</w:t>
+            </w:r>
+            <w:r>
+              <w:t>3</w:t>
             </w:r>
           </w:p>
         </w:tc>
@@ -5258,7 +4982,7 @@
           <w:p>
             <w:proofErr w:type="spellStart"/>
             <w:r>
-              <w:t>Eliminar</w:t>
+              <w:t>Recuperar</w:t>
             </w:r>
             <w:proofErr w:type="spellEnd"/>
             <w:r>
@@ -5266,7 +4990,7 @@
             </w:r>
             <w:proofErr w:type="spellStart"/>
             <w:r>
-              <w:t>empleado</w:t>
+              <w:t>Contraseña</w:t>
             </w:r>
             <w:proofErr w:type="spellEnd"/>
           </w:p>
@@ -5276,12 +5000,9 @@
             <w:tcW w:w="1654" w:type="dxa"/>
           </w:tcPr>
           <w:p>
-            <w:r>
-              <w:t xml:space="preserve">Jefe de </w:t>
-            </w:r>
             <w:proofErr w:type="spellStart"/>
             <w:r>
-              <w:t>Logística</w:t>
+              <w:t>Usuario</w:t>
             </w:r>
             <w:proofErr w:type="spellEnd"/>
           </w:p>
@@ -5292,7 +5013,7 @@
           </w:tcPr>
           <w:p>
             <w:r>
-              <w:t>Media</w:t>
+              <w:t>Alta</w:t>
             </w:r>
           </w:p>
         </w:tc>
@@ -5310,7 +5031,7 @@
               <w:rPr>
                 <w:lang w:val="es-EC"/>
               </w:rPr>
-              <w:t>El sistema marca al empleado como inactivo y bloquea su acceso.</w:t>
+              <w:t>Envío de código OTP temporal al correo vinculado.</w:t>
             </w:r>
           </w:p>
         </w:tc>
@@ -5336,7 +5057,10 @@
           </w:tcPr>
           <w:p>
             <w:r>
-              <w:t>NF-02</w:t>
+              <w:t>RF-02.0</w:t>
+            </w:r>
+            <w:r>
+              <w:t>4</w:t>
             </w:r>
           </w:p>
         </w:tc>
@@ -5345,14 +5069,25 @@
             <w:tcW w:w="1655" w:type="dxa"/>
           </w:tcPr>
           <w:p>
-            <w:r>
-              <w:t xml:space="preserve">Validar </w:t>
-            </w:r>
             <w:proofErr w:type="spellStart"/>
             <w:r>
-              <w:t>identidad</w:t>
+              <w:t>Realizar</w:t>
             </w:r>
             <w:proofErr w:type="spellEnd"/>
+            <w:r>
+              <w:t xml:space="preserve"> </w:t>
+            </w:r>
+            <w:proofErr w:type="spellStart"/>
+            <w:r>
+              <w:t>Autenticación</w:t>
+            </w:r>
+            <w:proofErr w:type="spellEnd"/>
+            <w:r>
+              <w:t xml:space="preserve"> </w:t>
+            </w:r>
+            <w:r>
+              <w:t>MFA</w:t>
+            </w:r>
           </w:p>
         </w:tc>
         <w:tc>
@@ -5360,9 +5095,11 @@
             <w:tcW w:w="1654" w:type="dxa"/>
           </w:tcPr>
           <w:p>
-            <w:r>
-              <w:t>Sistema</w:t>
-            </w:r>
+            <w:proofErr w:type="spellStart"/>
+            <w:r>
+              <w:t>Usuario</w:t>
+            </w:r>
+            <w:proofErr w:type="spellEnd"/>
           </w:p>
         </w:tc>
         <w:tc>
@@ -5389,7 +5126,7 @@
               <w:rPr>
                 <w:lang w:val="es-EC"/>
               </w:rPr>
-              <w:t>Se impide el acceso si el código OTP es incorrecto o expiró</w:t>
+              <w:t>Verificación estricta del OTP antes del acceso al sistema.</w:t>
             </w:r>
           </w:p>
         </w:tc>
@@ -5407,7 +5144,7 @@
     </w:tbl>
     <w:p>
       <w:pPr>
-        <w:pStyle w:val="Heading1"/>
+        <w:pStyle w:val="Ttulo1"/>
         <w:spacing w:after="120" w:line="252" w:lineRule="auto"/>
       </w:pPr>
       <w:r>
@@ -5429,44 +5166,54 @@
     </w:p>
     <w:p>
       <w:pPr>
+        <w:numPr>
+          <w:ilvl w:val="0"/>
+          <w:numId w:val="12"/>
+        </w:numPr>
         <w:spacing w:after="120" w:line="252" w:lineRule="auto"/>
         <w:rPr>
-          <w:lang w:val="es-EC"/>
-        </w:rPr>
-      </w:pPr>
-      <w:r>
-        <w:rPr>
-          <w:lang w:val="es-EC"/>
-        </w:rPr>
-        <w:t>Documentos revisados desde la carpeta de Google Drive compartida por la docente:</w:t>
+          <w:lang w:val="es-MX"/>
+        </w:rPr>
+      </w:pPr>
+      <w:r>
+        <w:rPr>
+          <w:lang w:val="es-MX"/>
+        </w:rPr>
+        <w:t>Especificación de Requisitos de Software (ERS) TekMess V1.0.</w:t>
       </w:r>
     </w:p>
     <w:p>
       <w:pPr>
-        <w:pStyle w:val="ListBullet"/>
+        <w:numPr>
+          <w:ilvl w:val="0"/>
+          <w:numId w:val="12"/>
+        </w:numPr>
         <w:spacing w:after="120" w:line="252" w:lineRule="auto"/>
         <w:rPr>
-          <w:lang w:val="es-EC"/>
-        </w:rPr>
-      </w:pPr>
-      <w:r>
-        <w:rPr>
-          <w:lang w:val="es-EC"/>
-        </w:rPr>
-        <w:t>Modelado de Clases de Análisis en PlantUML.docx</w:t>
+          <w:lang w:val="es-MX"/>
+        </w:rPr>
+      </w:pPr>
+      <w:r>
+        <w:rPr>
+          <w:lang w:val="es-MX"/>
+        </w:rPr>
+        <w:t>Modelado de Clases de Análisis en PlantUML.</w:t>
       </w:r>
     </w:p>
     <w:p>
       <w:pPr>
-        <w:pStyle w:val="ListBullet"/>
+        <w:numPr>
+          <w:ilvl w:val="0"/>
+          <w:numId w:val="12"/>
+        </w:numPr>
         <w:spacing w:after="120" w:line="252" w:lineRule="auto"/>
         <w:rPr>
-          <w:lang w:val="es-EC"/>
-        </w:rPr>
-      </w:pPr>
-      <w:r>
-        <w:rPr>
-          <w:lang w:val="es-EC"/>
+          <w:lang w:val="es-MX"/>
+        </w:rPr>
+      </w:pPr>
+      <w:r>
+        <w:rPr>
+          <w:lang w:val="es-MX"/>
         </w:rPr>
         <w:t>Tareas_U1_Autonomo_Analisis_Diseno_OO_PlantUML.docx</w:t>
       </w:r>
@@ -5475,6 +5222,7 @@
       <w:pPr>
         <w:spacing w:after="120" w:line="252" w:lineRule="auto"/>
         <w:rPr>
+          <w:u w:val="single"/>
           <w:lang w:val="es-EC"/>
         </w:rPr>
       </w:pPr>
@@ -5492,7 +5240,7 @@
 </file>
 
 <file path=word/endnotes.xml><?xml version="1.0" encoding="utf-8"?>
-<w:endnotes xmlns:wpc="http://schemas.microsoft.com/office/word/2010/wordprocessingCanvas" xmlns:cx="http://schemas.microsoft.com/office/drawing/2014/chartex" xmlns:cx1="http://schemas.microsoft.com/office/drawing/2015/9/8/chartex" xmlns:cx2="http://schemas.microsoft.com/office/drawing/2015/10/21/chartex" xmlns:cx3="http://schemas.microsoft.com/office/drawing/2016/5/9/chartex" xmlns:cx4="http://schemas.microsoft.com/office/drawing/2016/5/10/chartex" xmlns:cx5="http://schemas.microsoft.com/office/drawing/2016/5/11/chartex" xmlns:cx6="http://schemas.microsoft.com/office/drawing/2016/5/12/chartex" xmlns:cx7="http://schemas.microsoft.com/office/drawing/2016/5/13/chartex" xmlns:cx8="http://schemas.microsoft.com/office/drawing/2016/5/14/chartex" xmlns:mc="http://schemas.openxmlformats.org/markup-compatibility/2006" xmlns:aink="http://schemas.microsoft.com/office/drawing/2016/ink" xmlns:am3d="http://schemas.microsoft.com/office/drawing/2017/model3d" xmlns:o="urn:schemas-microsoft-com:office:office" xmlns:r="http://schemas.openxmlformats.org/officeDocument/2006/relationships" xmlns:m="http://schemas.openxmlformats.org/officeDocument/2006/math" xmlns:v="urn:schemas-microsoft-com:vml" xmlns:wp14="http://schemas.microsoft.com/office/word/2010/wordprocessingDrawing" xmlns:wp="http://schemas.openxmlformats.org/drawingml/2006/wordprocessingDrawing" xmlns:w10="urn:schemas-microsoft-com:office:word" xmlns:w="http://schemas.openxmlformats.org/wordprocessingml/2006/main" xmlns:w14="http://schemas.microsoft.com/office/word/2010/wordml" xmlns:w15="http://schemas.microsoft.com/office/word/2012/wordml" xmlns:w16cex="http://schemas.microsoft.com/office/word/2018/wordml/cex" xmlns:w16cid="http://schemas.microsoft.com/office/word/2016/wordml/cid" xmlns:w16="http://schemas.microsoft.com/office/word/2018/wordml" xmlns:w16sdtdh="http://schemas.microsoft.com/office/word/2020/wordml/sdtdatahash" xmlns:w16se="http://schemas.microsoft.com/office/word/2015/wordml/symex" xmlns:wpg="http://schemas.microsoft.com/office/word/2010/wordprocessingGroup" xmlns:wpi="http://schemas.microsoft.com/office/word/2010/wordprocessingInk" xmlns:wne="http://schemas.microsoft.com/office/word/2006/wordml" xmlns:wps="http://schemas.microsoft.com/office/word/2010/wordprocessingShape" mc:Ignorable="w14 w15 w16se w16cid w16 w16cex w16sdtdh wp14">
+<w:endnotes xmlns:wpc="http://schemas.microsoft.com/office/word/2010/wordprocessingCanvas" xmlns:cx="http://schemas.microsoft.com/office/drawing/2014/chartex" xmlns:cx1="http://schemas.microsoft.com/office/drawing/2015/9/8/chartex" xmlns:cx2="http://schemas.microsoft.com/office/drawing/2015/10/21/chartex" xmlns:cx3="http://schemas.microsoft.com/office/drawing/2016/5/9/chartex" xmlns:cx4="http://schemas.microsoft.com/office/drawing/2016/5/10/chartex" xmlns:cx5="http://schemas.microsoft.com/office/drawing/2016/5/11/chartex" xmlns:cx6="http://schemas.microsoft.com/office/drawing/2016/5/12/chartex" xmlns:cx7="http://schemas.microsoft.com/office/drawing/2016/5/13/chartex" xmlns:cx8="http://schemas.microsoft.com/office/drawing/2016/5/14/chartex" xmlns:mc="http://schemas.openxmlformats.org/markup-compatibility/2006" xmlns:aink="http://schemas.microsoft.com/office/drawing/2016/ink" xmlns:am3d="http://schemas.microsoft.com/office/drawing/2017/model3d" xmlns:o="urn:schemas-microsoft-com:office:office" xmlns:oel="http://schemas.microsoft.com/office/2019/extlst" xmlns:r="http://schemas.openxmlformats.org/officeDocument/2006/relationships" xmlns:m="http://schemas.openxmlformats.org/officeDocument/2006/math" xmlns:v="urn:schemas-microsoft-com:vml" xmlns:wp14="http://schemas.microsoft.com/office/word/2010/wordprocessingDrawing" xmlns:wp="http://schemas.openxmlformats.org/drawingml/2006/wordprocessingDrawing" xmlns:w10="urn:schemas-microsoft-com:office:word" xmlns:w="http://schemas.openxmlformats.org/wordprocessingml/2006/main" xmlns:w14="http://schemas.microsoft.com/office/word/2010/wordml" xmlns:w15="http://schemas.microsoft.com/office/word/2012/wordml" xmlns:w16cex="http://schemas.microsoft.com/office/word/2018/wordml/cex" xmlns:w16cid="http://schemas.microsoft.com/office/word/2016/wordml/cid" xmlns:w16="http://schemas.microsoft.com/office/word/2018/wordml" xmlns:w16du="http://schemas.microsoft.com/office/word/2023/wordml/word16du" xmlns:w16sdtdh="http://schemas.microsoft.com/office/word/2020/wordml/sdtdatahash" xmlns:w16sdtfl="http://schemas.microsoft.com/office/word/2024/wordml/sdtformatlock" xmlns:w16se="http://schemas.microsoft.com/office/word/2015/wordml/symex" xmlns:wpg="http://schemas.microsoft.com/office/word/2010/wordprocessingGroup" xmlns:wpi="http://schemas.microsoft.com/office/word/2010/wordprocessingInk" xmlns:wne="http://schemas.microsoft.com/office/word/2006/wordml" xmlns:wps="http://schemas.microsoft.com/office/word/2010/wordprocessingShape" mc:Ignorable="w14 w15 w16se w16cid w16 w16cex w16sdtdh w16sdtfl w16du wp14">
   <w:endnote w:type="separator" w:id="-1">
     <w:p>
       <w:pPr>
@@ -5517,10 +5265,10 @@
 </file>
 
 <file path=word/footer1.xml><?xml version="1.0" encoding="utf-8"?>
-<w:ftr xmlns:wpc="http://schemas.microsoft.com/office/word/2010/wordprocessingCanvas" xmlns:cx="http://schemas.microsoft.com/office/drawing/2014/chartex" xmlns:cx1="http://schemas.microsoft.com/office/drawing/2015/9/8/chartex" xmlns:cx2="http://schemas.microsoft.com/office/drawing/2015/10/21/chartex" xmlns:cx3="http://schemas.microsoft.com/office/drawing/2016/5/9/chartex" xmlns:cx4="http://schemas.microsoft.com/office/drawing/2016/5/10/chartex" xmlns:cx5="http://schemas.microsoft.com/office/drawing/2016/5/11/chartex" xmlns:cx6="http://schemas.microsoft.com/office/drawing/2016/5/12/chartex" xmlns:cx7="http://schemas.microsoft.com/office/drawing/2016/5/13/chartex" xmlns:cx8="http://schemas.microsoft.com/office/drawing/2016/5/14/chartex" xmlns:mc="http://schemas.openxmlformats.org/markup-compatibility/2006" xmlns:aink="http://schemas.microsoft.com/office/drawing/2016/ink" xmlns:am3d="http://schemas.microsoft.com/office/drawing/2017/model3d" xmlns:o="urn:schemas-microsoft-com:office:office" xmlns:r="http://schemas.openxmlformats.org/officeDocument/2006/relationships" xmlns:m="http://schemas.openxmlformats.org/officeDocument/2006/math" xmlns:v="urn:schemas-microsoft-com:vml" xmlns:wp14="http://schemas.microsoft.com/office/word/2010/wordprocessingDrawing" xmlns:wp="http://schemas.openxmlformats.org/drawingml/2006/wordprocessingDrawing" xmlns:w10="urn:schemas-microsoft-com:office:word" xmlns:w="http://schemas.openxmlformats.org/wordprocessingml/2006/main" xmlns:w14="http://schemas.microsoft.com/office/word/2010/wordml" xmlns:w15="http://schemas.microsoft.com/office/word/2012/wordml" xmlns:w16cex="http://schemas.microsoft.com/office/word/2018/wordml/cex" xmlns:w16cid="http://schemas.microsoft.com/office/word/2016/wordml/cid" xmlns:w16="http://schemas.microsoft.com/office/word/2018/wordml" xmlns:w16sdtdh="http://schemas.microsoft.com/office/word/2020/wordml/sdtdatahash" xmlns:w16se="http://schemas.microsoft.com/office/word/2015/wordml/symex" xmlns:wpg="http://schemas.microsoft.com/office/word/2010/wordprocessingGroup" xmlns:wpi="http://schemas.microsoft.com/office/word/2010/wordprocessingInk" xmlns:wne="http://schemas.microsoft.com/office/word/2006/wordml" xmlns:wps="http://schemas.microsoft.com/office/word/2010/wordprocessingShape" mc:Ignorable="w14 w15 w16se w16cid w16 w16cex w16sdtdh wp14">
+<w:ftr xmlns:wpc="http://schemas.microsoft.com/office/word/2010/wordprocessingCanvas" xmlns:cx="http://schemas.microsoft.com/office/drawing/2014/chartex" xmlns:cx1="http://schemas.microsoft.com/office/drawing/2015/9/8/chartex" xmlns:cx2="http://schemas.microsoft.com/office/drawing/2015/10/21/chartex" xmlns:cx3="http://schemas.microsoft.com/office/drawing/2016/5/9/chartex" xmlns:cx4="http://schemas.microsoft.com/office/drawing/2016/5/10/chartex" xmlns:cx5="http://schemas.microsoft.com/office/drawing/2016/5/11/chartex" xmlns:cx6="http://schemas.microsoft.com/office/drawing/2016/5/12/chartex" xmlns:cx7="http://schemas.microsoft.com/office/drawing/2016/5/13/chartex" xmlns:cx8="http://schemas.microsoft.com/office/drawing/2016/5/14/chartex" xmlns:mc="http://schemas.openxmlformats.org/markup-compatibility/2006" xmlns:aink="http://schemas.microsoft.com/office/drawing/2016/ink" xmlns:am3d="http://schemas.microsoft.com/office/drawing/2017/model3d" xmlns:o="urn:schemas-microsoft-com:office:office" xmlns:oel="http://schemas.microsoft.com/office/2019/extlst" xmlns:r="http://schemas.openxmlformats.org/officeDocument/2006/relationships" xmlns:m="http://schemas.openxmlformats.org/officeDocument/2006/math" xmlns:v="urn:schemas-microsoft-com:vml" xmlns:wp14="http://schemas.microsoft.com/office/word/2010/wordprocessingDrawing" xmlns:wp="http://schemas.openxmlformats.org/drawingml/2006/wordprocessingDrawing" xmlns:w10="urn:schemas-microsoft-com:office:word" xmlns:w="http://schemas.openxmlformats.org/wordprocessingml/2006/main" xmlns:w14="http://schemas.microsoft.com/office/word/2010/wordml" xmlns:w15="http://schemas.microsoft.com/office/word/2012/wordml" xmlns:w16cex="http://schemas.microsoft.com/office/word/2018/wordml/cex" xmlns:w16cid="http://schemas.microsoft.com/office/word/2016/wordml/cid" xmlns:w16="http://schemas.microsoft.com/office/word/2018/wordml" xmlns:w16du="http://schemas.microsoft.com/office/word/2023/wordml/word16du" xmlns:w16sdtdh="http://schemas.microsoft.com/office/word/2020/wordml/sdtdatahash" xmlns:w16sdtfl="http://schemas.microsoft.com/office/word/2024/wordml/sdtformatlock" xmlns:w16se="http://schemas.microsoft.com/office/word/2015/wordml/symex" xmlns:wpg="http://schemas.microsoft.com/office/word/2010/wordprocessingGroup" xmlns:wpi="http://schemas.microsoft.com/office/word/2010/wordprocessingInk" xmlns:wne="http://schemas.microsoft.com/office/word/2006/wordml" xmlns:wps="http://schemas.microsoft.com/office/word/2010/wordprocessingShape" mc:Ignorable="w14 w15 w16se w16cid w16 w16cex w16sdtdh w16sdtfl w16du wp14">
   <w:p>
     <w:pPr>
-      <w:pStyle w:val="Footer"/>
+      <w:pStyle w:val="Piedepgina"/>
       <w:jc w:val="center"/>
       <w:rPr>
         <w:lang w:val="es-EC"/>
@@ -5539,7 +5287,7 @@
 </file>
 
 <file path=word/footnotes.xml><?xml version="1.0" encoding="utf-8"?>
-<w:footnotes xmlns:wpc="http://schemas.microsoft.com/office/word/2010/wordprocessingCanvas" xmlns:cx="http://schemas.microsoft.com/office/drawing/2014/chartex" xmlns:cx1="http://schemas.microsoft.com/office/drawing/2015/9/8/chartex" xmlns:cx2="http://schemas.microsoft.com/office/drawing/2015/10/21/chartex" xmlns:cx3="http://schemas.microsoft.com/office/drawing/2016/5/9/chartex" xmlns:cx4="http://schemas.microsoft.com/office/drawing/2016/5/10/chartex" xmlns:cx5="http://schemas.microsoft.com/office/drawing/2016/5/11/chartex" xmlns:cx6="http://schemas.microsoft.com/office/drawing/2016/5/12/chartex" xmlns:cx7="http://schemas.microsoft.com/office/drawing/2016/5/13/chartex" xmlns:cx8="http://schemas.microsoft.com/office/drawing/2016/5/14/chartex" xmlns:mc="http://schemas.openxmlformats.org/markup-compatibility/2006" xmlns:aink="http://schemas.microsoft.com/office/drawing/2016/ink" xmlns:am3d="http://schemas.microsoft.com/office/drawing/2017/model3d" xmlns:o="urn:schemas-microsoft-com:office:office" xmlns:r="http://schemas.openxmlformats.org/officeDocument/2006/relationships" xmlns:m="http://schemas.openxmlformats.org/officeDocument/2006/math" xmlns:v="urn:schemas-microsoft-com:vml" xmlns:wp14="http://schemas.microsoft.com/office/word/2010/wordprocessingDrawing" xmlns:wp="http://schemas.openxmlformats.org/drawingml/2006/wordprocessingDrawing" xmlns:w10="urn:schemas-microsoft-com:office:word" xmlns:w="http://schemas.openxmlformats.org/wordprocessingml/2006/main" xmlns:w14="http://schemas.microsoft.com/office/word/2010/wordml" xmlns:w15="http://schemas.microsoft.com/office/word/2012/wordml" xmlns:w16cex="http://schemas.microsoft.com/office/word/2018/wordml/cex" xmlns:w16cid="http://schemas.microsoft.com/office/word/2016/wordml/cid" xmlns:w16="http://schemas.microsoft.com/office/word/2018/wordml" xmlns:w16sdtdh="http://schemas.microsoft.com/office/word/2020/wordml/sdtdatahash" xmlns:w16se="http://schemas.microsoft.com/office/word/2015/wordml/symex" xmlns:wpg="http://schemas.microsoft.com/office/word/2010/wordprocessingGroup" xmlns:wpi="http://schemas.microsoft.com/office/word/2010/wordprocessingInk" xmlns:wne="http://schemas.microsoft.com/office/word/2006/wordml" xmlns:wps="http://schemas.microsoft.com/office/word/2010/wordprocessingShape" mc:Ignorable="w14 w15 w16se w16cid w16 w16cex w16sdtdh wp14">
+<w:footnotes xmlns:wpc="http://schemas.microsoft.com/office/word/2010/wordprocessingCanvas" xmlns:cx="http://schemas.microsoft.com/office/drawing/2014/chartex" xmlns:cx1="http://schemas.microsoft.com/office/drawing/2015/9/8/chartex" xmlns:cx2="http://schemas.microsoft.com/office/drawing/2015/10/21/chartex" xmlns:cx3="http://schemas.microsoft.com/office/drawing/2016/5/9/chartex" xmlns:cx4="http://schemas.microsoft.com/office/drawing/2016/5/10/chartex" xmlns:cx5="http://schemas.microsoft.com/office/drawing/2016/5/11/chartex" xmlns:cx6="http://schemas.microsoft.com/office/drawing/2016/5/12/chartex" xmlns:cx7="http://schemas.microsoft.com/office/drawing/2016/5/13/chartex" xmlns:cx8="http://schemas.microsoft.com/office/drawing/2016/5/14/chartex" xmlns:mc="http://schemas.openxmlformats.org/markup-compatibility/2006" xmlns:aink="http://schemas.microsoft.com/office/drawing/2016/ink" xmlns:am3d="http://schemas.microsoft.com/office/drawing/2017/model3d" xmlns:o="urn:schemas-microsoft-com:office:office" xmlns:oel="http://schemas.microsoft.com/office/2019/extlst" xmlns:r="http://schemas.openxmlformats.org/officeDocument/2006/relationships" xmlns:m="http://schemas.openxmlformats.org/officeDocument/2006/math" xmlns:v="urn:schemas-microsoft-com:vml" xmlns:wp14="http://schemas.microsoft.com/office/word/2010/wordprocessingDrawing" xmlns:wp="http://schemas.openxmlformats.org/drawingml/2006/wordprocessingDrawing" xmlns:w10="urn:schemas-microsoft-com:office:word" xmlns:w="http://schemas.openxmlformats.org/wordprocessingml/2006/main" xmlns:w14="http://schemas.microsoft.com/office/word/2010/wordml" xmlns:w15="http://schemas.microsoft.com/office/word/2012/wordml" xmlns:w16cex="http://schemas.microsoft.com/office/word/2018/wordml/cex" xmlns:w16cid="http://schemas.microsoft.com/office/word/2016/wordml/cid" xmlns:w16="http://schemas.microsoft.com/office/word/2018/wordml" xmlns:w16du="http://schemas.microsoft.com/office/word/2023/wordml/word16du" xmlns:w16sdtdh="http://schemas.microsoft.com/office/word/2020/wordml/sdtdatahash" xmlns:w16sdtfl="http://schemas.microsoft.com/office/word/2024/wordml/sdtformatlock" xmlns:w16se="http://schemas.microsoft.com/office/word/2015/wordml/symex" xmlns:wpg="http://schemas.microsoft.com/office/word/2010/wordprocessingGroup" xmlns:wpi="http://schemas.microsoft.com/office/word/2010/wordprocessingInk" xmlns:wne="http://schemas.microsoft.com/office/word/2006/wordml" xmlns:wps="http://schemas.microsoft.com/office/word/2010/wordprocessingShape" mc:Ignorable="w14 w15 w16se w16cid w16 w16cex w16sdtdh w16sdtfl w16du wp14">
   <w:footnote w:type="separator" w:id="-1">
     <w:p>
       <w:pPr>
@@ -5564,10 +5312,10 @@
 </file>
 
 <file path=word/header1.xml><?xml version="1.0" encoding="utf-8"?>
-<w:hdr xmlns:wpc="http://schemas.microsoft.com/office/word/2010/wordprocessingCanvas" xmlns:cx="http://schemas.microsoft.com/office/drawing/2014/chartex" xmlns:cx1="http://schemas.microsoft.com/office/drawing/2015/9/8/chartex" xmlns:cx2="http://schemas.microsoft.com/office/drawing/2015/10/21/chartex" xmlns:cx3="http://schemas.microsoft.com/office/drawing/2016/5/9/chartex" xmlns:cx4="http://schemas.microsoft.com/office/drawing/2016/5/10/chartex" xmlns:cx5="http://schemas.microsoft.com/office/drawing/2016/5/11/chartex" xmlns:cx6="http://schemas.microsoft.com/office/drawing/2016/5/12/chartex" xmlns:cx7="http://schemas.microsoft.com/office/drawing/2016/5/13/chartex" xmlns:cx8="http://schemas.microsoft.com/office/drawing/2016/5/14/chartex" xmlns:mc="http://schemas.openxmlformats.org/markup-compatibility/2006" xmlns:aink="http://schemas.microsoft.com/office/drawing/2016/ink" xmlns:am3d="http://schemas.microsoft.com/office/drawing/2017/model3d" xmlns:o="urn:schemas-microsoft-com:office:office" xmlns:r="http://schemas.openxmlformats.org/officeDocument/2006/relationships" xmlns:m="http://schemas.openxmlformats.org/officeDocument/2006/math" xmlns:v="urn:schemas-microsoft-com:vml" xmlns:wp14="http://schemas.microsoft.com/office/word/2010/wordprocessingDrawing" xmlns:wp="http://schemas.openxmlformats.org/drawingml/2006/wordprocessingDrawing" xmlns:w10="urn:schemas-microsoft-com:office:word" xmlns:w="http://schemas.openxmlformats.org/wordprocessingml/2006/main" xmlns:w14="http://schemas.microsoft.com/office/word/2010/wordml" xmlns:w15="http://schemas.microsoft.com/office/word/2012/wordml" xmlns:w16cex="http://schemas.microsoft.com/office/word/2018/wordml/cex" xmlns:w16cid="http://schemas.microsoft.com/office/word/2016/wordml/cid" xmlns:w16="http://schemas.microsoft.com/office/word/2018/wordml" xmlns:w16sdtdh="http://schemas.microsoft.com/office/word/2020/wordml/sdtdatahash" xmlns:w16se="http://schemas.microsoft.com/office/word/2015/wordml/symex" xmlns:wpg="http://schemas.microsoft.com/office/word/2010/wordprocessingGroup" xmlns:wpi="http://schemas.microsoft.com/office/word/2010/wordprocessingInk" xmlns:wne="http://schemas.microsoft.com/office/word/2006/wordml" xmlns:wps="http://schemas.microsoft.com/office/word/2010/wordprocessingShape" mc:Ignorable="w14 w15 w16se w16cid w16 w16cex w16sdtdh wp14">
+<w:hdr xmlns:wpc="http://schemas.microsoft.com/office/word/2010/wordprocessingCanvas" xmlns:cx="http://schemas.microsoft.com/office/drawing/2014/chartex" xmlns:cx1="http://schemas.microsoft.com/office/drawing/2015/9/8/chartex" xmlns:cx2="http://schemas.microsoft.com/office/drawing/2015/10/21/chartex" xmlns:cx3="http://schemas.microsoft.com/office/drawing/2016/5/9/chartex" xmlns:cx4="http://schemas.microsoft.com/office/drawing/2016/5/10/chartex" xmlns:cx5="http://schemas.microsoft.com/office/drawing/2016/5/11/chartex" xmlns:cx6="http://schemas.microsoft.com/office/drawing/2016/5/12/chartex" xmlns:cx7="http://schemas.microsoft.com/office/drawing/2016/5/13/chartex" xmlns:cx8="http://schemas.microsoft.com/office/drawing/2016/5/14/chartex" xmlns:mc="http://schemas.openxmlformats.org/markup-compatibility/2006" xmlns:aink="http://schemas.microsoft.com/office/drawing/2016/ink" xmlns:am3d="http://schemas.microsoft.com/office/drawing/2017/model3d" xmlns:o="urn:schemas-microsoft-com:office:office" xmlns:oel="http://schemas.microsoft.com/office/2019/extlst" xmlns:r="http://schemas.openxmlformats.org/officeDocument/2006/relationships" xmlns:m="http://schemas.openxmlformats.org/officeDocument/2006/math" xmlns:v="urn:schemas-microsoft-com:vml" xmlns:wp14="http://schemas.microsoft.com/office/word/2010/wordprocessingDrawing" xmlns:wp="http://schemas.openxmlformats.org/drawingml/2006/wordprocessingDrawing" xmlns:w10="urn:schemas-microsoft-com:office:word" xmlns:w="http://schemas.openxmlformats.org/wordprocessingml/2006/main" xmlns:w14="http://schemas.microsoft.com/office/word/2010/wordml" xmlns:w15="http://schemas.microsoft.com/office/word/2012/wordml" xmlns:w16cex="http://schemas.microsoft.com/office/word/2018/wordml/cex" xmlns:w16cid="http://schemas.microsoft.com/office/word/2016/wordml/cid" xmlns:w16="http://schemas.microsoft.com/office/word/2018/wordml" xmlns:w16du="http://schemas.microsoft.com/office/word/2023/wordml/word16du" xmlns:w16sdtdh="http://schemas.microsoft.com/office/word/2020/wordml/sdtdatahash" xmlns:w16sdtfl="http://schemas.microsoft.com/office/word/2024/wordml/sdtformatlock" xmlns:w16se="http://schemas.microsoft.com/office/word/2015/wordml/symex" xmlns:wpg="http://schemas.microsoft.com/office/word/2010/wordprocessingGroup" xmlns:wpi="http://schemas.microsoft.com/office/word/2010/wordprocessingInk" xmlns:wne="http://schemas.microsoft.com/office/word/2006/wordml" xmlns:wps="http://schemas.microsoft.com/office/word/2010/wordprocessingShape" mc:Ignorable="w14 w15 w16se w16cid w16 w16cex w16sdtdh w16sdtfl w16du wp14">
   <w:p>
     <w:pPr>
-      <w:pStyle w:val="Header"/>
+      <w:pStyle w:val="Encabezado"/>
       <w:jc w:val="right"/>
       <w:rPr>
         <w:lang w:val="es-EC"/>
@@ -5579,25 +5327,7 @@
         <w:sz w:val="16"/>
         <w:lang w:val="es-EC"/>
       </w:rPr>
-      <w:t xml:space="preserve">Guía </w:t>
-    </w:r>
-    <w:proofErr w:type="spellStart"/>
-    <w:r>
-      <w:rPr>
-        <w:color w:val="646464"/>
-        <w:sz w:val="16"/>
-        <w:lang w:val="es-EC"/>
-      </w:rPr>
-      <w:t>PlantUML</w:t>
-    </w:r>
-    <w:proofErr w:type="spellEnd"/>
-    <w:r>
-      <w:rPr>
-        <w:color w:val="646464"/>
-        <w:sz w:val="16"/>
-        <w:lang w:val="es-EC"/>
-      </w:rPr>
-      <w:t xml:space="preserve"> | Casos de uso de análisis | </w:t>
+      <w:t xml:space="preserve">Guía PlantUML | Casos de uso de análisis | </w:t>
     </w:r>
     <w:proofErr w:type="spellStart"/>
     <w:r>
@@ -5614,7 +5344,7 @@
 </file>
 
 <file path=word/numbering.xml><?xml version="1.0" encoding="utf-8"?>
-<w:numbering xmlns:wpc="http://schemas.microsoft.com/office/word/2010/wordprocessingCanvas" xmlns:cx="http://schemas.microsoft.com/office/drawing/2014/chartex" xmlns:cx1="http://schemas.microsoft.com/office/drawing/2015/9/8/chartex" xmlns:cx2="http://schemas.microsoft.com/office/drawing/2015/10/21/chartex" xmlns:cx3="http://schemas.microsoft.com/office/drawing/2016/5/9/chartex" xmlns:cx4="http://schemas.microsoft.com/office/drawing/2016/5/10/chartex" xmlns:cx5="http://schemas.microsoft.com/office/drawing/2016/5/11/chartex" xmlns:cx6="http://schemas.microsoft.com/office/drawing/2016/5/12/chartex" xmlns:cx7="http://schemas.microsoft.com/office/drawing/2016/5/13/chartex" xmlns:cx8="http://schemas.microsoft.com/office/drawing/2016/5/14/chartex" xmlns:mc="http://schemas.openxmlformats.org/markup-compatibility/2006" xmlns:aink="http://schemas.microsoft.com/office/drawing/2016/ink" xmlns:am3d="http://schemas.microsoft.com/office/drawing/2017/model3d" xmlns:o="urn:schemas-microsoft-com:office:office" xmlns:r="http://schemas.openxmlformats.org/officeDocument/2006/relationships" xmlns:m="http://schemas.openxmlformats.org/officeDocument/2006/math" xmlns:v="urn:schemas-microsoft-com:vml" xmlns:wp14="http://schemas.microsoft.com/office/word/2010/wordprocessingDrawing" xmlns:wp="http://schemas.openxmlformats.org/drawingml/2006/wordprocessingDrawing" xmlns:w10="urn:schemas-microsoft-com:office:word" xmlns:w="http://schemas.openxmlformats.org/wordprocessingml/2006/main" xmlns:w14="http://schemas.microsoft.com/office/word/2010/wordml" xmlns:w15="http://schemas.microsoft.com/office/word/2012/wordml" xmlns:w16cex="http://schemas.microsoft.com/office/word/2018/wordml/cex" xmlns:w16cid="http://schemas.microsoft.com/office/word/2016/wordml/cid" xmlns:w16="http://schemas.microsoft.com/office/word/2018/wordml" xmlns:w16sdtdh="http://schemas.microsoft.com/office/word/2020/wordml/sdtdatahash" xmlns:w16se="http://schemas.microsoft.com/office/word/2015/wordml/symex" xmlns:wpg="http://schemas.microsoft.com/office/word/2010/wordprocessingGroup" xmlns:wpi="http://schemas.microsoft.com/office/word/2010/wordprocessingInk" xmlns:wne="http://schemas.microsoft.com/office/word/2006/wordml" xmlns:wps="http://schemas.microsoft.com/office/word/2010/wordprocessingShape" mc:Ignorable="w14 w15 w16se w16cid w16 w16cex w16sdtdh wp14">
+<w:numbering xmlns:wpc="http://schemas.microsoft.com/office/word/2010/wordprocessingCanvas" xmlns:cx="http://schemas.microsoft.com/office/drawing/2014/chartex" xmlns:cx1="http://schemas.microsoft.com/office/drawing/2015/9/8/chartex" xmlns:cx2="http://schemas.microsoft.com/office/drawing/2015/10/21/chartex" xmlns:cx3="http://schemas.microsoft.com/office/drawing/2016/5/9/chartex" xmlns:cx4="http://schemas.microsoft.com/office/drawing/2016/5/10/chartex" xmlns:cx5="http://schemas.microsoft.com/office/drawing/2016/5/11/chartex" xmlns:cx6="http://schemas.microsoft.com/office/drawing/2016/5/12/chartex" xmlns:cx7="http://schemas.microsoft.com/office/drawing/2016/5/13/chartex" xmlns:cx8="http://schemas.microsoft.com/office/drawing/2016/5/14/chartex" xmlns:mc="http://schemas.openxmlformats.org/markup-compatibility/2006" xmlns:aink="http://schemas.microsoft.com/office/drawing/2016/ink" xmlns:am3d="http://schemas.microsoft.com/office/drawing/2017/model3d" xmlns:o="urn:schemas-microsoft-com:office:office" xmlns:oel="http://schemas.microsoft.com/office/2019/extlst" xmlns:r="http://schemas.openxmlformats.org/officeDocument/2006/relationships" xmlns:m="http://schemas.openxmlformats.org/officeDocument/2006/math" xmlns:v="urn:schemas-microsoft-com:vml" xmlns:wp14="http://schemas.microsoft.com/office/word/2010/wordprocessingDrawing" xmlns:wp="http://schemas.openxmlformats.org/drawingml/2006/wordprocessingDrawing" xmlns:w10="urn:schemas-microsoft-com:office:word" xmlns:w="http://schemas.openxmlformats.org/wordprocessingml/2006/main" xmlns:w14="http://schemas.microsoft.com/office/word/2010/wordml" xmlns:w15="http://schemas.microsoft.com/office/word/2012/wordml" xmlns:w16cex="http://schemas.microsoft.com/office/word/2018/wordml/cex" xmlns:w16cid="http://schemas.microsoft.com/office/word/2016/wordml/cid" xmlns:w16="http://schemas.microsoft.com/office/word/2018/wordml" xmlns:w16du="http://schemas.microsoft.com/office/word/2023/wordml/word16du" xmlns:w16sdtdh="http://schemas.microsoft.com/office/word/2020/wordml/sdtdatahash" xmlns:w16sdtfl="http://schemas.microsoft.com/office/word/2024/wordml/sdtformatlock" xmlns:w16se="http://schemas.microsoft.com/office/word/2015/wordml/symex" xmlns:wpg="http://schemas.microsoft.com/office/word/2010/wordprocessingGroup" xmlns:wpi="http://schemas.microsoft.com/office/word/2010/wordprocessingInk" xmlns:wne="http://schemas.microsoft.com/office/word/2006/wordml" xmlns:wps="http://schemas.microsoft.com/office/word/2010/wordprocessingShape" mc:Ignorable="w14 w15 w16se w16cid w16 w16cex w16sdtdh w16sdtfl w16du wp14">
   <w:abstractNum w:abstractNumId="0" w15:restartNumberingAfterBreak="0">
     <w:nsid w:val="FFFFFF7C"/>
     <w:multiLevelType w:val="singleLevel"/>
@@ -5656,7 +5386,7 @@
     <w:lvl w:ilvl="0">
       <w:start w:val="1"/>
       <w:numFmt w:val="decimal"/>
-      <w:pStyle w:val="ListNumber3"/>
+      <w:pStyle w:val="Listaconnmeros3"/>
       <w:lvlText w:val="%1."/>
       <w:lvlJc w:val="left"/>
       <w:pPr>
@@ -5674,7 +5404,7 @@
     <w:lvl w:ilvl="0">
       <w:start w:val="1"/>
       <w:numFmt w:val="decimal"/>
-      <w:pStyle w:val="ListNumber2"/>
+      <w:pStyle w:val="Listaconnmeros2"/>
       <w:lvlText w:val="%1."/>
       <w:lvlJc w:val="left"/>
       <w:pPr>
@@ -5712,7 +5442,7 @@
     <w:lvl w:ilvl="0">
       <w:start w:val="1"/>
       <w:numFmt w:val="bullet"/>
-      <w:pStyle w:val="ListBullet3"/>
+      <w:pStyle w:val="Listaconvietas3"/>
       <w:lvlText w:val=""/>
       <w:lvlJc w:val="left"/>
       <w:pPr>
@@ -5733,7 +5463,7 @@
     <w:lvl w:ilvl="0">
       <w:start w:val="1"/>
       <w:numFmt w:val="bullet"/>
-      <w:pStyle w:val="ListBullet2"/>
+      <w:pStyle w:val="Listaconvietas2"/>
       <w:lvlText w:val=""/>
       <w:lvlJc w:val="left"/>
       <w:pPr>
@@ -5754,7 +5484,7 @@
     <w:lvl w:ilvl="0">
       <w:start w:val="1"/>
       <w:numFmt w:val="decimal"/>
-      <w:pStyle w:val="ListNumber"/>
+      <w:pStyle w:val="Listaconnmeros"/>
       <w:lvlText w:val="%1."/>
       <w:lvlJc w:val="left"/>
       <w:pPr>
@@ -5768,11 +5498,11 @@
   <w:abstractNum w:abstractNumId="8" w15:restartNumberingAfterBreak="0">
     <w:nsid w:val="FFFFFF89"/>
     <w:multiLevelType w:val="singleLevel"/>
-    <w:tmpl w:val="29761A62"/>
+    <w:tmpl w:val="5204E08E"/>
     <w:lvl w:ilvl="0">
       <w:start w:val="1"/>
       <w:numFmt w:val="bullet"/>
-      <w:pStyle w:val="ListBullet"/>
+      <w:pStyle w:val="Listaconvietas"/>
       <w:lvlText w:val=""/>
       <w:lvlJc w:val="left"/>
       <w:pPr>
@@ -5900,6 +5630,155 @@
     </w:lvl>
   </w:abstractNum>
   <w:abstractNum w:abstractNumId="10" w15:restartNumberingAfterBreak="0">
+    <w:nsid w:val="44DE3B5C"/>
+    <w:multiLevelType w:val="multilevel"/>
+    <w:tmpl w:val="DDC20C46"/>
+    <w:lvl w:ilvl="0">
+      <w:start w:val="1"/>
+      <w:numFmt w:val="bullet"/>
+      <w:lvlText w:val=""/>
+      <w:lvlJc w:val="left"/>
+      <w:pPr>
+        <w:tabs>
+          <w:tab w:val="num" w:pos="720"/>
+        </w:tabs>
+        <w:ind w:left="720" w:hanging="360"/>
+      </w:pPr>
+      <w:rPr>
+        <w:rFonts w:ascii="Symbol" w:hAnsi="Symbol" w:hint="default"/>
+        <w:sz w:val="20"/>
+      </w:rPr>
+    </w:lvl>
+    <w:lvl w:ilvl="1" w:tentative="1">
+      <w:start w:val="1"/>
+      <w:numFmt w:val="bullet"/>
+      <w:lvlText w:val="o"/>
+      <w:lvlJc w:val="left"/>
+      <w:pPr>
+        <w:tabs>
+          <w:tab w:val="num" w:pos="1440"/>
+        </w:tabs>
+        <w:ind w:left="1440" w:hanging="360"/>
+      </w:pPr>
+      <w:rPr>
+        <w:rFonts w:ascii="Courier New" w:hAnsi="Courier New" w:hint="default"/>
+        <w:sz w:val="20"/>
+      </w:rPr>
+    </w:lvl>
+    <w:lvl w:ilvl="2" w:tentative="1">
+      <w:start w:val="1"/>
+      <w:numFmt w:val="bullet"/>
+      <w:lvlText w:val=""/>
+      <w:lvlJc w:val="left"/>
+      <w:pPr>
+        <w:tabs>
+          <w:tab w:val="num" w:pos="2160"/>
+        </w:tabs>
+        <w:ind w:left="2160" w:hanging="360"/>
+      </w:pPr>
+      <w:rPr>
+        <w:rFonts w:ascii="Wingdings" w:hAnsi="Wingdings" w:hint="default"/>
+        <w:sz w:val="20"/>
+      </w:rPr>
+    </w:lvl>
+    <w:lvl w:ilvl="3" w:tentative="1">
+      <w:start w:val="1"/>
+      <w:numFmt w:val="bullet"/>
+      <w:lvlText w:val=""/>
+      <w:lvlJc w:val="left"/>
+      <w:pPr>
+        <w:tabs>
+          <w:tab w:val="num" w:pos="2880"/>
+        </w:tabs>
+        <w:ind w:left="2880" w:hanging="360"/>
+      </w:pPr>
+      <w:rPr>
+        <w:rFonts w:ascii="Wingdings" w:hAnsi="Wingdings" w:hint="default"/>
+        <w:sz w:val="20"/>
+      </w:rPr>
+    </w:lvl>
+    <w:lvl w:ilvl="4" w:tentative="1">
+      <w:start w:val="1"/>
+      <w:numFmt w:val="bullet"/>
+      <w:lvlText w:val=""/>
+      <w:lvlJc w:val="left"/>
+      <w:pPr>
+        <w:tabs>
+          <w:tab w:val="num" w:pos="3600"/>
+        </w:tabs>
+        <w:ind w:left="3600" w:hanging="360"/>
+      </w:pPr>
+      <w:rPr>
+        <w:rFonts w:ascii="Wingdings" w:hAnsi="Wingdings" w:hint="default"/>
+        <w:sz w:val="20"/>
+      </w:rPr>
+    </w:lvl>
+    <w:lvl w:ilvl="5" w:tentative="1">
+      <w:start w:val="1"/>
+      <w:numFmt w:val="bullet"/>
+      <w:lvlText w:val=""/>
+      <w:lvlJc w:val="left"/>
+      <w:pPr>
+        <w:tabs>
+          <w:tab w:val="num" w:pos="4320"/>
+        </w:tabs>
+        <w:ind w:left="4320" w:hanging="360"/>
+      </w:pPr>
+      <w:rPr>
+        <w:rFonts w:ascii="Wingdings" w:hAnsi="Wingdings" w:hint="default"/>
+        <w:sz w:val="20"/>
+      </w:rPr>
+    </w:lvl>
+    <w:lvl w:ilvl="6" w:tentative="1">
+      <w:start w:val="1"/>
+      <w:numFmt w:val="bullet"/>
+      <w:lvlText w:val=""/>
+      <w:lvlJc w:val="left"/>
+      <w:pPr>
+        <w:tabs>
+          <w:tab w:val="num" w:pos="5040"/>
+        </w:tabs>
+        <w:ind w:left="5040" w:hanging="360"/>
+      </w:pPr>
+      <w:rPr>
+        <w:rFonts w:ascii="Wingdings" w:hAnsi="Wingdings" w:hint="default"/>
+        <w:sz w:val="20"/>
+      </w:rPr>
+    </w:lvl>
+    <w:lvl w:ilvl="7" w:tentative="1">
+      <w:start w:val="1"/>
+      <w:numFmt w:val="bullet"/>
+      <w:lvlText w:val=""/>
+      <w:lvlJc w:val="left"/>
+      <w:pPr>
+        <w:tabs>
+          <w:tab w:val="num" w:pos="5760"/>
+        </w:tabs>
+        <w:ind w:left="5760" w:hanging="360"/>
+      </w:pPr>
+      <w:rPr>
+        <w:rFonts w:ascii="Wingdings" w:hAnsi="Wingdings" w:hint="default"/>
+        <w:sz w:val="20"/>
+      </w:rPr>
+    </w:lvl>
+    <w:lvl w:ilvl="8" w:tentative="1">
+      <w:start w:val="1"/>
+      <w:numFmt w:val="bullet"/>
+      <w:lvlText w:val=""/>
+      <w:lvlJc w:val="left"/>
+      <w:pPr>
+        <w:tabs>
+          <w:tab w:val="num" w:pos="6480"/>
+        </w:tabs>
+        <w:ind w:left="6480" w:hanging="360"/>
+      </w:pPr>
+      <w:rPr>
+        <w:rFonts w:ascii="Wingdings" w:hAnsi="Wingdings" w:hint="default"/>
+        <w:sz w:val="20"/>
+      </w:rPr>
+    </w:lvl>
+  </w:abstractNum>
+  <w:abstractNum w:abstractNumId="11" w15:restartNumberingAfterBreak="0">
     <w:nsid w:val="4BDF675B"/>
     <w:multiLevelType w:val="hybridMultilevel"/>
     <w:tmpl w:val="A20C4A18"/>
@@ -6012,44 +5891,47 @@
       </w:rPr>
     </w:lvl>
   </w:abstractNum>
-  <w:num w:numId="1">
+  <w:num w:numId="1" w16cid:durableId="44259066">
     <w:abstractNumId w:val="8"/>
   </w:num>
-  <w:num w:numId="2">
+  <w:num w:numId="2" w16cid:durableId="83384371">
     <w:abstractNumId w:val="6"/>
   </w:num>
-  <w:num w:numId="3">
+  <w:num w:numId="3" w16cid:durableId="1038890186">
     <w:abstractNumId w:val="5"/>
   </w:num>
-  <w:num w:numId="4">
+  <w:num w:numId="4" w16cid:durableId="1048840519">
     <w:abstractNumId w:val="4"/>
   </w:num>
-  <w:num w:numId="5">
+  <w:num w:numId="5" w16cid:durableId="1581937976">
     <w:abstractNumId w:val="7"/>
   </w:num>
-  <w:num w:numId="6">
+  <w:num w:numId="6" w16cid:durableId="1974168684">
     <w:abstractNumId w:val="3"/>
   </w:num>
-  <w:num w:numId="7">
+  <w:num w:numId="7" w16cid:durableId="1366642144">
     <w:abstractNumId w:val="2"/>
   </w:num>
-  <w:num w:numId="8">
+  <w:num w:numId="8" w16cid:durableId="351230882">
     <w:abstractNumId w:val="1"/>
   </w:num>
-  <w:num w:numId="9">
+  <w:num w:numId="9" w16cid:durableId="1331175084">
     <w:abstractNumId w:val="0"/>
   </w:num>
-  <w:num w:numId="10">
+  <w:num w:numId="10" w16cid:durableId="2136604764">
+    <w:abstractNumId w:val="11"/>
+  </w:num>
+  <w:num w:numId="11" w16cid:durableId="1749113692">
+    <w:abstractNumId w:val="9"/>
+  </w:num>
+  <w:num w:numId="12" w16cid:durableId="223373414">
     <w:abstractNumId w:val="10"/>
-  </w:num>
-  <w:num w:numId="11">
-    <w:abstractNumId w:val="9"/>
   </w:num>
 </w:numbering>
 </file>
 
 <file path=word/styles.xml><?xml version="1.0" encoding="utf-8"?>
-<w:styles xmlns:mc="http://schemas.openxmlformats.org/markup-compatibility/2006" xmlns:r="http://schemas.openxmlformats.org/officeDocument/2006/relationships" xmlns:w="http://schemas.openxmlformats.org/wordprocessingml/2006/main" xmlns:w14="http://schemas.microsoft.com/office/word/2010/wordml" xmlns:w15="http://schemas.microsoft.com/office/word/2012/wordml" xmlns:w16cex="http://schemas.microsoft.com/office/word/2018/wordml/cex" xmlns:w16cid="http://schemas.microsoft.com/office/word/2016/wordml/cid" xmlns:w16="http://schemas.microsoft.com/office/word/2018/wordml" xmlns:w16sdtdh="http://schemas.microsoft.com/office/word/2020/wordml/sdtdatahash" xmlns:w16se="http://schemas.microsoft.com/office/word/2015/wordml/symex" mc:Ignorable="w14 w15 w16se w16cid w16 w16cex w16sdtdh">
+<w:styles xmlns:mc="http://schemas.openxmlformats.org/markup-compatibility/2006" xmlns:r="http://schemas.openxmlformats.org/officeDocument/2006/relationships" xmlns:w="http://schemas.openxmlformats.org/wordprocessingml/2006/main" xmlns:w14="http://schemas.microsoft.com/office/word/2010/wordml" xmlns:w15="http://schemas.microsoft.com/office/word/2012/wordml" xmlns:w16cex="http://schemas.microsoft.com/office/word/2018/wordml/cex" xmlns:w16cid="http://schemas.microsoft.com/office/word/2016/wordml/cid" xmlns:w16="http://schemas.microsoft.com/office/word/2018/wordml" xmlns:w16du="http://schemas.microsoft.com/office/word/2023/wordml/word16du" xmlns:w16sdtdh="http://schemas.microsoft.com/office/word/2020/wordml/sdtdatahash" xmlns:w16sdtfl="http://schemas.microsoft.com/office/word/2024/wordml/sdtformatlock" xmlns:w16se="http://schemas.microsoft.com/office/word/2015/wordml/symex" mc:Ignorable="w14 w15 w16se w16cid w16 w16cex w16sdtdh w16sdtfl w16du">
   <w:docDefaults>
     <w:rPrDefault>
       <w:rPr>
@@ -6443,11 +6325,11 @@
       <w:sz w:val="20"/>
     </w:rPr>
   </w:style>
-  <w:style w:type="paragraph" w:styleId="Heading1">
+  <w:style w:type="paragraph" w:styleId="Ttulo1">
     <w:name w:val="heading 1"/>
     <w:basedOn w:val="Normal"/>
     <w:next w:val="Normal"/>
-    <w:link w:val="Heading1Char"/>
+    <w:link w:val="Ttulo1Car"/>
     <w:uiPriority w:val="9"/>
     <w:qFormat/>
     <w:rsid w:val="00FC693F"/>
@@ -6466,11 +6348,11 @@
       <w:szCs w:val="28"/>
     </w:rPr>
   </w:style>
-  <w:style w:type="paragraph" w:styleId="Heading2">
+  <w:style w:type="paragraph" w:styleId="Ttulo2">
     <w:name w:val="heading 2"/>
     <w:basedOn w:val="Normal"/>
     <w:next w:val="Normal"/>
-    <w:link w:val="Heading2Char"/>
+    <w:link w:val="Ttulo2Car"/>
     <w:uiPriority w:val="9"/>
     <w:unhideWhenUsed/>
     <w:qFormat/>
@@ -6490,11 +6372,11 @@
       <w:szCs w:val="26"/>
     </w:rPr>
   </w:style>
-  <w:style w:type="paragraph" w:styleId="Heading3">
+  <w:style w:type="paragraph" w:styleId="Ttulo3">
     <w:name w:val="heading 3"/>
     <w:basedOn w:val="Normal"/>
     <w:next w:val="Normal"/>
-    <w:link w:val="Heading3Char"/>
+    <w:link w:val="Ttulo3Car"/>
     <w:uiPriority w:val="9"/>
     <w:unhideWhenUsed/>
     <w:qFormat/>
@@ -6513,11 +6395,11 @@
       <w:sz w:val="22"/>
     </w:rPr>
   </w:style>
-  <w:style w:type="paragraph" w:styleId="Heading4">
+  <w:style w:type="paragraph" w:styleId="Ttulo4">
     <w:name w:val="heading 4"/>
     <w:basedOn w:val="Normal"/>
     <w:next w:val="Normal"/>
-    <w:link w:val="Heading4Char"/>
+    <w:link w:val="Ttulo4Car"/>
     <w:uiPriority w:val="9"/>
     <w:semiHidden/>
     <w:unhideWhenUsed/>
@@ -6538,11 +6420,11 @@
       <w:color w:val="4F81BD" w:themeColor="accent1"/>
     </w:rPr>
   </w:style>
-  <w:style w:type="paragraph" w:styleId="Heading5">
+  <w:style w:type="paragraph" w:styleId="Ttulo5">
     <w:name w:val="heading 5"/>
     <w:basedOn w:val="Normal"/>
     <w:next w:val="Normal"/>
-    <w:link w:val="Heading5Char"/>
+    <w:link w:val="Ttulo5Car"/>
     <w:uiPriority w:val="9"/>
     <w:semiHidden/>
     <w:unhideWhenUsed/>
@@ -6559,11 +6441,11 @@
       <w:color w:val="243F60" w:themeColor="accent1" w:themeShade="7F"/>
     </w:rPr>
   </w:style>
-  <w:style w:type="paragraph" w:styleId="Heading6">
+  <w:style w:type="paragraph" w:styleId="Ttulo6">
     <w:name w:val="heading 6"/>
     <w:basedOn w:val="Normal"/>
     <w:next w:val="Normal"/>
-    <w:link w:val="Heading6Char"/>
+    <w:link w:val="Ttulo6Car"/>
     <w:uiPriority w:val="9"/>
     <w:semiHidden/>
     <w:unhideWhenUsed/>
@@ -6582,11 +6464,11 @@
       <w:color w:val="243F60" w:themeColor="accent1" w:themeShade="7F"/>
     </w:rPr>
   </w:style>
-  <w:style w:type="paragraph" w:styleId="Heading7">
+  <w:style w:type="paragraph" w:styleId="Ttulo7">
     <w:name w:val="heading 7"/>
     <w:basedOn w:val="Normal"/>
     <w:next w:val="Normal"/>
-    <w:link w:val="Heading7Char"/>
+    <w:link w:val="Ttulo7Car"/>
     <w:uiPriority w:val="9"/>
     <w:semiHidden/>
     <w:unhideWhenUsed/>
@@ -6605,11 +6487,11 @@
       <w:color w:val="404040" w:themeColor="text1" w:themeTint="BF"/>
     </w:rPr>
   </w:style>
-  <w:style w:type="paragraph" w:styleId="Heading8">
+  <w:style w:type="paragraph" w:styleId="Ttulo8">
     <w:name w:val="heading 8"/>
     <w:basedOn w:val="Normal"/>
     <w:next w:val="Normal"/>
-    <w:link w:val="Heading8Char"/>
+    <w:link w:val="Ttulo8Car"/>
     <w:uiPriority w:val="9"/>
     <w:semiHidden/>
     <w:unhideWhenUsed/>
@@ -6627,11 +6509,11 @@
       <w:szCs w:val="20"/>
     </w:rPr>
   </w:style>
-  <w:style w:type="paragraph" w:styleId="Heading9">
+  <w:style w:type="paragraph" w:styleId="Ttulo9">
     <w:name w:val="heading 9"/>
     <w:basedOn w:val="Normal"/>
     <w:next w:val="Normal"/>
-    <w:link w:val="Heading9Char"/>
+    <w:link w:val="Ttulo9Car"/>
     <w:uiPriority w:val="9"/>
     <w:semiHidden/>
     <w:unhideWhenUsed/>
@@ -6651,13 +6533,12 @@
       <w:szCs w:val="20"/>
     </w:rPr>
   </w:style>
-  <w:style w:type="character" w:default="1" w:styleId="DefaultParagraphFont">
+  <w:style w:type="character" w:default="1" w:styleId="Fuentedeprrafopredeter">
     <w:name w:val="Default Paragraph Font"/>
     <w:uiPriority w:val="1"/>
-    <w:semiHidden/>
     <w:unhideWhenUsed/>
   </w:style>
-  <w:style w:type="table" w:default="1" w:styleId="TableNormal">
+  <w:style w:type="table" w:default="1" w:styleId="Tablanormal">
     <w:name w:val="Normal Table"/>
     <w:uiPriority w:val="99"/>
     <w:semiHidden/>
@@ -6672,16 +6553,16 @@
       </w:tblCellMar>
     </w:tblPr>
   </w:style>
-  <w:style w:type="numbering" w:default="1" w:styleId="NoList">
+  <w:style w:type="numbering" w:default="1" w:styleId="Sinlista">
     <w:name w:val="No List"/>
     <w:uiPriority w:val="99"/>
     <w:semiHidden/>
     <w:unhideWhenUsed/>
   </w:style>
-  <w:style w:type="paragraph" w:styleId="Header">
+  <w:style w:type="paragraph" w:styleId="Encabezado">
     <w:name w:val="header"/>
     <w:basedOn w:val="Normal"/>
-    <w:link w:val="HeaderChar"/>
+    <w:link w:val="EncabezadoCar"/>
     <w:uiPriority w:val="99"/>
     <w:unhideWhenUsed/>
     <w:rsid w:val="00E618BF"/>
@@ -6693,17 +6574,17 @@
       <w:spacing w:after="0" w:line="240" w:lineRule="auto"/>
     </w:pPr>
   </w:style>
-  <w:style w:type="character" w:customStyle="1" w:styleId="HeaderChar">
-    <w:name w:val="Header Char"/>
-    <w:basedOn w:val="DefaultParagraphFont"/>
-    <w:link w:val="Header"/>
+  <w:style w:type="character" w:customStyle="1" w:styleId="EncabezadoCar">
+    <w:name w:val="Encabezado Car"/>
+    <w:basedOn w:val="Fuentedeprrafopredeter"/>
+    <w:link w:val="Encabezado"/>
     <w:uiPriority w:val="99"/>
     <w:rsid w:val="00E618BF"/>
   </w:style>
-  <w:style w:type="paragraph" w:styleId="Footer">
+  <w:style w:type="paragraph" w:styleId="Piedepgina">
     <w:name w:val="footer"/>
     <w:basedOn w:val="Normal"/>
-    <w:link w:val="FooterChar"/>
+    <w:link w:val="PiedepginaCar"/>
     <w:uiPriority w:val="99"/>
     <w:unhideWhenUsed/>
     <w:rsid w:val="00E618BF"/>
@@ -6715,14 +6596,14 @@
       <w:spacing w:after="0" w:line="240" w:lineRule="auto"/>
     </w:pPr>
   </w:style>
-  <w:style w:type="character" w:customStyle="1" w:styleId="FooterChar">
-    <w:name w:val="Footer Char"/>
-    <w:basedOn w:val="DefaultParagraphFont"/>
-    <w:link w:val="Footer"/>
+  <w:style w:type="character" w:customStyle="1" w:styleId="PiedepginaCar">
+    <w:name w:val="Pie de página Car"/>
+    <w:basedOn w:val="Fuentedeprrafopredeter"/>
+    <w:link w:val="Piedepgina"/>
     <w:uiPriority w:val="99"/>
     <w:rsid w:val="00E618BF"/>
   </w:style>
-  <w:style w:type="paragraph" w:styleId="NoSpacing">
+  <w:style w:type="paragraph" w:styleId="Sinespaciado">
     <w:name w:val="No Spacing"/>
     <w:uiPriority w:val="1"/>
     <w:qFormat/>
@@ -6731,10 +6612,10 @@
       <w:spacing w:after="0" w:line="240" w:lineRule="auto"/>
     </w:pPr>
   </w:style>
-  <w:style w:type="character" w:customStyle="1" w:styleId="Heading1Char">
-    <w:name w:val="Heading 1 Char"/>
-    <w:basedOn w:val="DefaultParagraphFont"/>
-    <w:link w:val="Heading1"/>
+  <w:style w:type="character" w:customStyle="1" w:styleId="Ttulo1Car">
+    <w:name w:val="Título 1 Car"/>
+    <w:basedOn w:val="Fuentedeprrafopredeter"/>
+    <w:link w:val="Ttulo1"/>
     <w:uiPriority w:val="9"/>
     <w:rsid w:val="00FC693F"/>
     <w:rPr>
@@ -6746,10 +6627,10 @@
       <w:szCs w:val="28"/>
     </w:rPr>
   </w:style>
-  <w:style w:type="character" w:customStyle="1" w:styleId="Heading2Char">
-    <w:name w:val="Heading 2 Char"/>
-    <w:basedOn w:val="DefaultParagraphFont"/>
-    <w:link w:val="Heading2"/>
+  <w:style w:type="character" w:customStyle="1" w:styleId="Ttulo2Car">
+    <w:name w:val="Título 2 Car"/>
+    <w:basedOn w:val="Fuentedeprrafopredeter"/>
+    <w:link w:val="Ttulo2"/>
     <w:uiPriority w:val="9"/>
     <w:rsid w:val="00FC693F"/>
     <w:rPr>
@@ -6761,10 +6642,10 @@
       <w:szCs w:val="26"/>
     </w:rPr>
   </w:style>
-  <w:style w:type="character" w:customStyle="1" w:styleId="Heading3Char">
-    <w:name w:val="Heading 3 Char"/>
-    <w:basedOn w:val="DefaultParagraphFont"/>
-    <w:link w:val="Heading3"/>
+  <w:style w:type="character" w:customStyle="1" w:styleId="Ttulo3Car">
+    <w:name w:val="Título 3 Car"/>
+    <w:basedOn w:val="Fuentedeprrafopredeter"/>
+    <w:link w:val="Ttulo3"/>
     <w:uiPriority w:val="9"/>
     <w:rsid w:val="00FC693F"/>
     <w:rPr>
@@ -6774,11 +6655,11 @@
       <w:color w:val="4F81BD" w:themeColor="accent1"/>
     </w:rPr>
   </w:style>
-  <w:style w:type="paragraph" w:styleId="Title">
+  <w:style w:type="paragraph" w:styleId="Ttulo">
     <w:name w:val="Title"/>
     <w:basedOn w:val="Normal"/>
     <w:next w:val="Normal"/>
-    <w:link w:val="TitleChar"/>
+    <w:link w:val="TtuloCar"/>
     <w:uiPriority w:val="10"/>
     <w:qFormat/>
     <w:rsid w:val="00FC693F"/>
@@ -6799,10 +6680,10 @@
       <w:szCs w:val="52"/>
     </w:rPr>
   </w:style>
-  <w:style w:type="character" w:customStyle="1" w:styleId="TitleChar">
-    <w:name w:val="Title Char"/>
-    <w:basedOn w:val="DefaultParagraphFont"/>
-    <w:link w:val="Title"/>
+  <w:style w:type="character" w:customStyle="1" w:styleId="TtuloCar">
+    <w:name w:val="Título Car"/>
+    <w:basedOn w:val="Fuentedeprrafopredeter"/>
+    <w:link w:val="Ttulo"/>
     <w:uiPriority w:val="10"/>
     <w:rsid w:val="00FC693F"/>
     <w:rPr>
@@ -6814,11 +6695,11 @@
       <w:szCs w:val="52"/>
     </w:rPr>
   </w:style>
-  <w:style w:type="paragraph" w:styleId="Subtitle">
+  <w:style w:type="paragraph" w:styleId="Subttulo">
     <w:name w:val="Subtitle"/>
     <w:basedOn w:val="Normal"/>
     <w:next w:val="Normal"/>
-    <w:link w:val="SubtitleChar"/>
+    <w:link w:val="SubttuloCar"/>
     <w:uiPriority w:val="11"/>
     <w:qFormat/>
     <w:rsid w:val="00FC693F"/>
@@ -6837,10 +6718,10 @@
       <w:szCs w:val="24"/>
     </w:rPr>
   </w:style>
-  <w:style w:type="character" w:customStyle="1" w:styleId="SubtitleChar">
-    <w:name w:val="Subtitle Char"/>
-    <w:basedOn w:val="DefaultParagraphFont"/>
-    <w:link w:val="Subtitle"/>
+  <w:style w:type="character" w:customStyle="1" w:styleId="SubttuloCar">
+    <w:name w:val="Subtítulo Car"/>
+    <w:basedOn w:val="Fuentedeprrafopredeter"/>
+    <w:link w:val="Subttulo"/>
     <w:uiPriority w:val="11"/>
     <w:rsid w:val="00FC693F"/>
     <w:rPr>
@@ -6853,7 +6734,7 @@
       <w:szCs w:val="24"/>
     </w:rPr>
   </w:style>
-  <w:style w:type="paragraph" w:styleId="ListParagraph">
+  <w:style w:type="paragraph" w:styleId="Prrafodelista">
     <w:name w:val="List Paragraph"/>
     <w:basedOn w:val="Normal"/>
     <w:uiPriority w:val="34"/>
@@ -6864,10 +6745,10 @@
       <w:contextualSpacing/>
     </w:pPr>
   </w:style>
-  <w:style w:type="paragraph" w:styleId="BodyText">
+  <w:style w:type="paragraph" w:styleId="Textoindependiente">
     <w:name w:val="Body Text"/>
     <w:basedOn w:val="Normal"/>
-    <w:link w:val="BodyTextChar"/>
+    <w:link w:val="TextoindependienteCar"/>
     <w:uiPriority w:val="99"/>
     <w:unhideWhenUsed/>
     <w:rsid w:val="00AA1D8D"/>
@@ -6875,17 +6756,17 @@
       <w:spacing w:after="120"/>
     </w:pPr>
   </w:style>
-  <w:style w:type="character" w:customStyle="1" w:styleId="BodyTextChar">
-    <w:name w:val="Body Text Char"/>
-    <w:basedOn w:val="DefaultParagraphFont"/>
-    <w:link w:val="BodyText"/>
+  <w:style w:type="character" w:customStyle="1" w:styleId="TextoindependienteCar">
+    <w:name w:val="Texto independiente Car"/>
+    <w:basedOn w:val="Fuentedeprrafopredeter"/>
+    <w:link w:val="Textoindependiente"/>
     <w:uiPriority w:val="99"/>
     <w:rsid w:val="00AA1D8D"/>
   </w:style>
-  <w:style w:type="paragraph" w:styleId="BodyText2">
+  <w:style w:type="paragraph" w:styleId="Textoindependiente2">
     <w:name w:val="Body Text 2"/>
     <w:basedOn w:val="Normal"/>
-    <w:link w:val="BodyText2Char"/>
+    <w:link w:val="Textoindependiente2Car"/>
     <w:uiPriority w:val="99"/>
     <w:unhideWhenUsed/>
     <w:rsid w:val="00AA1D8D"/>
@@ -6893,17 +6774,17 @@
       <w:spacing w:after="120" w:line="480" w:lineRule="auto"/>
     </w:pPr>
   </w:style>
-  <w:style w:type="character" w:customStyle="1" w:styleId="BodyText2Char">
-    <w:name w:val="Body Text 2 Char"/>
-    <w:basedOn w:val="DefaultParagraphFont"/>
-    <w:link w:val="BodyText2"/>
+  <w:style w:type="character" w:customStyle="1" w:styleId="Textoindependiente2Car">
+    <w:name w:val="Texto independiente 2 Car"/>
+    <w:basedOn w:val="Fuentedeprrafopredeter"/>
+    <w:link w:val="Textoindependiente2"/>
     <w:uiPriority w:val="99"/>
     <w:rsid w:val="00AA1D8D"/>
   </w:style>
-  <w:style w:type="paragraph" w:styleId="BodyText3">
+  <w:style w:type="paragraph" w:styleId="Textoindependiente3">
     <w:name w:val="Body Text 3"/>
     <w:basedOn w:val="Normal"/>
-    <w:link w:val="BodyText3Char"/>
+    <w:link w:val="Textoindependiente3Car"/>
     <w:uiPriority w:val="99"/>
     <w:unhideWhenUsed/>
     <w:rsid w:val="00AA1D8D"/>
@@ -6915,10 +6796,10 @@
       <w:szCs w:val="16"/>
     </w:rPr>
   </w:style>
-  <w:style w:type="character" w:customStyle="1" w:styleId="BodyText3Char">
-    <w:name w:val="Body Text 3 Char"/>
-    <w:basedOn w:val="DefaultParagraphFont"/>
-    <w:link w:val="BodyText3"/>
+  <w:style w:type="character" w:customStyle="1" w:styleId="Textoindependiente3Car">
+    <w:name w:val="Texto independiente 3 Car"/>
+    <w:basedOn w:val="Fuentedeprrafopredeter"/>
+    <w:link w:val="Textoindependiente3"/>
     <w:uiPriority w:val="99"/>
     <w:rsid w:val="00AA1D8D"/>
     <w:rPr>
@@ -6926,7 +6807,7 @@
       <w:szCs w:val="16"/>
     </w:rPr>
   </w:style>
-  <w:style w:type="paragraph" w:styleId="List">
+  <w:style w:type="paragraph" w:styleId="Lista">
     <w:name w:val="List"/>
     <w:basedOn w:val="Normal"/>
     <w:uiPriority w:val="99"/>
@@ -6937,7 +6818,7 @@
       <w:contextualSpacing/>
     </w:pPr>
   </w:style>
-  <w:style w:type="paragraph" w:styleId="List2">
+  <w:style w:type="paragraph" w:styleId="Lista2">
     <w:name w:val="List 2"/>
     <w:basedOn w:val="Normal"/>
     <w:uiPriority w:val="99"/>
@@ -6948,7 +6829,7 @@
       <w:contextualSpacing/>
     </w:pPr>
   </w:style>
-  <w:style w:type="paragraph" w:styleId="List3">
+  <w:style w:type="paragraph" w:styleId="Lista3">
     <w:name w:val="List 3"/>
     <w:basedOn w:val="Normal"/>
     <w:uiPriority w:val="99"/>
@@ -6959,7 +6840,7 @@
       <w:contextualSpacing/>
     </w:pPr>
   </w:style>
-  <w:style w:type="paragraph" w:styleId="ListBullet">
+  <w:style w:type="paragraph" w:styleId="Listaconvietas">
     <w:name w:val="List Bullet"/>
     <w:basedOn w:val="Normal"/>
     <w:uiPriority w:val="99"/>
@@ -6972,7 +6853,7 @@
       <w:contextualSpacing/>
     </w:pPr>
   </w:style>
-  <w:style w:type="paragraph" w:styleId="ListBullet2">
+  <w:style w:type="paragraph" w:styleId="Listaconvietas2">
     <w:name w:val="List Bullet 2"/>
     <w:basedOn w:val="Normal"/>
     <w:uiPriority w:val="99"/>
@@ -6985,7 +6866,7 @@
       <w:contextualSpacing/>
     </w:pPr>
   </w:style>
-  <w:style w:type="paragraph" w:styleId="ListBullet3">
+  <w:style w:type="paragraph" w:styleId="Listaconvietas3">
     <w:name w:val="List Bullet 3"/>
     <w:basedOn w:val="Normal"/>
     <w:uiPriority w:val="99"/>
@@ -6998,7 +6879,7 @@
       <w:contextualSpacing/>
     </w:pPr>
   </w:style>
-  <w:style w:type="paragraph" w:styleId="ListNumber">
+  <w:style w:type="paragraph" w:styleId="Listaconnmeros">
     <w:name w:val="List Number"/>
     <w:basedOn w:val="Normal"/>
     <w:uiPriority w:val="99"/>
@@ -7011,7 +6892,7 @@
       <w:contextualSpacing/>
     </w:pPr>
   </w:style>
-  <w:style w:type="paragraph" w:styleId="ListNumber2">
+  <w:style w:type="paragraph" w:styleId="Listaconnmeros2">
     <w:name w:val="List Number 2"/>
     <w:basedOn w:val="Normal"/>
     <w:uiPriority w:val="99"/>
@@ -7024,7 +6905,7 @@
       <w:contextualSpacing/>
     </w:pPr>
   </w:style>
-  <w:style w:type="paragraph" w:styleId="ListNumber3">
+  <w:style w:type="paragraph" w:styleId="Listaconnmeros3">
     <w:name w:val="List Number 3"/>
     <w:basedOn w:val="Normal"/>
     <w:uiPriority w:val="99"/>
@@ -7037,7 +6918,7 @@
       <w:contextualSpacing/>
     </w:pPr>
   </w:style>
-  <w:style w:type="paragraph" w:styleId="ListContinue">
+  <w:style w:type="paragraph" w:styleId="Continuarlista">
     <w:name w:val="List Continue"/>
     <w:basedOn w:val="Normal"/>
     <w:uiPriority w:val="99"/>
@@ -7049,7 +6930,7 @@
       <w:contextualSpacing/>
     </w:pPr>
   </w:style>
-  <w:style w:type="paragraph" w:styleId="ListContinue2">
+  <w:style w:type="paragraph" w:styleId="Continuarlista2">
     <w:name w:val="List Continue 2"/>
     <w:basedOn w:val="Normal"/>
     <w:uiPriority w:val="99"/>
@@ -7061,7 +6942,7 @@
       <w:contextualSpacing/>
     </w:pPr>
   </w:style>
-  <w:style w:type="paragraph" w:styleId="ListContinue3">
+  <w:style w:type="paragraph" w:styleId="Continuarlista3">
     <w:name w:val="List Continue 3"/>
     <w:basedOn w:val="Normal"/>
     <w:uiPriority w:val="99"/>
@@ -7073,9 +6954,9 @@
       <w:contextualSpacing/>
     </w:pPr>
   </w:style>
-  <w:style w:type="paragraph" w:styleId="MacroText">
+  <w:style w:type="paragraph" w:styleId="Textomacro">
     <w:name w:val="macro"/>
-    <w:link w:val="MacroTextChar"/>
+    <w:link w:val="TextomacroCar"/>
     <w:uiPriority w:val="99"/>
     <w:unhideWhenUsed/>
     <w:rsid w:val="0029639D"/>
@@ -7096,10 +6977,10 @@
       <w:szCs w:val="20"/>
     </w:rPr>
   </w:style>
-  <w:style w:type="character" w:customStyle="1" w:styleId="MacroTextChar">
-    <w:name w:val="Macro Text Char"/>
-    <w:basedOn w:val="DefaultParagraphFont"/>
-    <w:link w:val="MacroText"/>
+  <w:style w:type="character" w:customStyle="1" w:styleId="TextomacroCar">
+    <w:name w:val="Texto macro Car"/>
+    <w:basedOn w:val="Fuentedeprrafopredeter"/>
+    <w:link w:val="Textomacro"/>
     <w:uiPriority w:val="99"/>
     <w:rsid w:val="0029639D"/>
     <w:rPr>
@@ -7108,11 +6989,11 @@
       <w:szCs w:val="20"/>
     </w:rPr>
   </w:style>
-  <w:style w:type="paragraph" w:styleId="Quote">
+  <w:style w:type="paragraph" w:styleId="Cita">
     <w:name w:val="Quote"/>
     <w:basedOn w:val="Normal"/>
     <w:next w:val="Normal"/>
-    <w:link w:val="QuoteChar"/>
+    <w:link w:val="CitaCar"/>
     <w:uiPriority w:val="29"/>
     <w:qFormat/>
     <w:rsid w:val="00FC693F"/>
@@ -7122,10 +7003,10 @@
       <w:color w:val="000000" w:themeColor="text1"/>
     </w:rPr>
   </w:style>
-  <w:style w:type="character" w:customStyle="1" w:styleId="QuoteChar">
-    <w:name w:val="Quote Char"/>
-    <w:basedOn w:val="DefaultParagraphFont"/>
-    <w:link w:val="Quote"/>
+  <w:style w:type="character" w:customStyle="1" w:styleId="CitaCar">
+    <w:name w:val="Cita Car"/>
+    <w:basedOn w:val="Fuentedeprrafopredeter"/>
+    <w:link w:val="Cita"/>
     <w:uiPriority w:val="29"/>
     <w:rsid w:val="00FC693F"/>
     <w:rPr>
@@ -7134,10 +7015,10 @@
       <w:color w:val="000000" w:themeColor="text1"/>
     </w:rPr>
   </w:style>
-  <w:style w:type="character" w:customStyle="1" w:styleId="Heading4Char">
-    <w:name w:val="Heading 4 Char"/>
-    <w:basedOn w:val="DefaultParagraphFont"/>
-    <w:link w:val="Heading4"/>
+  <w:style w:type="character" w:customStyle="1" w:styleId="Ttulo4Car">
+    <w:name w:val="Título 4 Car"/>
+    <w:basedOn w:val="Fuentedeprrafopredeter"/>
+    <w:link w:val="Ttulo4"/>
     <w:uiPriority w:val="9"/>
     <w:semiHidden/>
     <w:rsid w:val="00FC693F"/>
@@ -7150,10 +7031,10 @@
       <w:color w:val="4F81BD" w:themeColor="accent1"/>
     </w:rPr>
   </w:style>
-  <w:style w:type="character" w:customStyle="1" w:styleId="Heading5Char">
-    <w:name w:val="Heading 5 Char"/>
-    <w:basedOn w:val="DefaultParagraphFont"/>
-    <w:link w:val="Heading5"/>
+  <w:style w:type="character" w:customStyle="1" w:styleId="Ttulo5Car">
+    <w:name w:val="Título 5 Car"/>
+    <w:basedOn w:val="Fuentedeprrafopredeter"/>
+    <w:link w:val="Ttulo5"/>
     <w:uiPriority w:val="9"/>
     <w:semiHidden/>
     <w:rsid w:val="00FC693F"/>
@@ -7162,10 +7043,10 @@
       <w:color w:val="243F60" w:themeColor="accent1" w:themeShade="7F"/>
     </w:rPr>
   </w:style>
-  <w:style w:type="character" w:customStyle="1" w:styleId="Heading6Char">
-    <w:name w:val="Heading 6 Char"/>
-    <w:basedOn w:val="DefaultParagraphFont"/>
-    <w:link w:val="Heading6"/>
+  <w:style w:type="character" w:customStyle="1" w:styleId="Ttulo6Car">
+    <w:name w:val="Título 6 Car"/>
+    <w:basedOn w:val="Fuentedeprrafopredeter"/>
+    <w:link w:val="Ttulo6"/>
     <w:uiPriority w:val="9"/>
     <w:semiHidden/>
     <w:rsid w:val="00FC693F"/>
@@ -7176,10 +7057,10 @@
       <w:color w:val="243F60" w:themeColor="accent1" w:themeShade="7F"/>
     </w:rPr>
   </w:style>
-  <w:style w:type="character" w:customStyle="1" w:styleId="Heading7Char">
-    <w:name w:val="Heading 7 Char"/>
-    <w:basedOn w:val="DefaultParagraphFont"/>
-    <w:link w:val="Heading7"/>
+  <w:style w:type="character" w:customStyle="1" w:styleId="Ttulo7Car">
+    <w:name w:val="Título 7 Car"/>
+    <w:basedOn w:val="Fuentedeprrafopredeter"/>
+    <w:link w:val="Ttulo7"/>
     <w:uiPriority w:val="9"/>
     <w:semiHidden/>
     <w:rsid w:val="00FC693F"/>
@@ -7190,10 +7071,10 @@
       <w:color w:val="404040" w:themeColor="text1" w:themeTint="BF"/>
     </w:rPr>
   </w:style>
-  <w:style w:type="character" w:customStyle="1" w:styleId="Heading8Char">
-    <w:name w:val="Heading 8 Char"/>
-    <w:basedOn w:val="DefaultParagraphFont"/>
-    <w:link w:val="Heading8"/>
+  <w:style w:type="character" w:customStyle="1" w:styleId="Ttulo8Car">
+    <w:name w:val="Título 8 Car"/>
+    <w:basedOn w:val="Fuentedeprrafopredeter"/>
+    <w:link w:val="Ttulo8"/>
     <w:uiPriority w:val="9"/>
     <w:semiHidden/>
     <w:rsid w:val="00FC693F"/>
@@ -7204,10 +7085,10 @@
       <w:szCs w:val="20"/>
     </w:rPr>
   </w:style>
-  <w:style w:type="character" w:customStyle="1" w:styleId="Heading9Char">
-    <w:name w:val="Heading 9 Char"/>
-    <w:basedOn w:val="DefaultParagraphFont"/>
-    <w:link w:val="Heading9"/>
+  <w:style w:type="character" w:customStyle="1" w:styleId="Ttulo9Car">
+    <w:name w:val="Título 9 Car"/>
+    <w:basedOn w:val="Fuentedeprrafopredeter"/>
+    <w:link w:val="Ttulo9"/>
     <w:uiPriority w:val="9"/>
     <w:semiHidden/>
     <w:rsid w:val="00FC693F"/>
@@ -7220,7 +7101,7 @@
       <w:szCs w:val="20"/>
     </w:rPr>
   </w:style>
-  <w:style w:type="paragraph" w:styleId="Caption">
+  <w:style w:type="paragraph" w:styleId="Descripcin">
     <w:name w:val="caption"/>
     <w:basedOn w:val="Normal"/>
     <w:next w:val="Normal"/>
@@ -7240,9 +7121,9 @@
       <w:szCs w:val="18"/>
     </w:rPr>
   </w:style>
-  <w:style w:type="character" w:styleId="Strong">
+  <w:style w:type="character" w:styleId="Fuerte">
     <w:name w:val="Strong"/>
-    <w:basedOn w:val="DefaultParagraphFont"/>
+    <w:basedOn w:val="Fuentedeprrafopredeter"/>
     <w:uiPriority w:val="22"/>
     <w:qFormat/>
     <w:rsid w:val="00FC693F"/>
@@ -7251,9 +7132,9 @@
       <w:bCs/>
     </w:rPr>
   </w:style>
-  <w:style w:type="character" w:styleId="Emphasis">
+  <w:style w:type="character" w:styleId="nfasis">
     <w:name w:val="Emphasis"/>
-    <w:basedOn w:val="DefaultParagraphFont"/>
+    <w:basedOn w:val="Fuentedeprrafopredeter"/>
     <w:uiPriority w:val="20"/>
     <w:qFormat/>
     <w:rsid w:val="00FC693F"/>
@@ -7262,11 +7143,11 @@
       <w:iCs/>
     </w:rPr>
   </w:style>
-  <w:style w:type="paragraph" w:styleId="IntenseQuote">
+  <w:style w:type="paragraph" w:styleId="Citadestacada">
     <w:name w:val="Intense Quote"/>
     <w:basedOn w:val="Normal"/>
     <w:next w:val="Normal"/>
-    <w:link w:val="IntenseQuoteChar"/>
+    <w:link w:val="CitadestacadaCar"/>
     <w:uiPriority w:val="30"/>
     <w:qFormat/>
     <w:rsid w:val="00FC693F"/>
@@ -7285,10 +7166,10 @@
       <w:color w:val="4F81BD" w:themeColor="accent1"/>
     </w:rPr>
   </w:style>
-  <w:style w:type="character" w:customStyle="1" w:styleId="IntenseQuoteChar">
-    <w:name w:val="Intense Quote Char"/>
-    <w:basedOn w:val="DefaultParagraphFont"/>
-    <w:link w:val="IntenseQuote"/>
+  <w:style w:type="character" w:customStyle="1" w:styleId="CitadestacadaCar">
+    <w:name w:val="Cita destacada Car"/>
+    <w:basedOn w:val="Fuentedeprrafopredeter"/>
+    <w:link w:val="Citadestacada"/>
     <w:uiPriority w:val="30"/>
     <w:rsid w:val="00FC693F"/>
     <w:rPr>
@@ -7299,9 +7180,9 @@
       <w:color w:val="4F81BD" w:themeColor="accent1"/>
     </w:rPr>
   </w:style>
-  <w:style w:type="character" w:styleId="SubtleEmphasis">
+  <w:style w:type="character" w:styleId="nfasissutil">
     <w:name w:val="Subtle Emphasis"/>
-    <w:basedOn w:val="DefaultParagraphFont"/>
+    <w:basedOn w:val="Fuentedeprrafopredeter"/>
     <w:uiPriority w:val="19"/>
     <w:qFormat/>
     <w:rsid w:val="00FC693F"/>
@@ -7311,9 +7192,9 @@
       <w:color w:val="808080" w:themeColor="text1" w:themeTint="7F"/>
     </w:rPr>
   </w:style>
-  <w:style w:type="character" w:styleId="IntenseEmphasis">
+  <w:style w:type="character" w:styleId="nfasisintenso">
     <w:name w:val="Intense Emphasis"/>
-    <w:basedOn w:val="DefaultParagraphFont"/>
+    <w:basedOn w:val="Fuentedeprrafopredeter"/>
     <w:uiPriority w:val="21"/>
     <w:qFormat/>
     <w:rsid w:val="00FC693F"/>
@@ -7325,9 +7206,9 @@
       <w:color w:val="4F81BD" w:themeColor="accent1"/>
     </w:rPr>
   </w:style>
-  <w:style w:type="character" w:styleId="SubtleReference">
+  <w:style w:type="character" w:styleId="Referenciasutil">
     <w:name w:val="Subtle Reference"/>
-    <w:basedOn w:val="DefaultParagraphFont"/>
+    <w:basedOn w:val="Fuentedeprrafopredeter"/>
     <w:uiPriority w:val="31"/>
     <w:qFormat/>
     <w:rsid w:val="00FC693F"/>
@@ -7337,9 +7218,9 @@
       <w:u w:val="single"/>
     </w:rPr>
   </w:style>
-  <w:style w:type="character" w:styleId="IntenseReference">
+  <w:style w:type="character" w:styleId="Referenciaintensa">
     <w:name w:val="Intense Reference"/>
-    <w:basedOn w:val="DefaultParagraphFont"/>
+    <w:basedOn w:val="Fuentedeprrafopredeter"/>
     <w:uiPriority w:val="32"/>
     <w:qFormat/>
     <w:rsid w:val="00FC693F"/>
@@ -7352,9 +7233,9 @@
       <w:u w:val="single"/>
     </w:rPr>
   </w:style>
-  <w:style w:type="character" w:styleId="BookTitle">
+  <w:style w:type="character" w:styleId="Ttulodellibro">
     <w:name w:val="Book Title"/>
-    <w:basedOn w:val="DefaultParagraphFont"/>
+    <w:basedOn w:val="Fuentedeprrafopredeter"/>
     <w:uiPriority w:val="33"/>
     <w:qFormat/>
     <w:rsid w:val="00FC693F"/>
@@ -7365,9 +7246,9 @@
       <w:spacing w:val="5"/>
     </w:rPr>
   </w:style>
-  <w:style w:type="paragraph" w:styleId="TOCHeading">
+  <w:style w:type="paragraph" w:styleId="TtuloTDC">
     <w:name w:val="TOC Heading"/>
-    <w:basedOn w:val="Heading1"/>
+    <w:basedOn w:val="Ttulo1"/>
     <w:next w:val="Normal"/>
     <w:uiPriority w:val="39"/>
     <w:semiHidden/>
@@ -7378,9 +7259,9 @@
       <w:outlineLvl w:val="9"/>
     </w:pPr>
   </w:style>
-  <w:style w:type="table" w:styleId="TableGrid">
+  <w:style w:type="table" w:styleId="Tablaconcuadrcula">
     <w:name w:val="Table Grid"/>
-    <w:basedOn w:val="TableNormal"/>
+    <w:basedOn w:val="Tablanormal"/>
     <w:uiPriority w:val="59"/>
     <w:rsid w:val="00FC693F"/>
     <w:pPr>
@@ -7397,9 +7278,9 @@
       </w:tblBorders>
     </w:tblPr>
   </w:style>
-  <w:style w:type="table" w:styleId="LightShading">
+  <w:style w:type="table" w:styleId="Sombreadoclaro">
     <w:name w:val="Light Shading"/>
-    <w:basedOn w:val="TableNormal"/>
+    <w:basedOn w:val="Tablanormal"/>
     <w:uiPriority w:val="60"/>
     <w:rsid w:val="00FC693F"/>
     <w:pPr>
@@ -7493,9 +7374,9 @@
       </w:tcPr>
     </w:tblStylePr>
   </w:style>
-  <w:style w:type="table" w:styleId="LightShading-Accent1">
+  <w:style w:type="table" w:styleId="Sombreadoclaro-nfasis1">
     <w:name w:val="Light Shading Accent 1"/>
-    <w:basedOn w:val="TableNormal"/>
+    <w:basedOn w:val="Tablanormal"/>
     <w:uiPriority w:val="60"/>
     <w:rsid w:val="00FC693F"/>
     <w:pPr>
@@ -7589,9 +7470,9 @@
       </w:tcPr>
     </w:tblStylePr>
   </w:style>
-  <w:style w:type="table" w:styleId="LightShading-Accent2">
+  <w:style w:type="table" w:styleId="Sombreadoclaro-nfasis2">
     <w:name w:val="Light Shading Accent 2"/>
-    <w:basedOn w:val="TableNormal"/>
+    <w:basedOn w:val="Tablanormal"/>
     <w:uiPriority w:val="60"/>
     <w:rsid w:val="00FC693F"/>
     <w:pPr>
@@ -7685,9 +7566,9 @@
       </w:tcPr>
     </w:tblStylePr>
   </w:style>
-  <w:style w:type="table" w:styleId="LightShading-Accent3">
+  <w:style w:type="table" w:styleId="Sombreadoclaro-nfasis3">
     <w:name w:val="Light Shading Accent 3"/>
-    <w:basedOn w:val="TableNormal"/>
+    <w:basedOn w:val="Tablanormal"/>
     <w:uiPriority w:val="60"/>
     <w:rsid w:val="00FC693F"/>
     <w:pPr>
@@ -7781,9 +7662,9 @@
       </w:tcPr>
     </w:tblStylePr>
   </w:style>
-  <w:style w:type="table" w:styleId="LightShading-Accent4">
+  <w:style w:type="table" w:styleId="Sombreadoclaro-nfasis4">
     <w:name w:val="Light Shading Accent 4"/>
-    <w:basedOn w:val="TableNormal"/>
+    <w:basedOn w:val="Tablanormal"/>
     <w:uiPriority w:val="60"/>
     <w:rsid w:val="00FC693F"/>
     <w:pPr>
@@ -7877,9 +7758,9 @@
       </w:tcPr>
     </w:tblStylePr>
   </w:style>
-  <w:style w:type="table" w:styleId="LightShading-Accent5">
+  <w:style w:type="table" w:styleId="Sombreadoclaro-nfasis5">
     <w:name w:val="Light Shading Accent 5"/>
-    <w:basedOn w:val="TableNormal"/>
+    <w:basedOn w:val="Tablanormal"/>
     <w:uiPriority w:val="60"/>
     <w:rsid w:val="00FC693F"/>
     <w:pPr>
@@ -7973,9 +7854,9 @@
       </w:tcPr>
     </w:tblStylePr>
   </w:style>
-  <w:style w:type="table" w:styleId="LightShading-Accent6">
+  <w:style w:type="table" w:styleId="Sombreadoclaro-nfasis6">
     <w:name w:val="Light Shading Accent 6"/>
-    <w:basedOn w:val="TableNormal"/>
+    <w:basedOn w:val="Tablanormal"/>
     <w:uiPriority w:val="60"/>
     <w:rsid w:val="00FC693F"/>
     <w:pPr>
@@ -8069,9 +7950,9 @@
       </w:tcPr>
     </w:tblStylePr>
   </w:style>
-  <w:style w:type="table" w:styleId="LightList">
+  <w:style w:type="table" w:styleId="Listaclara">
     <w:name w:val="Light List"/>
-    <w:basedOn w:val="TableNormal"/>
+    <w:basedOn w:val="Tablanormal"/>
     <w:uiPriority w:val="61"/>
     <w:rsid w:val="00FC693F"/>
     <w:pPr>
@@ -8154,9 +8035,9 @@
       </w:tcPr>
     </w:tblStylePr>
   </w:style>
-  <w:style w:type="table" w:styleId="LightList-Accent1">
+  <w:style w:type="table" w:styleId="Listaclara-nfasis1">
     <w:name w:val="Light List Accent 1"/>
-    <w:basedOn w:val="TableNormal"/>
+    <w:basedOn w:val="Tablanormal"/>
     <w:uiPriority w:val="61"/>
     <w:rsid w:val="00FC693F"/>
     <w:pPr>
@@ -8239,9 +8120,9 @@
       </w:tcPr>
     </w:tblStylePr>
   </w:style>
-  <w:style w:type="table" w:styleId="LightList-Accent2">
+  <w:style w:type="table" w:styleId="Listaclara-nfasis2">
     <w:name w:val="Light List Accent 2"/>
-    <w:basedOn w:val="TableNormal"/>
+    <w:basedOn w:val="Tablanormal"/>
     <w:uiPriority w:val="61"/>
     <w:rsid w:val="00CB0664"/>
     <w:pPr>
@@ -8324,9 +8205,9 @@
       </w:tcPr>
     </w:tblStylePr>
   </w:style>
-  <w:style w:type="table" w:styleId="LightList-Accent3">
+  <w:style w:type="table" w:styleId="Listaclara-nfasis3">
     <w:name w:val="Light List Accent 3"/>
-    <w:basedOn w:val="TableNormal"/>
+    <w:basedOn w:val="Tablanormal"/>
     <w:uiPriority w:val="61"/>
     <w:rsid w:val="00CB0664"/>
     <w:pPr>
@@ -8409,9 +8290,9 @@
       </w:tcPr>
     </w:tblStylePr>
   </w:style>
-  <w:style w:type="table" w:styleId="LightList-Accent4">
+  <w:style w:type="table" w:styleId="Listaclara-nfasis4">
     <w:name w:val="Light List Accent 4"/>
-    <w:basedOn w:val="TableNormal"/>
+    <w:basedOn w:val="Tablanormal"/>
     <w:uiPriority w:val="61"/>
     <w:rsid w:val="00CB0664"/>
     <w:pPr>
@@ -8494,9 +8375,9 @@
       </w:tcPr>
     </w:tblStylePr>
   </w:style>
-  <w:style w:type="table" w:styleId="LightList-Accent5">
+  <w:style w:type="table" w:styleId="Listaclara-nfasis5">
     <w:name w:val="Light List Accent 5"/>
-    <w:basedOn w:val="TableNormal"/>
+    <w:basedOn w:val="Tablanormal"/>
     <w:uiPriority w:val="61"/>
     <w:rsid w:val="00CB0664"/>
     <w:pPr>
@@ -8579,9 +8460,9 @@
       </w:tcPr>
     </w:tblStylePr>
   </w:style>
-  <w:style w:type="table" w:styleId="LightList-Accent6">
+  <w:style w:type="table" w:styleId="Listaclara-nfasis6">
     <w:name w:val="Light List Accent 6"/>
-    <w:basedOn w:val="TableNormal"/>
+    <w:basedOn w:val="Tablanormal"/>
     <w:uiPriority w:val="61"/>
     <w:rsid w:val="00CB0664"/>
     <w:pPr>
@@ -8664,9 +8545,9 @@
       </w:tcPr>
     </w:tblStylePr>
   </w:style>
-  <w:style w:type="table" w:styleId="LightGrid">
+  <w:style w:type="table" w:styleId="Cuadrculaclara">
     <w:name w:val="Light Grid"/>
-    <w:basedOn w:val="TableNormal"/>
+    <w:basedOn w:val="Tablanormal"/>
     <w:uiPriority w:val="62"/>
     <w:rsid w:val="00CB0664"/>
     <w:pPr>
@@ -8787,9 +8668,9 @@
       </w:tcPr>
     </w:tblStylePr>
   </w:style>
-  <w:style w:type="table" w:styleId="LightGrid-Accent1">
+  <w:style w:type="table" w:styleId="Cuadrculaclara-nfasis1">
     <w:name w:val="Light Grid Accent 1"/>
-    <w:basedOn w:val="TableNormal"/>
+    <w:basedOn w:val="Tablanormal"/>
     <w:uiPriority w:val="62"/>
     <w:rsid w:val="00CB0664"/>
     <w:pPr>
@@ -8910,9 +8791,9 @@
       </w:tcPr>
     </w:tblStylePr>
   </w:style>
-  <w:style w:type="table" w:styleId="LightGrid-Accent2">
+  <w:style w:type="table" w:styleId="Cuadrculaclara-nfasis2">
     <w:name w:val="Light Grid Accent 2"/>
-    <w:basedOn w:val="TableNormal"/>
+    <w:basedOn w:val="Tablanormal"/>
     <w:uiPriority w:val="62"/>
     <w:rsid w:val="00CB0664"/>
     <w:pPr>
@@ -9033,9 +8914,9 @@
       </w:tcPr>
     </w:tblStylePr>
   </w:style>
-  <w:style w:type="table" w:styleId="LightGrid-Accent3">
+  <w:style w:type="table" w:styleId="Cuadrculaclara-nfasis3">
     <w:name w:val="Light Grid Accent 3"/>
-    <w:basedOn w:val="TableNormal"/>
+    <w:basedOn w:val="Tablanormal"/>
     <w:uiPriority w:val="62"/>
     <w:rsid w:val="00CB0664"/>
     <w:pPr>
@@ -9156,9 +9037,9 @@
       </w:tcPr>
     </w:tblStylePr>
   </w:style>
-  <w:style w:type="table" w:styleId="LightGrid-Accent4">
+  <w:style w:type="table" w:styleId="Cuadrculaclara-nfasis4">
     <w:name w:val="Light Grid Accent 4"/>
-    <w:basedOn w:val="TableNormal"/>
+    <w:basedOn w:val="Tablanormal"/>
     <w:uiPriority w:val="62"/>
     <w:rsid w:val="00CB0664"/>
     <w:pPr>
@@ -9279,9 +9160,9 @@
       </w:tcPr>
     </w:tblStylePr>
   </w:style>
-  <w:style w:type="table" w:styleId="LightGrid-Accent5">
+  <w:style w:type="table" w:styleId="Cuadrculaclara-nfasis5">
     <w:name w:val="Light Grid Accent 5"/>
-    <w:basedOn w:val="TableNormal"/>
+    <w:basedOn w:val="Tablanormal"/>
     <w:uiPriority w:val="62"/>
     <w:rsid w:val="00CB0664"/>
     <w:pPr>
@@ -9402,9 +9283,9 @@
       </w:tcPr>
     </w:tblStylePr>
   </w:style>
-  <w:style w:type="table" w:styleId="LightGrid-Accent6">
+  <w:style w:type="table" w:styleId="Cuadrculaclara-nfasis6">
     <w:name w:val="Light Grid Accent 6"/>
-    <w:basedOn w:val="TableNormal"/>
+    <w:basedOn w:val="Tablanormal"/>
     <w:uiPriority w:val="62"/>
     <w:rsid w:val="00CB0664"/>
     <w:pPr>
@@ -9525,9 +9406,9 @@
       </w:tcPr>
     </w:tblStylePr>
   </w:style>
-  <w:style w:type="table" w:styleId="MediumShading1">
+  <w:style w:type="table" w:styleId="Sombreadomedio1">
     <w:name w:val="Medium Shading 1"/>
-    <w:basedOn w:val="TableNormal"/>
+    <w:basedOn w:val="Tablanormal"/>
     <w:uiPriority w:val="63"/>
     <w:rsid w:val="00CB0664"/>
     <w:pPr>
@@ -9624,9 +9505,9 @@
       </w:tcPr>
     </w:tblStylePr>
   </w:style>
-  <w:style w:type="table" w:styleId="MediumShading1-Accent1">
+  <w:style w:type="table" w:styleId="Sombreadomedio1-nfasis1">
     <w:name w:val="Medium Shading 1 Accent 1"/>
-    <w:basedOn w:val="TableNormal"/>
+    <w:basedOn w:val="Tablanormal"/>
     <w:uiPriority w:val="63"/>
     <w:rsid w:val="00CB0664"/>
     <w:pPr>
@@ -9723,9 +9604,9 @@
       </w:tcPr>
     </w:tblStylePr>
   </w:style>
-  <w:style w:type="table" w:styleId="MediumShading1-Accent2">
+  <w:style w:type="table" w:styleId="Sombreadomedio1-nfasis2">
     <w:name w:val="Medium Shading 1 Accent 2"/>
-    <w:basedOn w:val="TableNormal"/>
+    <w:basedOn w:val="Tablanormal"/>
     <w:uiPriority w:val="63"/>
     <w:rsid w:val="00CB0664"/>
     <w:pPr>
@@ -9822,9 +9703,9 @@
       </w:tcPr>
     </w:tblStylePr>
   </w:style>
-  <w:style w:type="table" w:styleId="MediumShading1-Accent3">
+  <w:style w:type="table" w:styleId="Sombreadomedio1-nfasis3">
     <w:name w:val="Medium Shading 1 Accent 3"/>
-    <w:basedOn w:val="TableNormal"/>
+    <w:basedOn w:val="Tablanormal"/>
     <w:uiPriority w:val="63"/>
     <w:rsid w:val="00CB0664"/>
     <w:pPr>
@@ -9921,9 +9802,9 @@
       </w:tcPr>
     </w:tblStylePr>
   </w:style>
-  <w:style w:type="table" w:styleId="MediumShading1-Accent4">
+  <w:style w:type="table" w:styleId="Sombreadomedio1-nfasis4">
     <w:name w:val="Medium Shading 1 Accent 4"/>
-    <w:basedOn w:val="TableNormal"/>
+    <w:basedOn w:val="Tablanormal"/>
     <w:uiPriority w:val="63"/>
     <w:rsid w:val="00CB0664"/>
     <w:pPr>
@@ -10020,9 +9901,9 @@
       </w:tcPr>
     </w:tblStylePr>
   </w:style>
-  <w:style w:type="table" w:styleId="MediumShading1-Accent5">
+  <w:style w:type="table" w:styleId="Sombreadomedio1-nfasis5">
     <w:name w:val="Medium Shading 1 Accent 5"/>
-    <w:basedOn w:val="TableNormal"/>
+    <w:basedOn w:val="Tablanormal"/>
     <w:uiPriority w:val="63"/>
     <w:rsid w:val="00CB0664"/>
     <w:pPr>
@@ -10119,9 +10000,9 @@
       </w:tcPr>
     </w:tblStylePr>
   </w:style>
-  <w:style w:type="table" w:styleId="MediumShading1-Accent6">
+  <w:style w:type="table" w:styleId="Sombreadomedio1-nfasis6">
     <w:name w:val="Medium Shading 1 Accent 6"/>
-    <w:basedOn w:val="TableNormal"/>
+    <w:basedOn w:val="Tablanormal"/>
     <w:uiPriority w:val="63"/>
     <w:rsid w:val="00CB0664"/>
     <w:pPr>
@@ -10218,9 +10099,9 @@
       </w:tcPr>
     </w:tblStylePr>
   </w:style>
-  <w:style w:type="table" w:styleId="MediumShading2">
+  <w:style w:type="table" w:styleId="Sombreadomedio2">
     <w:name w:val="Medium Shading 2"/>
-    <w:basedOn w:val="TableNormal"/>
+    <w:basedOn w:val="Tablanormal"/>
     <w:uiPriority w:val="64"/>
     <w:rsid w:val="00CB0664"/>
     <w:pPr>
@@ -10360,9 +10241,9 @@
       </w:tcPr>
     </w:tblStylePr>
   </w:style>
-  <w:style w:type="table" w:styleId="MediumShading2-Accent1">
+  <w:style w:type="table" w:styleId="Sombreadomedio2-nfasis1">
     <w:name w:val="Medium Shading 2 Accent 1"/>
-    <w:basedOn w:val="TableNormal"/>
+    <w:basedOn w:val="Tablanormal"/>
     <w:uiPriority w:val="64"/>
     <w:rsid w:val="00CB0664"/>
     <w:pPr>
@@ -10502,9 +10383,9 @@
       </w:tcPr>
     </w:tblStylePr>
   </w:style>
-  <w:style w:type="table" w:styleId="MediumShading2-Accent2">
+  <w:style w:type="table" w:styleId="Sombreadomedio2-nfasis2">
     <w:name w:val="Medium Shading 2 Accent 2"/>
-    <w:basedOn w:val="TableNormal"/>
+    <w:basedOn w:val="Tablanormal"/>
     <w:uiPriority w:val="64"/>
     <w:rsid w:val="00CB0664"/>
     <w:pPr>
@@ -10644,9 +10525,9 @@
       </w:tcPr>
     </w:tblStylePr>
   </w:style>
-  <w:style w:type="table" w:styleId="MediumShading2-Accent3">
+  <w:style w:type="table" w:styleId="Sombreadomedio2-nfasis3">
     <w:name w:val="Medium Shading 2 Accent 3"/>
-    <w:basedOn w:val="TableNormal"/>
+    <w:basedOn w:val="Tablanormal"/>
     <w:uiPriority w:val="64"/>
     <w:rsid w:val="00CB0664"/>
     <w:pPr>
@@ -10786,9 +10667,9 @@
       </w:tcPr>
     </w:tblStylePr>
   </w:style>
-  <w:style w:type="table" w:styleId="MediumShading2-Accent4">
+  <w:style w:type="table" w:styleId="Sombreadomedio2-nfasis4">
     <w:name w:val="Medium Shading 2 Accent 4"/>
-    <w:basedOn w:val="TableNormal"/>
+    <w:basedOn w:val="Tablanormal"/>
     <w:uiPriority w:val="64"/>
     <w:rsid w:val="00CB0664"/>
     <w:pPr>
@@ -10928,9 +10809,9 @@
       </w:tcPr>
     </w:tblStylePr>
   </w:style>
-  <w:style w:type="table" w:styleId="MediumShading2-Accent5">
+  <w:style w:type="table" w:styleId="Sombreadomedio2-nfasis5">
     <w:name w:val="Medium Shading 2 Accent 5"/>
-    <w:basedOn w:val="TableNormal"/>
+    <w:basedOn w:val="Tablanormal"/>
     <w:uiPriority w:val="64"/>
     <w:rsid w:val="00CB0664"/>
     <w:pPr>
@@ -11070,9 +10951,9 @@
       </w:tcPr>
     </w:tblStylePr>
   </w:style>
-  <w:style w:type="table" w:styleId="MediumShading2-Accent6">
+  <w:style w:type="table" w:styleId="Sombreadomedio2-nfasis6">
     <w:name w:val="Medium Shading 2 Accent 6"/>
-    <w:basedOn w:val="TableNormal"/>
+    <w:basedOn w:val="Tablanormal"/>
     <w:uiPriority w:val="64"/>
     <w:rsid w:val="00CB0664"/>
     <w:pPr>
@@ -11212,9 +11093,9 @@
       </w:tcPr>
     </w:tblStylePr>
   </w:style>
-  <w:style w:type="table" w:styleId="MediumList1">
+  <w:style w:type="table" w:styleId="Listamedia1">
     <w:name w:val="Medium List 1"/>
-    <w:basedOn w:val="TableNormal"/>
+    <w:basedOn w:val="Tablanormal"/>
     <w:uiPriority w:val="65"/>
     <w:rsid w:val="00CB0664"/>
     <w:pPr>
@@ -11289,9 +11170,9 @@
       </w:tcPr>
     </w:tblStylePr>
   </w:style>
-  <w:style w:type="table" w:styleId="MediumList1-Accent1">
+  <w:style w:type="table" w:styleId="Listamedia1-nfasis1">
     <w:name w:val="Medium List 1 Accent 1"/>
-    <w:basedOn w:val="TableNormal"/>
+    <w:basedOn w:val="Tablanormal"/>
     <w:uiPriority w:val="65"/>
     <w:rsid w:val="00CB0664"/>
     <w:pPr>
@@ -11366,9 +11247,9 @@
       </w:tcPr>
     </w:tblStylePr>
   </w:style>
-  <w:style w:type="table" w:styleId="MediumList1-Accent2">
+  <w:style w:type="table" w:styleId="Listamedia1-nfasis2">
     <w:name w:val="Medium List 1 Accent 2"/>
-    <w:basedOn w:val="TableNormal"/>
+    <w:basedOn w:val="Tablanormal"/>
     <w:uiPriority w:val="65"/>
     <w:rsid w:val="00CB0664"/>
     <w:pPr>
@@ -11443,9 +11324,9 @@
       </w:tcPr>
     </w:tblStylePr>
   </w:style>
-  <w:style w:type="table" w:styleId="MediumList1-Accent3">
+  <w:style w:type="table" w:styleId="Listamedia1-nfasis3">
     <w:name w:val="Medium List 1 Accent 3"/>
-    <w:basedOn w:val="TableNormal"/>
+    <w:basedOn w:val="Tablanormal"/>
     <w:uiPriority w:val="65"/>
     <w:rsid w:val="00CB0664"/>
     <w:pPr>
@@ -11520,9 +11401,9 @@
       </w:tcPr>
     </w:tblStylePr>
   </w:style>
-  <w:style w:type="table" w:styleId="MediumList1-Accent4">
+  <w:style w:type="table" w:styleId="Listamedia1-nfasis4">
     <w:name w:val="Medium List 1 Accent 4"/>
-    <w:basedOn w:val="TableNormal"/>
+    <w:basedOn w:val="Tablanormal"/>
     <w:uiPriority w:val="65"/>
     <w:rsid w:val="00CB0664"/>
     <w:pPr>
@@ -11597,9 +11478,9 @@
       </w:tcPr>
     </w:tblStylePr>
   </w:style>
-  <w:style w:type="table" w:styleId="MediumList1-Accent5">
+  <w:style w:type="table" w:styleId="Listamedia1-nfasis5">
     <w:name w:val="Medium List 1 Accent 5"/>
-    <w:basedOn w:val="TableNormal"/>
+    <w:basedOn w:val="Tablanormal"/>
     <w:uiPriority w:val="65"/>
     <w:rsid w:val="00CB0664"/>
     <w:pPr>
@@ -11674,9 +11555,9 @@
       </w:tcPr>
     </w:tblStylePr>
   </w:style>
-  <w:style w:type="table" w:styleId="MediumList1-Accent6">
+  <w:style w:type="table" w:styleId="Listamedia1-nfasis6">
     <w:name w:val="Medium List 1 Accent 6"/>
-    <w:basedOn w:val="TableNormal"/>
+    <w:basedOn w:val="Tablanormal"/>
     <w:uiPriority w:val="65"/>
     <w:rsid w:val="00CB0664"/>
     <w:pPr>
@@ -11751,9 +11632,9 @@
       </w:tcPr>
     </w:tblStylePr>
   </w:style>
-  <w:style w:type="table" w:styleId="MediumList2">
+  <w:style w:type="table" w:styleId="Listamedia2">
     <w:name w:val="Medium List 2"/>
-    <w:basedOn w:val="TableNormal"/>
+    <w:basedOn w:val="Tablanormal"/>
     <w:uiPriority w:val="66"/>
     <w:rsid w:val="00CB0664"/>
     <w:pPr>
@@ -11872,9 +11753,9 @@
       </w:tcPr>
     </w:tblStylePr>
   </w:style>
-  <w:style w:type="table" w:styleId="MediumList2-Accent1">
+  <w:style w:type="table" w:styleId="Listamedia2-nfasis1">
     <w:name w:val="Medium List 2 Accent 1"/>
-    <w:basedOn w:val="TableNormal"/>
+    <w:basedOn w:val="Tablanormal"/>
     <w:uiPriority w:val="66"/>
     <w:rsid w:val="00CB0664"/>
     <w:pPr>
@@ -11993,9 +11874,9 @@
       </w:tcPr>
     </w:tblStylePr>
   </w:style>
-  <w:style w:type="table" w:styleId="MediumList2-Accent2">
+  <w:style w:type="table" w:styleId="Listamedia2-nfasis2">
     <w:name w:val="Medium List 2 Accent 2"/>
-    <w:basedOn w:val="TableNormal"/>
+    <w:basedOn w:val="Tablanormal"/>
     <w:uiPriority w:val="66"/>
     <w:rsid w:val="00CB0664"/>
     <w:pPr>
@@ -12114,9 +11995,9 @@
       </w:tcPr>
     </w:tblStylePr>
   </w:style>
-  <w:style w:type="table" w:styleId="MediumList2-Accent3">
+  <w:style w:type="table" w:styleId="Listamedia2-nfasis3">
     <w:name w:val="Medium List 2 Accent 3"/>
-    <w:basedOn w:val="TableNormal"/>
+    <w:basedOn w:val="Tablanormal"/>
     <w:uiPriority w:val="66"/>
     <w:rsid w:val="00CB0664"/>
     <w:pPr>
@@ -12235,9 +12116,9 @@
       </w:tcPr>
     </w:tblStylePr>
   </w:style>
-  <w:style w:type="table" w:styleId="MediumList2-Accent4">
+  <w:style w:type="table" w:styleId="Listamedia2-nfasis4">
     <w:name w:val="Medium List 2 Accent 4"/>
-    <w:basedOn w:val="TableNormal"/>
+    <w:basedOn w:val="Tablanormal"/>
     <w:uiPriority w:val="66"/>
     <w:rsid w:val="00CB0664"/>
     <w:pPr>
@@ -12356,9 +12237,9 @@
       </w:tcPr>
     </w:tblStylePr>
   </w:style>
-  <w:style w:type="table" w:styleId="MediumList2-Accent5">
+  <w:style w:type="table" w:styleId="Listamedia2-nfasis5">
     <w:name w:val="Medium List 2 Accent 5"/>
-    <w:basedOn w:val="TableNormal"/>
+    <w:basedOn w:val="Tablanormal"/>
     <w:uiPriority w:val="66"/>
     <w:rsid w:val="00CB0664"/>
     <w:pPr>
@@ -12477,9 +12358,9 @@
       </w:tcPr>
     </w:tblStylePr>
   </w:style>
-  <w:style w:type="table" w:styleId="MediumList2-Accent6">
+  <w:style w:type="table" w:styleId="Listamedia2-nfasis6">
     <w:name w:val="Medium List 2 Accent 6"/>
-    <w:basedOn w:val="TableNormal"/>
+    <w:basedOn w:val="Tablanormal"/>
     <w:uiPriority w:val="66"/>
     <w:rsid w:val="00CB0664"/>
     <w:pPr>
@@ -12598,9 +12479,9 @@
       </w:tcPr>
     </w:tblStylePr>
   </w:style>
-  <w:style w:type="table" w:styleId="MediumGrid1">
+  <w:style w:type="table" w:styleId="Cuadrculamedia1">
     <w:name w:val="Medium Grid 1"/>
-    <w:basedOn w:val="TableNormal"/>
+    <w:basedOn w:val="Tablanormal"/>
     <w:uiPriority w:val="67"/>
     <w:rsid w:val="00CB0664"/>
     <w:pPr>
@@ -12664,9 +12545,9 @@
       </w:tcPr>
     </w:tblStylePr>
   </w:style>
-  <w:style w:type="table" w:styleId="MediumGrid1-Accent1">
+  <w:style w:type="table" w:styleId="Cuadrculamedia1-nfasis1">
     <w:name w:val="Medium Grid 1 Accent 1"/>
-    <w:basedOn w:val="TableNormal"/>
+    <w:basedOn w:val="Tablanormal"/>
     <w:uiPriority w:val="67"/>
     <w:rsid w:val="00CB0664"/>
     <w:pPr>
@@ -12730,9 +12611,9 @@
       </w:tcPr>
     </w:tblStylePr>
   </w:style>
-  <w:style w:type="table" w:styleId="MediumGrid1-Accent2">
+  <w:style w:type="table" w:styleId="Cuadrculamedia1-nfasis2">
     <w:name w:val="Medium Grid 1 Accent 2"/>
-    <w:basedOn w:val="TableNormal"/>
+    <w:basedOn w:val="Tablanormal"/>
     <w:uiPriority w:val="67"/>
     <w:rsid w:val="00CB0664"/>
     <w:pPr>
@@ -12796,9 +12677,9 @@
       </w:tcPr>
     </w:tblStylePr>
   </w:style>
-  <w:style w:type="table" w:styleId="MediumGrid1-Accent3">
+  <w:style w:type="table" w:styleId="Cuadrculamedia1-nfasis3">
     <w:name w:val="Medium Grid 1 Accent 3"/>
-    <w:basedOn w:val="TableNormal"/>
+    <w:basedOn w:val="Tablanormal"/>
     <w:uiPriority w:val="67"/>
     <w:rsid w:val="00CB0664"/>
     <w:pPr>
@@ -12862,9 +12743,9 @@
       </w:tcPr>
     </w:tblStylePr>
   </w:style>
-  <w:style w:type="table" w:styleId="MediumGrid1-Accent4">
+  <w:style w:type="table" w:styleId="Cuadrculamedia1-nfasis4">
     <w:name w:val="Medium Grid 1 Accent 4"/>
-    <w:basedOn w:val="TableNormal"/>
+    <w:basedOn w:val="Tablanormal"/>
     <w:uiPriority w:val="67"/>
     <w:rsid w:val="00CB0664"/>
     <w:pPr>
@@ -12928,9 +12809,9 @@
       </w:tcPr>
     </w:tblStylePr>
   </w:style>
-  <w:style w:type="table" w:styleId="MediumGrid1-Accent5">
+  <w:style w:type="table" w:styleId="Cuadrculamedia1-nfasis5">
     <w:name w:val="Medium Grid 1 Accent 5"/>
-    <w:basedOn w:val="TableNormal"/>
+    <w:basedOn w:val="Tablanormal"/>
     <w:uiPriority w:val="67"/>
     <w:rsid w:val="00CB0664"/>
     <w:pPr>
@@ -12994,9 +12875,9 @@
       </w:tcPr>
     </w:tblStylePr>
   </w:style>
-  <w:style w:type="table" w:styleId="MediumGrid1-Accent6">
+  <w:style w:type="table" w:styleId="Cuadrculamedia1-nfasis6">
     <w:name w:val="Medium Grid 1 Accent 6"/>
-    <w:basedOn w:val="TableNormal"/>
+    <w:basedOn w:val="Tablanormal"/>
     <w:uiPriority w:val="67"/>
     <w:rsid w:val="00CB0664"/>
     <w:pPr>
@@ -13060,9 +12941,9 @@
       </w:tcPr>
     </w:tblStylePr>
   </w:style>
-  <w:style w:type="table" w:styleId="MediumGrid2">
+  <w:style w:type="table" w:styleId="Cuadrculamedia2">
     <w:name w:val="Medium Grid 2"/>
-    <w:basedOn w:val="TableNormal"/>
+    <w:basedOn w:val="Tablanormal"/>
     <w:uiPriority w:val="68"/>
     <w:rsid w:val="00CB0664"/>
     <w:pPr>
@@ -13178,9 +13059,9 @@
       </w:tcPr>
     </w:tblStylePr>
   </w:style>
-  <w:style w:type="table" w:styleId="MediumGrid2-Accent1">
+  <w:style w:type="table" w:styleId="Cuadrculamedia2-nfasis1">
     <w:name w:val="Medium Grid 2 Accent 1"/>
-    <w:basedOn w:val="TableNormal"/>
+    <w:basedOn w:val="Tablanormal"/>
     <w:uiPriority w:val="68"/>
     <w:rsid w:val="00CB0664"/>
     <w:pPr>
@@ -13296,9 +13177,9 @@
       </w:tcPr>
     </w:tblStylePr>
   </w:style>
-  <w:style w:type="table" w:styleId="MediumGrid2-Accent2">
+  <w:style w:type="table" w:styleId="Cuadrculamedia2-nfasis2">
     <w:name w:val="Medium Grid 2 Accent 2"/>
-    <w:basedOn w:val="TableNormal"/>
+    <w:basedOn w:val="Tablanormal"/>
     <w:uiPriority w:val="68"/>
     <w:rsid w:val="00CB0664"/>
     <w:pPr>
@@ -13414,9 +13295,9 @@
       </w:tcPr>
     </w:tblStylePr>
   </w:style>
-  <w:style w:type="table" w:styleId="MediumGrid2-Accent3">
+  <w:style w:type="table" w:styleId="Cuadrculamedia2-nfasis3">
     <w:name w:val="Medium Grid 2 Accent 3"/>
-    <w:basedOn w:val="TableNormal"/>
+    <w:basedOn w:val="Tablanormal"/>
     <w:uiPriority w:val="68"/>
     <w:rsid w:val="00CB0664"/>
     <w:pPr>
@@ -13532,9 +13413,9 @@
       </w:tcPr>
     </w:tblStylePr>
   </w:style>
-  <w:style w:type="table" w:styleId="MediumGrid2-Accent4">
+  <w:style w:type="table" w:styleId="Cuadrculamedia2-nfasis4">
     <w:name w:val="Medium Grid 2 Accent 4"/>
-    <w:basedOn w:val="TableNormal"/>
+    <w:basedOn w:val="Tablanormal"/>
     <w:uiPriority w:val="68"/>
     <w:rsid w:val="00CB0664"/>
     <w:pPr>
@@ -13650,9 +13531,9 @@
       </w:tcPr>
     </w:tblStylePr>
   </w:style>
-  <w:style w:type="table" w:styleId="MediumGrid2-Accent5">
+  <w:style w:type="table" w:styleId="Cuadrculamedia2-nfasis5">
     <w:name w:val="Medium Grid 2 Accent 5"/>
-    <w:basedOn w:val="TableNormal"/>
+    <w:basedOn w:val="Tablanormal"/>
     <w:uiPriority w:val="68"/>
     <w:rsid w:val="00CB0664"/>
     <w:pPr>
@@ -13768,9 +13649,9 @@
       </w:tcPr>
     </w:tblStylePr>
   </w:style>
-  <w:style w:type="table" w:styleId="MediumGrid2-Accent6">
+  <w:style w:type="table" w:styleId="Cuadrculamedia2-nfasis6">
     <w:name w:val="Medium Grid 2 Accent 6"/>
-    <w:basedOn w:val="TableNormal"/>
+    <w:basedOn w:val="Tablanormal"/>
     <w:uiPriority w:val="68"/>
     <w:rsid w:val="00CB0664"/>
     <w:pPr>
@@ -13886,9 +13767,9 @@
       </w:tcPr>
     </w:tblStylePr>
   </w:style>
-  <w:style w:type="table" w:styleId="MediumGrid3">
+  <w:style w:type="table" w:styleId="Cuadrculamedia3">
     <w:name w:val="Medium Grid 3"/>
-    <w:basedOn w:val="TableNormal"/>
+    <w:basedOn w:val="Tablanormal"/>
     <w:uiPriority w:val="69"/>
     <w:rsid w:val="00CB0664"/>
     <w:pPr>
@@ -14020,9 +13901,9 @@
       </w:tcPr>
     </w:tblStylePr>
   </w:style>
-  <w:style w:type="table" w:styleId="MediumGrid3-Accent1">
+  <w:style w:type="table" w:styleId="Cuadrculamedia3-nfasis1">
     <w:name w:val="Medium Grid 3 Accent 1"/>
-    <w:basedOn w:val="TableNormal"/>
+    <w:basedOn w:val="Tablanormal"/>
     <w:uiPriority w:val="69"/>
     <w:rsid w:val="00CB0664"/>
     <w:pPr>
@@ -14154,9 +14035,9 @@
       </w:tcPr>
     </w:tblStylePr>
   </w:style>
-  <w:style w:type="table" w:styleId="MediumGrid3-Accent2">
+  <w:style w:type="table" w:styleId="Cuadrculamedia3-nfasis2">
     <w:name w:val="Medium Grid 3 Accent 2"/>
-    <w:basedOn w:val="TableNormal"/>
+    <w:basedOn w:val="Tablanormal"/>
     <w:uiPriority w:val="69"/>
     <w:rsid w:val="00CB0664"/>
     <w:pPr>
@@ -14288,9 +14169,9 @@
       </w:tcPr>
     </w:tblStylePr>
   </w:style>
-  <w:style w:type="table" w:styleId="MediumGrid3-Accent3">
+  <w:style w:type="table" w:styleId="Cuadrculamedia3-nfasis3">
     <w:name w:val="Medium Grid 3 Accent 3"/>
-    <w:basedOn w:val="TableNormal"/>
+    <w:basedOn w:val="Tablanormal"/>
     <w:uiPriority w:val="69"/>
     <w:rsid w:val="00CB0664"/>
     <w:pPr>
@@ -14422,9 +14303,9 @@
       </w:tcPr>
     </w:tblStylePr>
   </w:style>
-  <w:style w:type="table" w:styleId="MediumGrid3-Accent4">
+  <w:style w:type="table" w:styleId="Cuadrculamedia3-nfasis4">
     <w:name w:val="Medium Grid 3 Accent 4"/>
-    <w:basedOn w:val="TableNormal"/>
+    <w:basedOn w:val="Tablanormal"/>
     <w:uiPriority w:val="69"/>
     <w:rsid w:val="00CB0664"/>
     <w:pPr>
@@ -14556,9 +14437,9 @@
       </w:tcPr>
     </w:tblStylePr>
   </w:style>
-  <w:style w:type="table" w:styleId="MediumGrid3-Accent5">
+  <w:style w:type="table" w:styleId="Cuadrculamedia3-nfasis5">
     <w:name w:val="Medium Grid 3 Accent 5"/>
-    <w:basedOn w:val="TableNormal"/>
+    <w:basedOn w:val="Tablanormal"/>
     <w:uiPriority w:val="69"/>
     <w:rsid w:val="00CB0664"/>
     <w:pPr>
@@ -14690,9 +14571,9 @@
       </w:tcPr>
     </w:tblStylePr>
   </w:style>
-  <w:style w:type="table" w:styleId="MediumGrid3-Accent6">
+  <w:style w:type="table" w:styleId="Cuadrculamedia3-nfasis6">
     <w:name w:val="Medium Grid 3 Accent 6"/>
-    <w:basedOn w:val="TableNormal"/>
+    <w:basedOn w:val="Tablanormal"/>
     <w:uiPriority w:val="69"/>
     <w:rsid w:val="00CB0664"/>
     <w:pPr>
@@ -14824,9 +14705,9 @@
       </w:tcPr>
     </w:tblStylePr>
   </w:style>
-  <w:style w:type="table" w:styleId="DarkList">
+  <w:style w:type="table" w:styleId="Listaoscura">
     <w:name w:val="Dark List"/>
-    <w:basedOn w:val="TableNormal"/>
+    <w:basedOn w:val="Tablanormal"/>
     <w:uiPriority w:val="70"/>
     <w:rsid w:val="00CB0664"/>
     <w:pPr>
@@ -14931,9 +14812,9 @@
       </w:tcPr>
     </w:tblStylePr>
   </w:style>
-  <w:style w:type="table" w:styleId="DarkList-Accent1">
+  <w:style w:type="table" w:styleId="Listaoscura-nfasis1">
     <w:name w:val="Dark List Accent 1"/>
-    <w:basedOn w:val="TableNormal"/>
+    <w:basedOn w:val="Tablanormal"/>
     <w:uiPriority w:val="70"/>
     <w:rsid w:val="00CB0664"/>
     <w:pPr>
@@ -15038,9 +14919,9 @@
       </w:tcPr>
     </w:tblStylePr>
   </w:style>
-  <w:style w:type="table" w:styleId="DarkList-Accent2">
+  <w:style w:type="table" w:styleId="Listaoscura-nfasis2">
     <w:name w:val="Dark List Accent 2"/>
-    <w:basedOn w:val="TableNormal"/>
+    <w:basedOn w:val="Tablanormal"/>
     <w:uiPriority w:val="70"/>
     <w:rsid w:val="00CB0664"/>
     <w:pPr>
@@ -15145,9 +15026,9 @@
       </w:tcPr>
     </w:tblStylePr>
   </w:style>
-  <w:style w:type="table" w:styleId="DarkList-Accent3">
+  <w:style w:type="table" w:styleId="Listaoscura-nfasis3">
     <w:name w:val="Dark List Accent 3"/>
-    <w:basedOn w:val="TableNormal"/>
+    <w:basedOn w:val="Tablanormal"/>
     <w:uiPriority w:val="70"/>
     <w:rsid w:val="00CB0664"/>
     <w:pPr>
@@ -15252,9 +15133,9 @@
       </w:tcPr>
     </w:tblStylePr>
   </w:style>
-  <w:style w:type="table" w:styleId="DarkList-Accent4">
+  <w:style w:type="table" w:styleId="Listaoscura-nfasis4">
     <w:name w:val="Dark List Accent 4"/>
-    <w:basedOn w:val="TableNormal"/>
+    <w:basedOn w:val="Tablanormal"/>
     <w:uiPriority w:val="70"/>
     <w:rsid w:val="00CB0664"/>
     <w:pPr>
@@ -15359,9 +15240,9 @@
       </w:tcPr>
     </w:tblStylePr>
   </w:style>
-  <w:style w:type="table" w:styleId="DarkList-Accent5">
+  <w:style w:type="table" w:styleId="Listaoscura-nfasis5">
     <w:name w:val="Dark List Accent 5"/>
-    <w:basedOn w:val="TableNormal"/>
+    <w:basedOn w:val="Tablanormal"/>
     <w:uiPriority w:val="70"/>
     <w:rsid w:val="00CB0664"/>
     <w:pPr>
@@ -15466,9 +15347,9 @@
       </w:tcPr>
     </w:tblStylePr>
   </w:style>
-  <w:style w:type="table" w:styleId="DarkList-Accent6">
+  <w:style w:type="table" w:styleId="Listaoscura-nfasis6">
     <w:name w:val="Dark List Accent 6"/>
-    <w:basedOn w:val="TableNormal"/>
+    <w:basedOn w:val="Tablanormal"/>
     <w:uiPriority w:val="70"/>
     <w:rsid w:val="00CB0664"/>
     <w:pPr>
@@ -15573,9 +15454,9 @@
       </w:tcPr>
     </w:tblStylePr>
   </w:style>
-  <w:style w:type="table" w:styleId="ColorfulShading">
+  <w:style w:type="table" w:styleId="Sombreadovistoso">
     <w:name w:val="Colorful Shading"/>
-    <w:basedOn w:val="TableNormal"/>
+    <w:basedOn w:val="Tablanormal"/>
     <w:uiPriority w:val="71"/>
     <w:rsid w:val="00CB0664"/>
     <w:pPr>
@@ -15688,9 +15569,9 @@
       </w:rPr>
     </w:tblStylePr>
   </w:style>
-  <w:style w:type="table" w:styleId="ColorfulShading-Accent1">
+  <w:style w:type="table" w:styleId="Sombreadovistoso-nfasis1">
     <w:name w:val="Colorful Shading Accent 1"/>
-    <w:basedOn w:val="TableNormal"/>
+    <w:basedOn w:val="Tablanormal"/>
     <w:uiPriority w:val="71"/>
     <w:rsid w:val="00CB0664"/>
     <w:pPr>
@@ -15803,9 +15684,9 @@
       </w:rPr>
     </w:tblStylePr>
   </w:style>
-  <w:style w:type="table" w:styleId="ColorfulShading-Accent2">
+  <w:style w:type="table" w:styleId="Sombreadovistoso-nfasis2">
     <w:name w:val="Colorful Shading Accent 2"/>
-    <w:basedOn w:val="TableNormal"/>
+    <w:basedOn w:val="Tablanormal"/>
     <w:uiPriority w:val="71"/>
     <w:rsid w:val="00CB0664"/>
     <w:pPr>
@@ -15918,9 +15799,9 @@
       </w:rPr>
     </w:tblStylePr>
   </w:style>
-  <w:style w:type="table" w:styleId="ColorfulShading-Accent3">
+  <w:style w:type="table" w:styleId="Sombreadovistoso-nfasis3">
     <w:name w:val="Colorful Shading Accent 3"/>
-    <w:basedOn w:val="TableNormal"/>
+    <w:basedOn w:val="Tablanormal"/>
     <w:uiPriority w:val="71"/>
     <w:rsid w:val="00CB0664"/>
     <w:pPr>
@@ -16023,9 +15904,9 @@
       </w:tcPr>
     </w:tblStylePr>
   </w:style>
-  <w:style w:type="table" w:styleId="ColorfulShading-Accent4">
+  <w:style w:type="table" w:styleId="Sombreadovistoso-nfasis4">
     <w:name w:val="Colorful Shading Accent 4"/>
-    <w:basedOn w:val="TableNormal"/>
+    <w:basedOn w:val="Tablanormal"/>
     <w:uiPriority w:val="71"/>
     <w:rsid w:val="00CB0664"/>
     <w:pPr>
@@ -16138,9 +16019,9 @@
       </w:rPr>
     </w:tblStylePr>
   </w:style>
-  <w:style w:type="table" w:styleId="ColorfulShading-Accent5">
+  <w:style w:type="table" w:styleId="Sombreadovistoso-nfasis5">
     <w:name w:val="Colorful Shading Accent 5"/>
-    <w:basedOn w:val="TableNormal"/>
+    <w:basedOn w:val="Tablanormal"/>
     <w:uiPriority w:val="71"/>
     <w:rsid w:val="00CB0664"/>
     <w:pPr>
@@ -16253,9 +16134,9 @@
       </w:rPr>
     </w:tblStylePr>
   </w:style>
-  <w:style w:type="table" w:styleId="ColorfulShading-Accent6">
+  <w:style w:type="table" w:styleId="Sombreadovistoso-nfasis6">
     <w:name w:val="Colorful Shading Accent 6"/>
-    <w:basedOn w:val="TableNormal"/>
+    <w:basedOn w:val="Tablanormal"/>
     <w:uiPriority w:val="71"/>
     <w:rsid w:val="00CB0664"/>
     <w:pPr>
@@ -16368,9 +16249,9 @@
       </w:rPr>
     </w:tblStylePr>
   </w:style>
-  <w:style w:type="table" w:styleId="ColorfulList">
+  <w:style w:type="table" w:styleId="Listavistosa">
     <w:name w:val="Colorful List"/>
-    <w:basedOn w:val="TableNormal"/>
+    <w:basedOn w:val="Tablanormal"/>
     <w:uiPriority w:val="72"/>
     <w:rsid w:val="00CB0664"/>
     <w:pPr>
@@ -16447,9 +16328,9 @@
       </w:tcPr>
     </w:tblStylePr>
   </w:style>
-  <w:style w:type="table" w:styleId="ColorfulList-Accent1">
+  <w:style w:type="table" w:styleId="Listavistosa-nfasis1">
     <w:name w:val="Colorful List Accent 1"/>
-    <w:basedOn w:val="TableNormal"/>
+    <w:basedOn w:val="Tablanormal"/>
     <w:uiPriority w:val="72"/>
     <w:rsid w:val="00CB0664"/>
     <w:pPr>
@@ -16526,9 +16407,9 @@
       </w:tcPr>
     </w:tblStylePr>
   </w:style>
-  <w:style w:type="table" w:styleId="ColorfulList-Accent2">
+  <w:style w:type="table" w:styleId="Listavistosa-nfasis2">
     <w:name w:val="Colorful List Accent 2"/>
-    <w:basedOn w:val="TableNormal"/>
+    <w:basedOn w:val="Tablanormal"/>
     <w:uiPriority w:val="72"/>
     <w:rsid w:val="00CB0664"/>
     <w:pPr>
@@ -16605,9 +16486,9 @@
       </w:tcPr>
     </w:tblStylePr>
   </w:style>
-  <w:style w:type="table" w:styleId="ColorfulList-Accent3">
+  <w:style w:type="table" w:styleId="Listavistosa-nfasis3">
     <w:name w:val="Colorful List Accent 3"/>
-    <w:basedOn w:val="TableNormal"/>
+    <w:basedOn w:val="Tablanormal"/>
     <w:uiPriority w:val="72"/>
     <w:rsid w:val="00CB0664"/>
     <w:pPr>
@@ -16684,9 +16565,9 @@
       </w:tcPr>
     </w:tblStylePr>
   </w:style>
-  <w:style w:type="table" w:styleId="ColorfulList-Accent4">
+  <w:style w:type="table" w:styleId="Listavistosa-nfasis4">
     <w:name w:val="Colorful List Accent 4"/>
-    <w:basedOn w:val="TableNormal"/>
+    <w:basedOn w:val="Tablanormal"/>
     <w:uiPriority w:val="72"/>
     <w:rsid w:val="00CB0664"/>
     <w:pPr>
@@ -16763,9 +16644,9 @@
       </w:tcPr>
     </w:tblStylePr>
   </w:style>
-  <w:style w:type="table" w:styleId="ColorfulList-Accent5">
+  <w:style w:type="table" w:styleId="Listavistosa-nfasis5">
     <w:name w:val="Colorful List Accent 5"/>
-    <w:basedOn w:val="TableNormal"/>
+    <w:basedOn w:val="Tablanormal"/>
     <w:uiPriority w:val="72"/>
     <w:rsid w:val="00CB0664"/>
     <w:pPr>
@@ -16842,9 +16723,9 @@
       </w:tcPr>
     </w:tblStylePr>
   </w:style>
-  <w:style w:type="table" w:styleId="ColorfulList-Accent6">
+  <w:style w:type="table" w:styleId="Listavistosa-nfasis6">
     <w:name w:val="Colorful List Accent 6"/>
-    <w:basedOn w:val="TableNormal"/>
+    <w:basedOn w:val="Tablanormal"/>
     <w:uiPriority w:val="72"/>
     <w:rsid w:val="00CB0664"/>
     <w:pPr>
@@ -16921,9 +16802,9 @@
       </w:tcPr>
     </w:tblStylePr>
   </w:style>
-  <w:style w:type="table" w:styleId="ColorfulGrid">
+  <w:style w:type="table" w:styleId="Cuadrculavistosa">
     <w:name w:val="Colorful Grid"/>
-    <w:basedOn w:val="TableNormal"/>
+    <w:basedOn w:val="Tablanormal"/>
     <w:uiPriority w:val="73"/>
     <w:rsid w:val="00CB0664"/>
     <w:pPr>
@@ -16994,9 +16875,9 @@
       </w:tcPr>
     </w:tblStylePr>
   </w:style>
-  <w:style w:type="table" w:styleId="ColorfulGrid-Accent1">
+  <w:style w:type="table" w:styleId="Cuadrculavistosa-nfasis1">
     <w:name w:val="Colorful Grid Accent 1"/>
-    <w:basedOn w:val="TableNormal"/>
+    <w:basedOn w:val="Tablanormal"/>
     <w:uiPriority w:val="73"/>
     <w:rsid w:val="00CB0664"/>
     <w:pPr>
@@ -17067,9 +16948,9 @@
       </w:tcPr>
     </w:tblStylePr>
   </w:style>
-  <w:style w:type="table" w:styleId="ColorfulGrid-Accent2">
+  <w:style w:type="table" w:styleId="Cuadrculavistosa-nfasis2">
     <w:name w:val="Colorful Grid Accent 2"/>
-    <w:basedOn w:val="TableNormal"/>
+    <w:basedOn w:val="Tablanormal"/>
     <w:uiPriority w:val="73"/>
     <w:rsid w:val="00CB0664"/>
     <w:pPr>
@@ -17140,9 +17021,9 @@
       </w:tcPr>
     </w:tblStylePr>
   </w:style>
-  <w:style w:type="table" w:styleId="ColorfulGrid-Accent3">
+  <w:style w:type="table" w:styleId="Cuadrculavistosa-nfasis3">
     <w:name w:val="Colorful Grid Accent 3"/>
-    <w:basedOn w:val="TableNormal"/>
+    <w:basedOn w:val="Tablanormal"/>
     <w:uiPriority w:val="73"/>
     <w:rsid w:val="00CB0664"/>
     <w:pPr>
@@ -17213,9 +17094,9 @@
       </w:tcPr>
     </w:tblStylePr>
   </w:style>
-  <w:style w:type="table" w:styleId="ColorfulGrid-Accent4">
+  <w:style w:type="table" w:styleId="Cuadrculavistosa-nfasis4">
     <w:name w:val="Colorful Grid Accent 4"/>
-    <w:basedOn w:val="TableNormal"/>
+    <w:basedOn w:val="Tablanormal"/>
     <w:uiPriority w:val="73"/>
     <w:rsid w:val="00CB0664"/>
     <w:pPr>
@@ -17286,9 +17167,9 @@
       </w:tcPr>
     </w:tblStylePr>
   </w:style>
-  <w:style w:type="table" w:styleId="ColorfulGrid-Accent5">
+  <w:style w:type="table" w:styleId="Cuadrculavistosa-nfasis5">
     <w:name w:val="Colorful Grid Accent 5"/>
-    <w:basedOn w:val="TableNormal"/>
+    <w:basedOn w:val="Tablanormal"/>
     <w:uiPriority w:val="73"/>
     <w:rsid w:val="00CB0664"/>
     <w:pPr>
@@ -17359,9 +17240,9 @@
       </w:tcPr>
     </w:tblStylePr>
   </w:style>
-  <w:style w:type="table" w:styleId="ColorfulGrid-Accent6">
+  <w:style w:type="table" w:styleId="Cuadrculavistosa-nfasis6">
     <w:name w:val="Colorful Grid Accent 6"/>
-    <w:basedOn w:val="TableNormal"/>
+    <w:basedOn w:val="Tablanormal"/>
     <w:uiPriority w:val="73"/>
     <w:rsid w:val="00CB0664"/>
     <w:pPr>
@@ -17444,7 +17325,7 @@
   </w:style>
   <w:style w:type="character" w:customStyle="1" w:styleId="ng-star-inserted">
     <w:name w:val="ng-star-inserted"/>
-    <w:basedOn w:val="DefaultParagraphFont"/>
+    <w:basedOn w:val="Fuentedeprrafopredeter"/>
     <w:rsid w:val="00D5729D"/>
   </w:style>
 </w:styles>
